--- a/ParkingLagbe SWE Project.docx
+++ b/ParkingLagbe SWE Project.docx
@@ -1,6 +1,6 @@
 
 <file path=word/document.xml><?xml version="1.0" encoding="utf-8"?>
-<w:document xmlns:wpc="http://schemas.microsoft.com/office/word/2010/wordprocessingCanvas" xmlns:cx="http://schemas.microsoft.com/office/drawing/2014/chartex" xmlns:cx1="http://schemas.microsoft.com/office/drawing/2015/9/8/chartex" xmlns:cx2="http://schemas.microsoft.com/office/drawing/2015/10/21/chartex" xmlns:cx3="http://schemas.microsoft.com/office/drawing/2016/5/9/chartex" xmlns:cx4="http://schemas.microsoft.com/office/drawing/2016/5/10/chartex" xmlns:cx5="http://schemas.microsoft.com/office/drawing/2016/5/11/chartex" xmlns:cx6="http://schemas.microsoft.com/office/drawing/2016/5/12/chartex" xmlns:cx7="http://schemas.microsoft.com/office/drawing/2016/5/13/chartex" xmlns:cx8="http://schemas.microsoft.com/office/drawing/2016/5/14/chartex" xmlns:mc="http://schemas.openxmlformats.org/markup-compatibility/2006" xmlns:aink="http://schemas.microsoft.com/office/drawing/2016/ink" xmlns:am3d="http://schemas.microsoft.com/office/drawing/2017/model3d" xmlns:o="urn:schemas-microsoft-com:office:office" xmlns:oel="http://schemas.microsoft.com/office/2019/extlst" xmlns:r="http://schemas.openxmlformats.org/officeDocument/2006/relationships" xmlns:m="http://schemas.openxmlformats.org/officeDocument/2006/math" xmlns:v="urn:schemas-microsoft-com:vml" xmlns:wp14="http://schemas.microsoft.com/office/word/2010/wordprocessingDrawing" xmlns:wp="http://schemas.openxmlformats.org/drawingml/2006/wordprocessingDrawing" xmlns:w10="urn:schemas-microsoft-com:office:word" xmlns:w="http://schemas.openxmlformats.org/wordprocessingml/2006/main" xmlns:w14="http://schemas.microsoft.com/office/word/2010/wordml" xmlns:w15="http://schemas.microsoft.com/office/word/2012/wordml" xmlns:w16cex="http://schemas.microsoft.com/office/word/2018/wordml/cex" xmlns:w16cid="http://schemas.microsoft.com/office/word/2016/wordml/cid" xmlns:w16="http://schemas.microsoft.com/office/word/2018/wordml" xmlns:w16du="http://schemas.microsoft.com/office/word/2023/wordml/word16du" xmlns:w16sdtdh="http://schemas.microsoft.com/office/word/2020/wordml/sdtdatahash" xmlns:w16sdtfl="http://schemas.microsoft.com/office/word/2024/wordml/sdtformatlock" xmlns:w16se="http://schemas.microsoft.com/office/word/2015/wordml/symex" xmlns:wpg="http://schemas.microsoft.com/office/word/2010/wordprocessingGroup" xmlns:wpi="http://schemas.microsoft.com/office/word/2010/wordprocessingInk" xmlns:wne="http://schemas.microsoft.com/office/word/2006/wordml" xmlns:wps="http://schemas.microsoft.com/office/word/2010/wordprocessingShape" mc:Ignorable="w14 w15 w16se w16cid w16 w16cex w16sdtdh w16sdtfl w16du wp14">
+<w:document xmlns:wpc="http://schemas.microsoft.com/office/word/2010/wordprocessingCanvas" xmlns:cx="http://schemas.microsoft.com/office/drawing/2014/chartex" xmlns:cx1="http://schemas.microsoft.com/office/drawing/2015/9/8/chartex" xmlns:cx2="http://schemas.microsoft.com/office/drawing/2015/10/21/chartex" xmlns:cx3="http://schemas.microsoft.com/office/drawing/2016/5/9/chartex" xmlns:cx4="http://schemas.microsoft.com/office/drawing/2016/5/10/chartex" xmlns:cx5="http://schemas.microsoft.com/office/drawing/2016/5/11/chartex" xmlns:cx6="http://schemas.microsoft.com/office/drawing/2016/5/12/chartex" xmlns:cx7="http://schemas.microsoft.com/office/drawing/2016/5/13/chartex" xmlns:cx8="http://schemas.microsoft.com/office/drawing/2016/5/14/chartex" xmlns:mc="http://schemas.openxmlformats.org/markup-compatibility/2006" xmlns:aink="http://schemas.microsoft.com/office/drawing/2016/ink" xmlns:am3d="http://schemas.microsoft.com/office/drawing/2017/model3d" xmlns:o="urn:schemas-microsoft-com:office:office" xmlns:r="http://schemas.openxmlformats.org/officeDocument/2006/relationships" xmlns:m="http://schemas.openxmlformats.org/officeDocument/2006/math" xmlns:v="urn:schemas-microsoft-com:vml" xmlns:wp14="http://schemas.microsoft.com/office/word/2010/wordprocessingDrawing" xmlns:wp="http://schemas.openxmlformats.org/drawingml/2006/wordprocessingDrawing" xmlns:w10="urn:schemas-microsoft-com:office:word" xmlns:w="http://schemas.openxmlformats.org/wordprocessingml/2006/main" xmlns:w14="http://schemas.microsoft.com/office/word/2010/wordml" xmlns:w15="http://schemas.microsoft.com/office/word/2012/wordml" xmlns:w16cex="http://schemas.microsoft.com/office/word/2018/wordml/cex" xmlns:w16cid="http://schemas.microsoft.com/office/word/2016/wordml/cid" xmlns:w16="http://schemas.microsoft.com/office/word/2018/wordml" xmlns:w16sdtdh="http://schemas.microsoft.com/office/word/2020/wordml/sdtdatahash" xmlns:w16se="http://schemas.microsoft.com/office/word/2015/wordml/symex" xmlns:wpg="http://schemas.microsoft.com/office/word/2010/wordprocessingGroup" xmlns:wpi="http://schemas.microsoft.com/office/word/2010/wordprocessingInk" xmlns:wne="http://schemas.microsoft.com/office/word/2006/wordml" xmlns:wps="http://schemas.microsoft.com/office/word/2010/wordprocessingShape" mc:Ignorable="w14 w15 w16se w16cid w16 w16cex w16sdtdh wp14">
   <w:body>
     <w:p>
       <w:pPr>
@@ -2406,7 +2406,7 @@
               </wp:anchor>
             </w:drawing>
           </mc:Choice>
-          <mc:Fallback>
+          <mc:Fallback xmlns:w16sdtfl="http://schemas.microsoft.com/office/word/2024/wordml/sdtformatlock" xmlns:w16du="http://schemas.microsoft.com/office/word/2023/wordml/word16du" xmlns:oel="http://schemas.microsoft.com/office/2019/extlst">
             <w:pict>
               <v:shapetype w14:anchorId="43C12C5D" id="_x0000_t75" coordsize="21600,21600" o:spt="75" o:preferrelative="t" path="m@4@5l@4@11@9@11@9@5xe" filled="f" stroked="f">
                 <v:stroke joinstyle="miter"/>
@@ -2666,12 +2666,1948 @@
         <w:t xml:space="preserve"> aims to create a convenient, reliable, and efficient parking solution while improving the utilization of existing residential parking spaces</w:t>
       </w:r>
     </w:p>
+    <w:p>
+      <w:pPr>
+        <w:spacing w:before="100" w:beforeAutospacing="1" w:after="100" w:afterAutospacing="1" w:line="240" w:lineRule="auto"/>
+        <w:jc w:val="both"/>
+        <w:outlineLvl w:val="1"/>
+        <w:rPr>
+          <w:rFonts w:ascii="Times New Roman" w:eastAsia="Times New Roman" w:hAnsi="Times New Roman" w:cs="Times New Roman"/>
+          <w:b/>
+          <w:bCs/>
+          <w:sz w:val="28"/>
+          <w:szCs w:val="28"/>
+          <w:lang w:eastAsia="en-US"/>
+        </w:rPr>
+      </w:pPr>
+      <w:r>
+        <w:rPr>
+          <w:rFonts w:ascii="Times New Roman" w:eastAsia="Times New Roman" w:hAnsi="Times New Roman" w:cs="Times New Roman"/>
+          <w:b/>
+          <w:bCs/>
+          <w:sz w:val="28"/>
+          <w:szCs w:val="28"/>
+          <w:lang w:eastAsia="en-US"/>
+        </w:rPr>
+        <w:t>1.</w:t>
+      </w:r>
+      <w:r>
+        <w:rPr>
+          <w:rFonts w:ascii="Times New Roman" w:eastAsia="Times New Roman" w:hAnsi="Times New Roman" w:cs="Times New Roman"/>
+          <w:b/>
+          <w:bCs/>
+          <w:sz w:val="28"/>
+          <w:szCs w:val="28"/>
+          <w:lang w:eastAsia="en-US"/>
+        </w:rPr>
+        <w:t>3</w:t>
+      </w:r>
+      <w:r>
+        <w:rPr>
+          <w:rFonts w:ascii="Times New Roman" w:eastAsia="Times New Roman" w:hAnsi="Times New Roman" w:cs="Times New Roman"/>
+          <w:b/>
+          <w:bCs/>
+          <w:sz w:val="28"/>
+          <w:szCs w:val="28"/>
+          <w:lang w:eastAsia="en-US"/>
+        </w:rPr>
+        <w:t xml:space="preserve"> </w:t>
+      </w:r>
+      <w:r>
+        <w:rPr>
+          <w:rFonts w:ascii="Times New Roman" w:eastAsia="Times New Roman" w:hAnsi="Times New Roman" w:cs="Times New Roman"/>
+          <w:b/>
+          <w:bCs/>
+          <w:sz w:val="28"/>
+          <w:szCs w:val="28"/>
+          <w:lang w:eastAsia="en-US"/>
+        </w:rPr>
+        <w:t>Selection of Process Model</w:t>
+      </w:r>
+    </w:p>
+    <w:p>
+      <w:pPr>
+        <w:spacing w:before="100" w:beforeAutospacing="1" w:after="100" w:afterAutospacing="1" w:line="240" w:lineRule="auto"/>
+        <w:jc w:val="both"/>
+        <w:outlineLvl w:val="1"/>
+        <w:rPr>
+          <w:rFonts w:ascii="Times New Roman" w:eastAsia="Times New Roman" w:hAnsi="Times New Roman" w:cs="Times New Roman"/>
+          <w:b/>
+          <w:bCs/>
+          <w:sz w:val="24"/>
+          <w:szCs w:val="24"/>
+          <w:lang w:eastAsia="en-US"/>
+        </w:rPr>
+      </w:pPr>
+      <w:r>
+        <w:rPr>
+          <w:rFonts w:ascii="Times New Roman" w:hAnsi="Times New Roman" w:cs="Times New Roman"/>
+          <w:sz w:val="24"/>
+          <w:szCs w:val="24"/>
+        </w:rPr>
+        <w:t xml:space="preserve">The </w:t>
+      </w:r>
+      <w:r>
+        <w:rPr>
+          <w:rStyle w:val="Strong"/>
+          <w:rFonts w:ascii="Times New Roman" w:hAnsi="Times New Roman" w:cs="Times New Roman"/>
+          <w:b w:val="0"/>
+          <w:bCs w:val="0"/>
+          <w:sz w:val="24"/>
+          <w:szCs w:val="24"/>
+        </w:rPr>
+        <w:t>Scrum model</w:t>
+      </w:r>
+      <w:r>
+        <w:rPr>
+          <w:rFonts w:ascii="Times New Roman" w:hAnsi="Times New Roman" w:cs="Times New Roman"/>
+          <w:sz w:val="24"/>
+          <w:szCs w:val="24"/>
+        </w:rPr>
+        <w:t xml:space="preserve"> is suitable for the </w:t>
+      </w:r>
+      <w:proofErr w:type="spellStart"/>
+      <w:r>
+        <w:rPr>
+          <w:rFonts w:ascii="Times New Roman" w:hAnsi="Times New Roman" w:cs="Times New Roman"/>
+          <w:sz w:val="24"/>
+          <w:szCs w:val="24"/>
+        </w:rPr>
+        <w:t>ParkingLagbe</w:t>
+      </w:r>
+      <w:proofErr w:type="spellEnd"/>
+      <w:r>
+        <w:rPr>
+          <w:rFonts w:ascii="Times New Roman" w:hAnsi="Times New Roman" w:cs="Times New Roman"/>
+          <w:sz w:val="24"/>
+          <w:szCs w:val="24"/>
+        </w:rPr>
+        <w:t xml:space="preserve"> project because it involves multiple types of users, including private vehicle owners, residential property owners, and system administrators, each having different requirements. The project may require changes and improvements based on user feedback during development. Scrum allows the team to develop the system incrementally through short </w:t>
+      </w:r>
+      <w:r>
+        <w:rPr>
+          <w:rStyle w:val="Strong"/>
+          <w:rFonts w:ascii="Times New Roman" w:hAnsi="Times New Roman" w:cs="Times New Roman"/>
+          <w:b w:val="0"/>
+          <w:bCs w:val="0"/>
+          <w:sz w:val="24"/>
+          <w:szCs w:val="24"/>
+        </w:rPr>
+        <w:t>sprints</w:t>
+      </w:r>
+      <w:r>
+        <w:rPr>
+          <w:rFonts w:ascii="Times New Roman" w:hAnsi="Times New Roman" w:cs="Times New Roman"/>
+          <w:sz w:val="24"/>
+          <w:szCs w:val="24"/>
+        </w:rPr>
+        <w:t xml:space="preserve">, where features such as user registration, parking space listing, booking, payment, notifications, and administration can be developed and tested separately. Regular meetings and reviews help the team identify problems early and make necessary changes quickly. Therefore, Scrum provides a </w:t>
+      </w:r>
+      <w:r>
+        <w:rPr>
+          <w:rStyle w:val="Strong"/>
+          <w:rFonts w:ascii="Times New Roman" w:hAnsi="Times New Roman" w:cs="Times New Roman"/>
+          <w:b w:val="0"/>
+          <w:bCs w:val="0"/>
+          <w:sz w:val="24"/>
+          <w:szCs w:val="24"/>
+        </w:rPr>
+        <w:t>flexible, collaborative, and iterative development approach</w:t>
+      </w:r>
+      <w:r>
+        <w:rPr>
+          <w:rFonts w:ascii="Times New Roman" w:hAnsi="Times New Roman" w:cs="Times New Roman"/>
+          <w:sz w:val="24"/>
+          <w:szCs w:val="24"/>
+        </w:rPr>
+        <w:t xml:space="preserve"> that is appropriate for developing </w:t>
+      </w:r>
+      <w:proofErr w:type="spellStart"/>
+      <w:r>
+        <w:rPr>
+          <w:rFonts w:ascii="Times New Roman" w:hAnsi="Times New Roman" w:cs="Times New Roman"/>
+          <w:sz w:val="24"/>
+          <w:szCs w:val="24"/>
+        </w:rPr>
+        <w:t>ParkingLagbe</w:t>
+      </w:r>
+      <w:proofErr w:type="spellEnd"/>
+      <w:r>
+        <w:rPr>
+          <w:rFonts w:ascii="Times New Roman" w:hAnsi="Times New Roman" w:cs="Times New Roman"/>
+          <w:sz w:val="24"/>
+          <w:szCs w:val="24"/>
+        </w:rPr>
+        <w:t xml:space="preserve"> efficiently while ensuring that the final system meets the needs of its users.</w:t>
+      </w:r>
+    </w:p>
+    <w:p>
+      <w:pPr>
+        <w:spacing w:before="100" w:beforeAutospacing="1" w:after="100" w:afterAutospacing="1" w:line="240" w:lineRule="auto"/>
+        <w:jc w:val="both"/>
+        <w:rPr>
+          <w:rFonts w:ascii="Times New Roman" w:eastAsia="Times New Roman" w:hAnsi="Times New Roman" w:cs="Times New Roman"/>
+          <w:sz w:val="24"/>
+          <w:szCs w:val="24"/>
+          <w:lang w:eastAsia="en-US"/>
+        </w:rPr>
+      </w:pPr>
+    </w:p>
+    <w:p>
+      <w:pPr>
+        <w:spacing w:before="100" w:beforeAutospacing="1" w:after="100" w:afterAutospacing="1" w:line="240" w:lineRule="auto"/>
+        <w:jc w:val="both"/>
+        <w:rPr>
+          <w:rFonts w:ascii="Times New Roman" w:eastAsia="Times New Roman" w:hAnsi="Times New Roman" w:cs="Times New Roman"/>
+          <w:sz w:val="24"/>
+          <w:szCs w:val="24"/>
+          <w:lang w:eastAsia="en-US"/>
+        </w:rPr>
+      </w:pPr>
+    </w:p>
+    <w:p>
+      <w:pPr>
+        <w:spacing w:before="100" w:beforeAutospacing="1" w:after="100" w:afterAutospacing="1" w:line="240" w:lineRule="auto"/>
+        <w:jc w:val="both"/>
+        <w:outlineLvl w:val="1"/>
+        <w:rPr>
+          <w:rFonts w:ascii="Times New Roman" w:eastAsia="Times New Roman" w:hAnsi="Times New Roman" w:cs="Times New Roman"/>
+          <w:b/>
+          <w:bCs/>
+          <w:sz w:val="28"/>
+          <w:szCs w:val="28"/>
+          <w:lang w:eastAsia="en-US"/>
+        </w:rPr>
+      </w:pPr>
+    </w:p>
+    <w:p>
+      <w:pPr>
+        <w:spacing w:before="100" w:beforeAutospacing="1" w:after="100" w:afterAutospacing="1" w:line="240" w:lineRule="auto"/>
+        <w:jc w:val="both"/>
+        <w:outlineLvl w:val="1"/>
+        <w:rPr>
+          <w:rFonts w:ascii="Times New Roman" w:eastAsia="Times New Roman" w:hAnsi="Times New Roman" w:cs="Times New Roman"/>
+          <w:b/>
+          <w:bCs/>
+          <w:sz w:val="28"/>
+          <w:szCs w:val="28"/>
+          <w:lang w:eastAsia="en-US"/>
+        </w:rPr>
+      </w:pPr>
+      <w:r>
+        <w:rPr>
+          <w:rFonts w:ascii="Times New Roman" w:eastAsia="Times New Roman" w:hAnsi="Times New Roman" w:cs="Times New Roman"/>
+          <w:b/>
+          <w:bCs/>
+          <w:sz w:val="28"/>
+          <w:szCs w:val="28"/>
+          <w:lang w:eastAsia="en-US"/>
+        </w:rPr>
+        <w:lastRenderedPageBreak/>
+        <w:t>2</w:t>
+      </w:r>
+      <w:r>
+        <w:rPr>
+          <w:rFonts w:ascii="Times New Roman" w:eastAsia="Times New Roman" w:hAnsi="Times New Roman" w:cs="Times New Roman"/>
+          <w:b/>
+          <w:bCs/>
+          <w:sz w:val="28"/>
+          <w:szCs w:val="28"/>
+          <w:lang w:eastAsia="en-US"/>
+        </w:rPr>
+        <w:t xml:space="preserve"> </w:t>
+      </w:r>
+      <w:r>
+        <w:rPr>
+          <w:rFonts w:ascii="Times New Roman" w:eastAsia="Times New Roman" w:hAnsi="Times New Roman" w:cs="Times New Roman"/>
+          <w:b/>
+          <w:bCs/>
+          <w:sz w:val="28"/>
+          <w:szCs w:val="28"/>
+          <w:lang w:eastAsia="en-US"/>
+        </w:rPr>
+        <w:t>Timeline Chart/ Gantt Chart</w:t>
+      </w:r>
+    </w:p>
+    <w:p>
+      <w:pPr>
+        <w:shd w:val="clear" w:color="auto" w:fill="1672C4"/>
+        <w:spacing w:before="100" w:after="160"/>
+      </w:pPr>
+      <w:r>
+        <w:rPr>
+          <w:b/>
+          <w:color w:val="FFFFFF"/>
+          <w:sz w:val="52"/>
+        </w:rPr>
+        <w:t>TIMELINE CHART</w:t>
+      </w:r>
+    </w:p>
+    <w:tbl>
+      <w:tblPr>
+        <w:tblStyle w:val="TableGrid"/>
+        <w:tblW w:w="5000" w:type="pct"/>
+        <w:tblLook w:val="04A0" w:firstRow="1" w:lastRow="0" w:firstColumn="1" w:lastColumn="0" w:noHBand="0" w:noVBand="1"/>
+      </w:tblPr>
+      <w:tblGrid>
+        <w:gridCol w:w="2424"/>
+        <w:gridCol w:w="589"/>
+        <w:gridCol w:w="589"/>
+        <w:gridCol w:w="588"/>
+        <w:gridCol w:w="588"/>
+        <w:gridCol w:w="588"/>
+        <w:gridCol w:w="588"/>
+        <w:gridCol w:w="588"/>
+        <w:gridCol w:w="588"/>
+        <w:gridCol w:w="588"/>
+        <w:gridCol w:w="588"/>
+        <w:gridCol w:w="588"/>
+        <w:gridCol w:w="588"/>
+        <w:gridCol w:w="588"/>
+      </w:tblGrid>
+      <w:tr>
+        <w:trPr>
+          <w:trHeight w:hRule="exact" w:val="576"/>
+        </w:trPr>
+        <w:tc>
+          <w:tcPr>
+            <w:tcW w:w="1203" w:type="pct"/>
+            <w:vAlign w:val="center"/>
+          </w:tcPr>
+          <w:p>
+            <w:r>
+              <w:rPr>
+                <w:b/>
+                <w:noProof/>
+                <w:color w:val="FFFFFF"/>
+                <w:sz w:val="52"/>
+              </w:rPr>
+              <mc:AlternateContent>
+                <mc:Choice Requires="wps">
+                  <w:drawing>
+                    <wp:anchor distT="0" distB="0" distL="114300" distR="114300" simplePos="0" relativeHeight="251663360" behindDoc="0" locked="0" layoutInCell="1" allowOverlap="1" wp14:anchorId="5A5DFEEF" wp14:editId="6309ECC4">
+                      <wp:simplePos x="0" y="0"/>
+                      <wp:positionH relativeFrom="column">
+                        <wp:posOffset>989330</wp:posOffset>
+                      </wp:positionH>
+                      <wp:positionV relativeFrom="paragraph">
+                        <wp:posOffset>1905</wp:posOffset>
+                      </wp:positionV>
+                      <wp:extent cx="1205230" cy="342265"/>
+                      <wp:effectExtent l="38100" t="38100" r="52070" b="95885"/>
+                      <wp:wrapNone/>
+                      <wp:docPr id="2131502847" name="Straight Connector 1"/>
+                      <wp:cNvGraphicFramePr/>
+                      <a:graphic xmlns:a="http://schemas.openxmlformats.org/drawingml/2006/main">
+                        <a:graphicData uri="http://schemas.microsoft.com/office/word/2010/wordprocessingShape">
+                          <wps:wsp>
+                            <wps:cNvCnPr/>
+                            <wps:spPr>
+                              <a:xfrm>
+                                <a:off x="0" y="0"/>
+                                <a:ext cx="1205230" cy="342265"/>
+                              </a:xfrm>
+                              <a:prstGeom prst="line">
+                                <a:avLst/>
+                              </a:prstGeom>
+                            </wps:spPr>
+                            <wps:style>
+                              <a:lnRef idx="2">
+                                <a:schemeClr val="accent1"/>
+                              </a:lnRef>
+                              <a:fillRef idx="0">
+                                <a:schemeClr val="accent1"/>
+                              </a:fillRef>
+                              <a:effectRef idx="1">
+                                <a:schemeClr val="accent1"/>
+                              </a:effectRef>
+                              <a:fontRef idx="minor">
+                                <a:schemeClr val="tx1"/>
+                              </a:fontRef>
+                            </wps:style>
+                            <wps:bodyPr/>
+                          </wps:wsp>
+                        </a:graphicData>
+                      </a:graphic>
+                      <wp14:sizeRelH relativeFrom="margin">
+                        <wp14:pctWidth>0</wp14:pctWidth>
+                      </wp14:sizeRelH>
+                      <wp14:sizeRelV relativeFrom="margin">
+                        <wp14:pctHeight>0</wp14:pctHeight>
+                      </wp14:sizeRelV>
+                    </wp:anchor>
+                  </w:drawing>
+                </mc:Choice>
+                <mc:Fallback>
+                  <w:pict>
+                    <v:line w14:anchorId="28ACDC62" id="Straight Connector 1" o:spid="_x0000_s1026" style="position:absolute;z-index:251663360;visibility:visible;mso-wrap-style:square;mso-width-percent:0;mso-height-percent:0;mso-wrap-distance-left:9pt;mso-wrap-distance-top:0;mso-wrap-distance-right:9pt;mso-wrap-distance-bottom:0;mso-position-horizontal:absolute;mso-position-horizontal-relative:text;mso-position-vertical:absolute;mso-position-vertical-relative:text;mso-width-percent:0;mso-height-percent:0;mso-width-relative:margin;mso-height-relative:margin" from="77.9pt,.15pt" to="172.8pt,27.1pt" o:gfxdata="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" strokecolor="#4472c4 [3204]" strokeweight="1pt">
+                      <v:stroke joinstyle="miter"/>
+                    </v:line>
+                  </w:pict>
+                </mc:Fallback>
+              </mc:AlternateContent>
+            </w:r>
+            <w:r>
+              <w:rPr>
+                <w:b/>
+                <w:sz w:val="16"/>
+              </w:rPr>
+              <w:t xml:space="preserve">        Task – Person                                   Weeks</w:t>
+            </w:r>
+          </w:p>
+        </w:tc>
+        <w:tc>
+          <w:tcPr>
+            <w:tcW w:w="292" w:type="pct"/>
+            <w:vAlign w:val="center"/>
+          </w:tcPr>
+          <w:p>
+            <w:pPr>
+              <w:jc w:val="center"/>
+            </w:pPr>
+            <w:r>
+              <w:rPr>
+                <w:b/>
+                <w:sz w:val="16"/>
+              </w:rPr>
+              <w:t>1</w:t>
+            </w:r>
+          </w:p>
+        </w:tc>
+        <w:tc>
+          <w:tcPr>
+            <w:tcW w:w="292" w:type="pct"/>
+            <w:vAlign w:val="center"/>
+          </w:tcPr>
+          <w:p>
+            <w:pPr>
+              <w:jc w:val="center"/>
+            </w:pPr>
+            <w:r>
+              <w:rPr>
+                <w:b/>
+                <w:sz w:val="16"/>
+              </w:rPr>
+              <w:t>2</w:t>
+            </w:r>
+          </w:p>
+        </w:tc>
+        <w:tc>
+          <w:tcPr>
+            <w:tcW w:w="292" w:type="pct"/>
+            <w:vAlign w:val="center"/>
+          </w:tcPr>
+          <w:p>
+            <w:pPr>
+              <w:jc w:val="center"/>
+            </w:pPr>
+            <w:r>
+              <w:rPr>
+                <w:b/>
+                <w:sz w:val="16"/>
+              </w:rPr>
+              <w:t>3</w:t>
+            </w:r>
+          </w:p>
+        </w:tc>
+        <w:tc>
+          <w:tcPr>
+            <w:tcW w:w="292" w:type="pct"/>
+            <w:vAlign w:val="center"/>
+          </w:tcPr>
+          <w:p>
+            <w:pPr>
+              <w:jc w:val="center"/>
+            </w:pPr>
+            <w:r>
+              <w:rPr>
+                <w:b/>
+                <w:sz w:val="16"/>
+              </w:rPr>
+              <w:t>4</w:t>
+            </w:r>
+          </w:p>
+        </w:tc>
+        <w:tc>
+          <w:tcPr>
+            <w:tcW w:w="292" w:type="pct"/>
+            <w:vAlign w:val="center"/>
+          </w:tcPr>
+          <w:p>
+            <w:pPr>
+              <w:jc w:val="center"/>
+            </w:pPr>
+            <w:r>
+              <w:rPr>
+                <w:b/>
+                <w:sz w:val="16"/>
+              </w:rPr>
+              <w:t>5</w:t>
+            </w:r>
+          </w:p>
+        </w:tc>
+        <w:tc>
+          <w:tcPr>
+            <w:tcW w:w="292" w:type="pct"/>
+            <w:vAlign w:val="center"/>
+          </w:tcPr>
+          <w:p>
+            <w:pPr>
+              <w:jc w:val="center"/>
+            </w:pPr>
+            <w:r>
+              <w:rPr>
+                <w:b/>
+                <w:sz w:val="16"/>
+              </w:rPr>
+              <w:t>6</w:t>
+            </w:r>
+          </w:p>
+        </w:tc>
+        <w:tc>
+          <w:tcPr>
+            <w:tcW w:w="292" w:type="pct"/>
+            <w:vAlign w:val="center"/>
+          </w:tcPr>
+          <w:p>
+            <w:pPr>
+              <w:jc w:val="center"/>
+            </w:pPr>
+            <w:r>
+              <w:rPr>
+                <w:b/>
+                <w:sz w:val="16"/>
+              </w:rPr>
+              <w:t>7</w:t>
+            </w:r>
+          </w:p>
+        </w:tc>
+        <w:tc>
+          <w:tcPr>
+            <w:tcW w:w="292" w:type="pct"/>
+            <w:vAlign w:val="center"/>
+          </w:tcPr>
+          <w:p>
+            <w:pPr>
+              <w:jc w:val="center"/>
+            </w:pPr>
+            <w:r>
+              <w:rPr>
+                <w:b/>
+                <w:sz w:val="16"/>
+              </w:rPr>
+              <w:t>8</w:t>
+            </w:r>
+          </w:p>
+        </w:tc>
+        <w:tc>
+          <w:tcPr>
+            <w:tcW w:w="292" w:type="pct"/>
+            <w:vAlign w:val="center"/>
+          </w:tcPr>
+          <w:p>
+            <w:pPr>
+              <w:jc w:val="center"/>
+            </w:pPr>
+            <w:r>
+              <w:rPr>
+                <w:b/>
+                <w:sz w:val="16"/>
+              </w:rPr>
+              <w:t>9</w:t>
+            </w:r>
+          </w:p>
+        </w:tc>
+        <w:tc>
+          <w:tcPr>
+            <w:tcW w:w="292" w:type="pct"/>
+            <w:vAlign w:val="center"/>
+          </w:tcPr>
+          <w:p>
+            <w:pPr>
+              <w:jc w:val="center"/>
+            </w:pPr>
+            <w:r>
+              <w:rPr>
+                <w:b/>
+                <w:sz w:val="16"/>
+              </w:rPr>
+              <w:t>10</w:t>
+            </w:r>
+          </w:p>
+        </w:tc>
+        <w:tc>
+          <w:tcPr>
+            <w:tcW w:w="292" w:type="pct"/>
+            <w:vAlign w:val="center"/>
+          </w:tcPr>
+          <w:p>
+            <w:pPr>
+              <w:jc w:val="center"/>
+            </w:pPr>
+            <w:r>
+              <w:rPr>
+                <w:b/>
+                <w:sz w:val="16"/>
+              </w:rPr>
+              <w:t>11</w:t>
+            </w:r>
+          </w:p>
+        </w:tc>
+        <w:tc>
+          <w:tcPr>
+            <w:tcW w:w="292" w:type="pct"/>
+            <w:vAlign w:val="center"/>
+          </w:tcPr>
+          <w:p>
+            <w:pPr>
+              <w:jc w:val="center"/>
+            </w:pPr>
+            <w:r>
+              <w:rPr>
+                <w:b/>
+                <w:sz w:val="16"/>
+              </w:rPr>
+              <w:t>12</w:t>
+            </w:r>
+          </w:p>
+        </w:tc>
+        <w:tc>
+          <w:tcPr>
+            <w:tcW w:w="292" w:type="pct"/>
+            <w:vAlign w:val="center"/>
+          </w:tcPr>
+          <w:p>
+            <w:pPr>
+              <w:jc w:val="center"/>
+            </w:pPr>
+            <w:r>
+              <w:rPr>
+                <w:b/>
+                <w:sz w:val="16"/>
+              </w:rPr>
+              <w:t>13</w:t>
+            </w:r>
+          </w:p>
+        </w:tc>
+      </w:tr>
+      <w:tr>
+        <w:trPr>
+          <w:trHeight w:hRule="exact" w:val="518"/>
+        </w:trPr>
+        <w:tc>
+          <w:tcPr>
+            <w:tcW w:w="1203" w:type="pct"/>
+            <w:vAlign w:val="center"/>
+          </w:tcPr>
+          <w:p>
+            <w:r>
+              <w:rPr>
+                <w:sz w:val="15"/>
+              </w:rPr>
+              <w:t>A: Overall Design (Jaami)</w:t>
+            </w:r>
+          </w:p>
+        </w:tc>
+        <w:tc>
+          <w:tcPr>
+            <w:tcW w:w="292" w:type="pct"/>
+            <w:shd w:val="clear" w:color="auto" w:fill="155A9C"/>
+            <w:vAlign w:val="center"/>
+          </w:tcPr>
+          <w:p/>
+        </w:tc>
+        <w:tc>
+          <w:tcPr>
+            <w:tcW w:w="292" w:type="pct"/>
+            <w:vAlign w:val="center"/>
+          </w:tcPr>
+          <w:p/>
+        </w:tc>
+        <w:tc>
+          <w:tcPr>
+            <w:tcW w:w="292" w:type="pct"/>
+            <w:vAlign w:val="center"/>
+          </w:tcPr>
+          <w:p/>
+        </w:tc>
+        <w:tc>
+          <w:tcPr>
+            <w:tcW w:w="292" w:type="pct"/>
+            <w:vAlign w:val="center"/>
+          </w:tcPr>
+          <w:p/>
+        </w:tc>
+        <w:tc>
+          <w:tcPr>
+            <w:tcW w:w="292" w:type="pct"/>
+            <w:vAlign w:val="center"/>
+          </w:tcPr>
+          <w:p/>
+        </w:tc>
+        <w:tc>
+          <w:tcPr>
+            <w:tcW w:w="292" w:type="pct"/>
+            <w:vAlign w:val="center"/>
+          </w:tcPr>
+          <w:p/>
+        </w:tc>
+        <w:tc>
+          <w:tcPr>
+            <w:tcW w:w="292" w:type="pct"/>
+            <w:vAlign w:val="center"/>
+          </w:tcPr>
+          <w:p/>
+        </w:tc>
+        <w:tc>
+          <w:tcPr>
+            <w:tcW w:w="292" w:type="pct"/>
+            <w:vAlign w:val="center"/>
+          </w:tcPr>
+          <w:p/>
+        </w:tc>
+        <w:tc>
+          <w:tcPr>
+            <w:tcW w:w="292" w:type="pct"/>
+            <w:vAlign w:val="center"/>
+          </w:tcPr>
+          <w:p/>
+        </w:tc>
+        <w:tc>
+          <w:tcPr>
+            <w:tcW w:w="292" w:type="pct"/>
+            <w:vAlign w:val="center"/>
+          </w:tcPr>
+          <w:p/>
+        </w:tc>
+        <w:tc>
+          <w:tcPr>
+            <w:tcW w:w="292" w:type="pct"/>
+            <w:vAlign w:val="center"/>
+          </w:tcPr>
+          <w:p/>
+        </w:tc>
+        <w:tc>
+          <w:tcPr>
+            <w:tcW w:w="292" w:type="pct"/>
+            <w:vAlign w:val="center"/>
+          </w:tcPr>
+          <w:p/>
+        </w:tc>
+        <w:tc>
+          <w:tcPr>
+            <w:tcW w:w="292" w:type="pct"/>
+            <w:vAlign w:val="center"/>
+          </w:tcPr>
+          <w:p/>
+        </w:tc>
+      </w:tr>
+      <w:tr>
+        <w:trPr>
+          <w:trHeight w:hRule="exact" w:val="518"/>
+        </w:trPr>
+        <w:tc>
+          <w:tcPr>
+            <w:tcW w:w="1203" w:type="pct"/>
+            <w:vAlign w:val="center"/>
+          </w:tcPr>
+          <w:p>
+            <w:r>
+              <w:rPr>
+                <w:sz w:val="15"/>
+              </w:rPr>
+              <w:t>B: Requirement Analysis (Zafir)</w:t>
+            </w:r>
+          </w:p>
+        </w:tc>
+        <w:tc>
+          <w:tcPr>
+            <w:tcW w:w="292" w:type="pct"/>
+            <w:shd w:val="clear" w:color="auto" w:fill="155A9C"/>
+            <w:vAlign w:val="center"/>
+          </w:tcPr>
+          <w:p/>
+        </w:tc>
+        <w:tc>
+          <w:tcPr>
+            <w:tcW w:w="292" w:type="pct"/>
+            <w:shd w:val="clear" w:color="auto" w:fill="155A9C"/>
+            <w:vAlign w:val="center"/>
+          </w:tcPr>
+          <w:p/>
+        </w:tc>
+        <w:tc>
+          <w:tcPr>
+            <w:tcW w:w="292" w:type="pct"/>
+            <w:vAlign w:val="center"/>
+          </w:tcPr>
+          <w:p/>
+        </w:tc>
+        <w:tc>
+          <w:tcPr>
+            <w:tcW w:w="292" w:type="pct"/>
+            <w:vAlign w:val="center"/>
+          </w:tcPr>
+          <w:p/>
+        </w:tc>
+        <w:tc>
+          <w:tcPr>
+            <w:tcW w:w="292" w:type="pct"/>
+            <w:vAlign w:val="center"/>
+          </w:tcPr>
+          <w:p/>
+        </w:tc>
+        <w:tc>
+          <w:tcPr>
+            <w:tcW w:w="292" w:type="pct"/>
+            <w:vAlign w:val="center"/>
+          </w:tcPr>
+          <w:p/>
+        </w:tc>
+        <w:tc>
+          <w:tcPr>
+            <w:tcW w:w="292" w:type="pct"/>
+            <w:vAlign w:val="center"/>
+          </w:tcPr>
+          <w:p/>
+        </w:tc>
+        <w:tc>
+          <w:tcPr>
+            <w:tcW w:w="292" w:type="pct"/>
+            <w:vAlign w:val="center"/>
+          </w:tcPr>
+          <w:p/>
+        </w:tc>
+        <w:tc>
+          <w:tcPr>
+            <w:tcW w:w="292" w:type="pct"/>
+            <w:vAlign w:val="center"/>
+          </w:tcPr>
+          <w:p/>
+        </w:tc>
+        <w:tc>
+          <w:tcPr>
+            <w:tcW w:w="292" w:type="pct"/>
+            <w:vAlign w:val="center"/>
+          </w:tcPr>
+          <w:p/>
+        </w:tc>
+        <w:tc>
+          <w:tcPr>
+            <w:tcW w:w="292" w:type="pct"/>
+            <w:vAlign w:val="center"/>
+          </w:tcPr>
+          <w:p/>
+        </w:tc>
+        <w:tc>
+          <w:tcPr>
+            <w:tcW w:w="292" w:type="pct"/>
+            <w:vAlign w:val="center"/>
+          </w:tcPr>
+          <w:p/>
+        </w:tc>
+        <w:tc>
+          <w:tcPr>
+            <w:tcW w:w="292" w:type="pct"/>
+            <w:vAlign w:val="center"/>
+          </w:tcPr>
+          <w:p/>
+        </w:tc>
+      </w:tr>
+      <w:tr>
+        <w:trPr>
+          <w:trHeight w:hRule="exact" w:val="518"/>
+        </w:trPr>
+        <w:tc>
+          <w:tcPr>
+            <w:tcW w:w="1203" w:type="pct"/>
+            <w:vAlign w:val="center"/>
+          </w:tcPr>
+          <w:p>
+            <w:r>
+              <w:rPr>
+                <w:sz w:val="15"/>
+              </w:rPr>
+              <w:t>C: Database Design (</w:t>
+            </w:r>
+            <w:proofErr w:type="spellStart"/>
+            <w:r>
+              <w:rPr>
+                <w:sz w:val="15"/>
+              </w:rPr>
+              <w:t>Rafiul</w:t>
+            </w:r>
+            <w:proofErr w:type="spellEnd"/>
+            <w:r>
+              <w:rPr>
+                <w:sz w:val="15"/>
+              </w:rPr>
+              <w:t>)</w:t>
+            </w:r>
+          </w:p>
+        </w:tc>
+        <w:tc>
+          <w:tcPr>
+            <w:tcW w:w="292" w:type="pct"/>
+            <w:vAlign w:val="center"/>
+          </w:tcPr>
+          <w:p/>
+        </w:tc>
+        <w:tc>
+          <w:tcPr>
+            <w:tcW w:w="292" w:type="pct"/>
+            <w:shd w:val="clear" w:color="auto" w:fill="155A9C"/>
+            <w:vAlign w:val="center"/>
+          </w:tcPr>
+          <w:p/>
+        </w:tc>
+        <w:tc>
+          <w:tcPr>
+            <w:tcW w:w="292" w:type="pct"/>
+            <w:shd w:val="clear" w:color="auto" w:fill="155A9C"/>
+            <w:vAlign w:val="center"/>
+          </w:tcPr>
+          <w:p/>
+        </w:tc>
+        <w:tc>
+          <w:tcPr>
+            <w:tcW w:w="292" w:type="pct"/>
+            <w:vAlign w:val="center"/>
+          </w:tcPr>
+          <w:p/>
+        </w:tc>
+        <w:tc>
+          <w:tcPr>
+            <w:tcW w:w="292" w:type="pct"/>
+            <w:vAlign w:val="center"/>
+          </w:tcPr>
+          <w:p/>
+        </w:tc>
+        <w:tc>
+          <w:tcPr>
+            <w:tcW w:w="292" w:type="pct"/>
+            <w:vAlign w:val="center"/>
+          </w:tcPr>
+          <w:p/>
+        </w:tc>
+        <w:tc>
+          <w:tcPr>
+            <w:tcW w:w="292" w:type="pct"/>
+            <w:vAlign w:val="center"/>
+          </w:tcPr>
+          <w:p/>
+        </w:tc>
+        <w:tc>
+          <w:tcPr>
+            <w:tcW w:w="292" w:type="pct"/>
+            <w:vAlign w:val="center"/>
+          </w:tcPr>
+          <w:p/>
+        </w:tc>
+        <w:tc>
+          <w:tcPr>
+            <w:tcW w:w="292" w:type="pct"/>
+            <w:vAlign w:val="center"/>
+          </w:tcPr>
+          <w:p/>
+        </w:tc>
+        <w:tc>
+          <w:tcPr>
+            <w:tcW w:w="292" w:type="pct"/>
+            <w:vAlign w:val="center"/>
+          </w:tcPr>
+          <w:p/>
+        </w:tc>
+        <w:tc>
+          <w:tcPr>
+            <w:tcW w:w="292" w:type="pct"/>
+            <w:vAlign w:val="center"/>
+          </w:tcPr>
+          <w:p/>
+        </w:tc>
+        <w:tc>
+          <w:tcPr>
+            <w:tcW w:w="292" w:type="pct"/>
+            <w:vAlign w:val="center"/>
+          </w:tcPr>
+          <w:p/>
+        </w:tc>
+        <w:tc>
+          <w:tcPr>
+            <w:tcW w:w="292" w:type="pct"/>
+            <w:vAlign w:val="center"/>
+          </w:tcPr>
+          <w:p/>
+        </w:tc>
+      </w:tr>
+      <w:tr>
+        <w:trPr>
+          <w:trHeight w:hRule="exact" w:val="518"/>
+        </w:trPr>
+        <w:tc>
+          <w:tcPr>
+            <w:tcW w:w="1203" w:type="pct"/>
+            <w:vAlign w:val="center"/>
+          </w:tcPr>
+          <w:p>
+            <w:r>
+              <w:rPr>
+                <w:sz w:val="15"/>
+              </w:rPr>
+              <w:t>D: UI/UX Design (Shahir)</w:t>
+            </w:r>
+          </w:p>
+        </w:tc>
+        <w:tc>
+          <w:tcPr>
+            <w:tcW w:w="292" w:type="pct"/>
+            <w:vAlign w:val="center"/>
+          </w:tcPr>
+          <w:p/>
+        </w:tc>
+        <w:tc>
+          <w:tcPr>
+            <w:tcW w:w="292" w:type="pct"/>
+            <w:vAlign w:val="center"/>
+          </w:tcPr>
+          <w:p/>
+        </w:tc>
+        <w:tc>
+          <w:tcPr>
+            <w:tcW w:w="292" w:type="pct"/>
+            <w:shd w:val="clear" w:color="auto" w:fill="155A9C"/>
+            <w:vAlign w:val="center"/>
+          </w:tcPr>
+          <w:p/>
+        </w:tc>
+        <w:tc>
+          <w:tcPr>
+            <w:tcW w:w="292" w:type="pct"/>
+            <w:shd w:val="clear" w:color="auto" w:fill="155A9C"/>
+            <w:vAlign w:val="center"/>
+          </w:tcPr>
+          <w:p/>
+        </w:tc>
+        <w:tc>
+          <w:tcPr>
+            <w:tcW w:w="292" w:type="pct"/>
+            <w:vAlign w:val="center"/>
+          </w:tcPr>
+          <w:p/>
+        </w:tc>
+        <w:tc>
+          <w:tcPr>
+            <w:tcW w:w="292" w:type="pct"/>
+            <w:vAlign w:val="center"/>
+          </w:tcPr>
+          <w:p/>
+        </w:tc>
+        <w:tc>
+          <w:tcPr>
+            <w:tcW w:w="292" w:type="pct"/>
+            <w:vAlign w:val="center"/>
+          </w:tcPr>
+          <w:p/>
+        </w:tc>
+        <w:tc>
+          <w:tcPr>
+            <w:tcW w:w="292" w:type="pct"/>
+            <w:vAlign w:val="center"/>
+          </w:tcPr>
+          <w:p/>
+        </w:tc>
+        <w:tc>
+          <w:tcPr>
+            <w:tcW w:w="292" w:type="pct"/>
+            <w:vAlign w:val="center"/>
+          </w:tcPr>
+          <w:p/>
+        </w:tc>
+        <w:tc>
+          <w:tcPr>
+            <w:tcW w:w="292" w:type="pct"/>
+            <w:vAlign w:val="center"/>
+          </w:tcPr>
+          <w:p/>
+        </w:tc>
+        <w:tc>
+          <w:tcPr>
+            <w:tcW w:w="292" w:type="pct"/>
+            <w:vAlign w:val="center"/>
+          </w:tcPr>
+          <w:p/>
+        </w:tc>
+        <w:tc>
+          <w:tcPr>
+            <w:tcW w:w="292" w:type="pct"/>
+            <w:vAlign w:val="center"/>
+          </w:tcPr>
+          <w:p/>
+        </w:tc>
+        <w:tc>
+          <w:tcPr>
+            <w:tcW w:w="292" w:type="pct"/>
+            <w:vAlign w:val="center"/>
+          </w:tcPr>
+          <w:p/>
+        </w:tc>
+      </w:tr>
+      <w:tr>
+        <w:trPr>
+          <w:trHeight w:hRule="exact" w:val="518"/>
+        </w:trPr>
+        <w:tc>
+          <w:tcPr>
+            <w:tcW w:w="1203" w:type="pct"/>
+            <w:vAlign w:val="center"/>
+          </w:tcPr>
+          <w:p>
+            <w:r>
+              <w:rPr>
+                <w:sz w:val="15"/>
+              </w:rPr>
+              <w:t>E: Admin Management Module (Siam)</w:t>
+            </w:r>
+          </w:p>
+        </w:tc>
+        <w:tc>
+          <w:tcPr>
+            <w:tcW w:w="292" w:type="pct"/>
+            <w:vAlign w:val="center"/>
+          </w:tcPr>
+          <w:p/>
+        </w:tc>
+        <w:tc>
+          <w:tcPr>
+            <w:tcW w:w="292" w:type="pct"/>
+            <w:vAlign w:val="center"/>
+          </w:tcPr>
+          <w:p/>
+        </w:tc>
+        <w:tc>
+          <w:tcPr>
+            <w:tcW w:w="292" w:type="pct"/>
+            <w:vAlign w:val="center"/>
+          </w:tcPr>
+          <w:p/>
+        </w:tc>
+        <w:tc>
+          <w:tcPr>
+            <w:tcW w:w="292" w:type="pct"/>
+            <w:shd w:val="clear" w:color="auto" w:fill="155A9C"/>
+            <w:vAlign w:val="center"/>
+          </w:tcPr>
+          <w:p/>
+        </w:tc>
+        <w:tc>
+          <w:tcPr>
+            <w:tcW w:w="292" w:type="pct"/>
+            <w:shd w:val="clear" w:color="auto" w:fill="155A9C"/>
+            <w:vAlign w:val="center"/>
+          </w:tcPr>
+          <w:p/>
+        </w:tc>
+        <w:tc>
+          <w:tcPr>
+            <w:tcW w:w="292" w:type="pct"/>
+            <w:shd w:val="clear" w:color="auto" w:fill="155A9C"/>
+            <w:vAlign w:val="center"/>
+          </w:tcPr>
+          <w:p/>
+        </w:tc>
+        <w:tc>
+          <w:tcPr>
+            <w:tcW w:w="292" w:type="pct"/>
+            <w:vAlign w:val="center"/>
+          </w:tcPr>
+          <w:p/>
+        </w:tc>
+        <w:tc>
+          <w:tcPr>
+            <w:tcW w:w="292" w:type="pct"/>
+            <w:vAlign w:val="center"/>
+          </w:tcPr>
+          <w:p/>
+        </w:tc>
+        <w:tc>
+          <w:tcPr>
+            <w:tcW w:w="292" w:type="pct"/>
+            <w:vAlign w:val="center"/>
+          </w:tcPr>
+          <w:p/>
+        </w:tc>
+        <w:tc>
+          <w:tcPr>
+            <w:tcW w:w="292" w:type="pct"/>
+            <w:vAlign w:val="center"/>
+          </w:tcPr>
+          <w:p/>
+        </w:tc>
+        <w:tc>
+          <w:tcPr>
+            <w:tcW w:w="292" w:type="pct"/>
+            <w:vAlign w:val="center"/>
+          </w:tcPr>
+          <w:p/>
+        </w:tc>
+        <w:tc>
+          <w:tcPr>
+            <w:tcW w:w="292" w:type="pct"/>
+            <w:vAlign w:val="center"/>
+          </w:tcPr>
+          <w:p/>
+        </w:tc>
+        <w:tc>
+          <w:tcPr>
+            <w:tcW w:w="292" w:type="pct"/>
+            <w:vAlign w:val="center"/>
+          </w:tcPr>
+          <w:p/>
+        </w:tc>
+      </w:tr>
+      <w:tr>
+        <w:trPr>
+          <w:trHeight w:hRule="exact" w:val="518"/>
+        </w:trPr>
+        <w:tc>
+          <w:tcPr>
+            <w:tcW w:w="1203" w:type="pct"/>
+            <w:vAlign w:val="center"/>
+          </w:tcPr>
+          <w:p>
+            <w:r>
+              <w:rPr>
+                <w:sz w:val="15"/>
+              </w:rPr>
+              <w:t>F: User Management Module (Shahir)</w:t>
+            </w:r>
+          </w:p>
+        </w:tc>
+        <w:tc>
+          <w:tcPr>
+            <w:tcW w:w="292" w:type="pct"/>
+            <w:vAlign w:val="center"/>
+          </w:tcPr>
+          <w:p/>
+        </w:tc>
+        <w:tc>
+          <w:tcPr>
+            <w:tcW w:w="292" w:type="pct"/>
+            <w:vAlign w:val="center"/>
+          </w:tcPr>
+          <w:p/>
+        </w:tc>
+        <w:tc>
+          <w:tcPr>
+            <w:tcW w:w="292" w:type="pct"/>
+            <w:vAlign w:val="center"/>
+          </w:tcPr>
+          <w:p/>
+        </w:tc>
+        <w:tc>
+          <w:tcPr>
+            <w:tcW w:w="292" w:type="pct"/>
+            <w:vAlign w:val="center"/>
+          </w:tcPr>
+          <w:p/>
+        </w:tc>
+        <w:tc>
+          <w:tcPr>
+            <w:tcW w:w="292" w:type="pct"/>
+            <w:shd w:val="clear" w:color="auto" w:fill="155A9C"/>
+            <w:vAlign w:val="center"/>
+          </w:tcPr>
+          <w:p/>
+        </w:tc>
+        <w:tc>
+          <w:tcPr>
+            <w:tcW w:w="292" w:type="pct"/>
+            <w:shd w:val="clear" w:color="auto" w:fill="155A9C"/>
+            <w:vAlign w:val="center"/>
+          </w:tcPr>
+          <w:p/>
+        </w:tc>
+        <w:tc>
+          <w:tcPr>
+            <w:tcW w:w="292" w:type="pct"/>
+            <w:shd w:val="clear" w:color="auto" w:fill="155A9C"/>
+            <w:vAlign w:val="center"/>
+          </w:tcPr>
+          <w:p/>
+        </w:tc>
+        <w:tc>
+          <w:tcPr>
+            <w:tcW w:w="292" w:type="pct"/>
+            <w:vAlign w:val="center"/>
+          </w:tcPr>
+          <w:p/>
+        </w:tc>
+        <w:tc>
+          <w:tcPr>
+            <w:tcW w:w="292" w:type="pct"/>
+            <w:vAlign w:val="center"/>
+          </w:tcPr>
+          <w:p/>
+        </w:tc>
+        <w:tc>
+          <w:tcPr>
+            <w:tcW w:w="292" w:type="pct"/>
+            <w:vAlign w:val="center"/>
+          </w:tcPr>
+          <w:p/>
+        </w:tc>
+        <w:tc>
+          <w:tcPr>
+            <w:tcW w:w="292" w:type="pct"/>
+            <w:vAlign w:val="center"/>
+          </w:tcPr>
+          <w:p/>
+        </w:tc>
+        <w:tc>
+          <w:tcPr>
+            <w:tcW w:w="292" w:type="pct"/>
+            <w:vAlign w:val="center"/>
+          </w:tcPr>
+          <w:p/>
+        </w:tc>
+        <w:tc>
+          <w:tcPr>
+            <w:tcW w:w="292" w:type="pct"/>
+            <w:vAlign w:val="center"/>
+          </w:tcPr>
+          <w:p/>
+        </w:tc>
+      </w:tr>
+      <w:tr>
+        <w:trPr>
+          <w:trHeight w:hRule="exact" w:val="518"/>
+        </w:trPr>
+        <w:tc>
+          <w:tcPr>
+            <w:tcW w:w="1203" w:type="pct"/>
+            <w:vAlign w:val="center"/>
+          </w:tcPr>
+          <w:p>
+            <w:r>
+              <w:rPr>
+                <w:sz w:val="15"/>
+              </w:rPr>
+              <w:t>G: Parking Management Module (Jaami)</w:t>
+            </w:r>
+          </w:p>
+        </w:tc>
+        <w:tc>
+          <w:tcPr>
+            <w:tcW w:w="292" w:type="pct"/>
+            <w:vAlign w:val="center"/>
+          </w:tcPr>
+          <w:p/>
+        </w:tc>
+        <w:tc>
+          <w:tcPr>
+            <w:tcW w:w="292" w:type="pct"/>
+            <w:vAlign w:val="center"/>
+          </w:tcPr>
+          <w:p/>
+        </w:tc>
+        <w:tc>
+          <w:tcPr>
+            <w:tcW w:w="292" w:type="pct"/>
+            <w:vAlign w:val="center"/>
+          </w:tcPr>
+          <w:p/>
+        </w:tc>
+        <w:tc>
+          <w:tcPr>
+            <w:tcW w:w="292" w:type="pct"/>
+            <w:vAlign w:val="center"/>
+          </w:tcPr>
+          <w:p/>
+        </w:tc>
+        <w:tc>
+          <w:tcPr>
+            <w:tcW w:w="292" w:type="pct"/>
+            <w:vAlign w:val="center"/>
+          </w:tcPr>
+          <w:p/>
+        </w:tc>
+        <w:tc>
+          <w:tcPr>
+            <w:tcW w:w="292" w:type="pct"/>
+            <w:shd w:val="clear" w:color="auto" w:fill="155A9C"/>
+            <w:vAlign w:val="center"/>
+          </w:tcPr>
+          <w:p/>
+        </w:tc>
+        <w:tc>
+          <w:tcPr>
+            <w:tcW w:w="292" w:type="pct"/>
+            <w:shd w:val="clear" w:color="auto" w:fill="155A9C"/>
+            <w:vAlign w:val="center"/>
+          </w:tcPr>
+          <w:p/>
+        </w:tc>
+        <w:tc>
+          <w:tcPr>
+            <w:tcW w:w="292" w:type="pct"/>
+            <w:shd w:val="clear" w:color="auto" w:fill="155A9C"/>
+            <w:vAlign w:val="center"/>
+          </w:tcPr>
+          <w:p/>
+        </w:tc>
+        <w:tc>
+          <w:tcPr>
+            <w:tcW w:w="292" w:type="pct"/>
+            <w:shd w:val="clear" w:color="auto" w:fill="155A9C"/>
+            <w:vAlign w:val="center"/>
+          </w:tcPr>
+          <w:p/>
+        </w:tc>
+        <w:tc>
+          <w:tcPr>
+            <w:tcW w:w="292" w:type="pct"/>
+            <w:vAlign w:val="center"/>
+          </w:tcPr>
+          <w:p/>
+        </w:tc>
+        <w:tc>
+          <w:tcPr>
+            <w:tcW w:w="292" w:type="pct"/>
+            <w:vAlign w:val="center"/>
+          </w:tcPr>
+          <w:p/>
+        </w:tc>
+        <w:tc>
+          <w:tcPr>
+            <w:tcW w:w="292" w:type="pct"/>
+            <w:vAlign w:val="center"/>
+          </w:tcPr>
+          <w:p/>
+        </w:tc>
+        <w:tc>
+          <w:tcPr>
+            <w:tcW w:w="292" w:type="pct"/>
+            <w:vAlign w:val="center"/>
+          </w:tcPr>
+          <w:p/>
+        </w:tc>
+      </w:tr>
+      <w:tr>
+        <w:trPr>
+          <w:trHeight w:hRule="exact" w:val="518"/>
+        </w:trPr>
+        <w:tc>
+          <w:tcPr>
+            <w:tcW w:w="1203" w:type="pct"/>
+            <w:vAlign w:val="center"/>
+          </w:tcPr>
+          <w:p>
+            <w:r>
+              <w:rPr>
+                <w:sz w:val="15"/>
+              </w:rPr>
+              <w:t>H: Booking &amp; Payment Module (Zafir)</w:t>
+            </w:r>
+          </w:p>
+        </w:tc>
+        <w:tc>
+          <w:tcPr>
+            <w:tcW w:w="292" w:type="pct"/>
+            <w:vAlign w:val="center"/>
+          </w:tcPr>
+          <w:p/>
+        </w:tc>
+        <w:tc>
+          <w:tcPr>
+            <w:tcW w:w="292" w:type="pct"/>
+            <w:vAlign w:val="center"/>
+          </w:tcPr>
+          <w:p/>
+        </w:tc>
+        <w:tc>
+          <w:tcPr>
+            <w:tcW w:w="292" w:type="pct"/>
+            <w:vAlign w:val="center"/>
+          </w:tcPr>
+          <w:p/>
+        </w:tc>
+        <w:tc>
+          <w:tcPr>
+            <w:tcW w:w="292" w:type="pct"/>
+            <w:vAlign w:val="center"/>
+          </w:tcPr>
+          <w:p/>
+        </w:tc>
+        <w:tc>
+          <w:tcPr>
+            <w:tcW w:w="292" w:type="pct"/>
+            <w:vAlign w:val="center"/>
+          </w:tcPr>
+          <w:p/>
+        </w:tc>
+        <w:tc>
+          <w:tcPr>
+            <w:tcW w:w="292" w:type="pct"/>
+            <w:vAlign w:val="center"/>
+          </w:tcPr>
+          <w:p/>
+        </w:tc>
+        <w:tc>
+          <w:tcPr>
+            <w:tcW w:w="292" w:type="pct"/>
+            <w:shd w:val="clear" w:color="auto" w:fill="155A9C"/>
+            <w:vAlign w:val="center"/>
+          </w:tcPr>
+          <w:p/>
+        </w:tc>
+        <w:tc>
+          <w:tcPr>
+            <w:tcW w:w="292" w:type="pct"/>
+            <w:shd w:val="clear" w:color="auto" w:fill="155A9C"/>
+            <w:vAlign w:val="center"/>
+          </w:tcPr>
+          <w:p/>
+        </w:tc>
+        <w:tc>
+          <w:tcPr>
+            <w:tcW w:w="292" w:type="pct"/>
+            <w:shd w:val="clear" w:color="auto" w:fill="155A9C"/>
+            <w:vAlign w:val="center"/>
+          </w:tcPr>
+          <w:p/>
+        </w:tc>
+        <w:tc>
+          <w:tcPr>
+            <w:tcW w:w="292" w:type="pct"/>
+            <w:shd w:val="clear" w:color="auto" w:fill="155A9C"/>
+            <w:vAlign w:val="center"/>
+          </w:tcPr>
+          <w:p/>
+        </w:tc>
+        <w:tc>
+          <w:tcPr>
+            <w:tcW w:w="292" w:type="pct"/>
+            <w:vAlign w:val="center"/>
+          </w:tcPr>
+          <w:p/>
+        </w:tc>
+        <w:tc>
+          <w:tcPr>
+            <w:tcW w:w="292" w:type="pct"/>
+            <w:vAlign w:val="center"/>
+          </w:tcPr>
+          <w:p/>
+        </w:tc>
+        <w:tc>
+          <w:tcPr>
+            <w:tcW w:w="292" w:type="pct"/>
+            <w:vAlign w:val="center"/>
+          </w:tcPr>
+          <w:p/>
+        </w:tc>
+      </w:tr>
+      <w:tr>
+        <w:trPr>
+          <w:trHeight w:hRule="exact" w:val="518"/>
+        </w:trPr>
+        <w:tc>
+          <w:tcPr>
+            <w:tcW w:w="1203" w:type="pct"/>
+            <w:vAlign w:val="center"/>
+          </w:tcPr>
+          <w:p>
+            <w:r>
+              <w:rPr>
+                <w:sz w:val="15"/>
+              </w:rPr>
+              <w:t>I: Integration Testing (</w:t>
+            </w:r>
+            <w:proofErr w:type="spellStart"/>
+            <w:r>
+              <w:rPr>
+                <w:sz w:val="15"/>
+              </w:rPr>
+              <w:t>Rafiul</w:t>
+            </w:r>
+            <w:proofErr w:type="spellEnd"/>
+            <w:r>
+              <w:rPr>
+                <w:sz w:val="15"/>
+              </w:rPr>
+              <w:t>)</w:t>
+            </w:r>
+          </w:p>
+        </w:tc>
+        <w:tc>
+          <w:tcPr>
+            <w:tcW w:w="292" w:type="pct"/>
+            <w:vAlign w:val="center"/>
+          </w:tcPr>
+          <w:p/>
+        </w:tc>
+        <w:tc>
+          <w:tcPr>
+            <w:tcW w:w="292" w:type="pct"/>
+            <w:vAlign w:val="center"/>
+          </w:tcPr>
+          <w:p/>
+        </w:tc>
+        <w:tc>
+          <w:tcPr>
+            <w:tcW w:w="292" w:type="pct"/>
+            <w:vAlign w:val="center"/>
+          </w:tcPr>
+          <w:p/>
+        </w:tc>
+        <w:tc>
+          <w:tcPr>
+            <w:tcW w:w="292" w:type="pct"/>
+            <w:vAlign w:val="center"/>
+          </w:tcPr>
+          <w:p/>
+        </w:tc>
+        <w:tc>
+          <w:tcPr>
+            <w:tcW w:w="292" w:type="pct"/>
+            <w:vAlign w:val="center"/>
+          </w:tcPr>
+          <w:p/>
+        </w:tc>
+        <w:tc>
+          <w:tcPr>
+            <w:tcW w:w="292" w:type="pct"/>
+            <w:vAlign w:val="center"/>
+          </w:tcPr>
+          <w:p/>
+        </w:tc>
+        <w:tc>
+          <w:tcPr>
+            <w:tcW w:w="292" w:type="pct"/>
+            <w:vAlign w:val="center"/>
+          </w:tcPr>
+          <w:p/>
+        </w:tc>
+        <w:tc>
+          <w:tcPr>
+            <w:tcW w:w="292" w:type="pct"/>
+            <w:vAlign w:val="center"/>
+          </w:tcPr>
+          <w:p/>
+        </w:tc>
+        <w:tc>
+          <w:tcPr>
+            <w:tcW w:w="292" w:type="pct"/>
+            <w:vAlign w:val="center"/>
+          </w:tcPr>
+          <w:p/>
+        </w:tc>
+        <w:tc>
+          <w:tcPr>
+            <w:tcW w:w="292" w:type="pct"/>
+            <w:shd w:val="clear" w:color="auto" w:fill="155A9C"/>
+            <w:vAlign w:val="center"/>
+          </w:tcPr>
+          <w:p/>
+        </w:tc>
+        <w:tc>
+          <w:tcPr>
+            <w:tcW w:w="292" w:type="pct"/>
+            <w:shd w:val="clear" w:color="auto" w:fill="155A9C"/>
+            <w:vAlign w:val="center"/>
+          </w:tcPr>
+          <w:p/>
+        </w:tc>
+        <w:tc>
+          <w:tcPr>
+            <w:tcW w:w="292" w:type="pct"/>
+            <w:vAlign w:val="center"/>
+          </w:tcPr>
+          <w:p/>
+        </w:tc>
+        <w:tc>
+          <w:tcPr>
+            <w:tcW w:w="292" w:type="pct"/>
+            <w:vAlign w:val="center"/>
+          </w:tcPr>
+          <w:p/>
+        </w:tc>
+      </w:tr>
+      <w:tr>
+        <w:trPr>
+          <w:trHeight w:hRule="exact" w:val="518"/>
+        </w:trPr>
+        <w:tc>
+          <w:tcPr>
+            <w:tcW w:w="1203" w:type="pct"/>
+            <w:vAlign w:val="center"/>
+          </w:tcPr>
+          <w:p>
+            <w:r>
+              <w:rPr>
+                <w:sz w:val="15"/>
+              </w:rPr>
+              <w:t>J: System Testing &amp; Deployment (Siam)</w:t>
+            </w:r>
+          </w:p>
+        </w:tc>
+        <w:tc>
+          <w:tcPr>
+            <w:tcW w:w="292" w:type="pct"/>
+            <w:vAlign w:val="center"/>
+          </w:tcPr>
+          <w:p/>
+        </w:tc>
+        <w:tc>
+          <w:tcPr>
+            <w:tcW w:w="292" w:type="pct"/>
+            <w:vAlign w:val="center"/>
+          </w:tcPr>
+          <w:p/>
+        </w:tc>
+        <w:tc>
+          <w:tcPr>
+            <w:tcW w:w="292" w:type="pct"/>
+            <w:vAlign w:val="center"/>
+          </w:tcPr>
+          <w:p/>
+        </w:tc>
+        <w:tc>
+          <w:tcPr>
+            <w:tcW w:w="292" w:type="pct"/>
+            <w:vAlign w:val="center"/>
+          </w:tcPr>
+          <w:p/>
+        </w:tc>
+        <w:tc>
+          <w:tcPr>
+            <w:tcW w:w="292" w:type="pct"/>
+            <w:vAlign w:val="center"/>
+          </w:tcPr>
+          <w:p/>
+        </w:tc>
+        <w:tc>
+          <w:tcPr>
+            <w:tcW w:w="292" w:type="pct"/>
+            <w:vAlign w:val="center"/>
+          </w:tcPr>
+          <w:p/>
+        </w:tc>
+        <w:tc>
+          <w:tcPr>
+            <w:tcW w:w="292" w:type="pct"/>
+            <w:vAlign w:val="center"/>
+          </w:tcPr>
+          <w:p/>
+        </w:tc>
+        <w:tc>
+          <w:tcPr>
+            <w:tcW w:w="292" w:type="pct"/>
+            <w:vAlign w:val="center"/>
+          </w:tcPr>
+          <w:p/>
+        </w:tc>
+        <w:tc>
+          <w:tcPr>
+            <w:tcW w:w="292" w:type="pct"/>
+            <w:vAlign w:val="center"/>
+          </w:tcPr>
+          <w:p/>
+        </w:tc>
+        <w:tc>
+          <w:tcPr>
+            <w:tcW w:w="292" w:type="pct"/>
+            <w:vAlign w:val="center"/>
+          </w:tcPr>
+          <w:p/>
+        </w:tc>
+        <w:tc>
+          <w:tcPr>
+            <w:tcW w:w="292" w:type="pct"/>
+            <w:shd w:val="clear" w:color="auto" w:fill="155A9C"/>
+            <w:vAlign w:val="center"/>
+          </w:tcPr>
+          <w:p/>
+        </w:tc>
+        <w:tc>
+          <w:tcPr>
+            <w:tcW w:w="292" w:type="pct"/>
+            <w:shd w:val="clear" w:color="auto" w:fill="155A9C"/>
+            <w:vAlign w:val="center"/>
+          </w:tcPr>
+          <w:p/>
+        </w:tc>
+        <w:tc>
+          <w:tcPr>
+            <w:tcW w:w="292" w:type="pct"/>
+            <w:shd w:val="clear" w:color="auto" w:fill="155A9C"/>
+            <w:vAlign w:val="center"/>
+          </w:tcPr>
+          <w:p/>
+        </w:tc>
+      </w:tr>
+    </w:tbl>
+    <w:p>
+      <w:pPr>
+        <w:spacing w:before="160" w:after="60"/>
+      </w:pPr>
+      <w:r>
+        <w:rPr>
+          <w:b/>
+        </w:rPr>
+        <w:t>Activity Key:</w:t>
+      </w:r>
+    </w:p>
+    <w:tbl>
+      <w:tblPr>
+        <w:tblStyle w:val="TableGrid"/>
+        <w:tblW w:w="0" w:type="auto"/>
+        <w:tblLook w:val="04A0" w:firstRow="1" w:lastRow="0" w:firstColumn="1" w:lastColumn="0" w:noHBand="0" w:noVBand="1"/>
+      </w:tblPr>
+      <w:tblGrid>
+        <w:gridCol w:w="3360"/>
+        <w:gridCol w:w="3370"/>
+        <w:gridCol w:w="3340"/>
+      </w:tblGrid>
+      <w:tr>
+        <w:tc>
+          <w:tcPr>
+            <w:tcW w:w="4896" w:type="dxa"/>
+            <w:vAlign w:val="center"/>
+          </w:tcPr>
+          <w:p>
+            <w:r>
+              <w:rPr>
+                <w:sz w:val="16"/>
+              </w:rPr>
+              <w:t>A: Overall Design</w:t>
+            </w:r>
+            <w:r>
+              <w:rPr>
+                <w:sz w:val="16"/>
+              </w:rPr>
+              <w:br/>
+              <w:t>B: Requirement Analysis</w:t>
+            </w:r>
+            <w:r>
+              <w:rPr>
+                <w:sz w:val="16"/>
+              </w:rPr>
+              <w:br/>
+              <w:t>C: Database Design</w:t>
+            </w:r>
+            <w:r>
+              <w:rPr>
+                <w:sz w:val="16"/>
+              </w:rPr>
+              <w:br/>
+              <w:t>D: UI/UX Design</w:t>
+            </w:r>
+          </w:p>
+        </w:tc>
+        <w:tc>
+          <w:tcPr>
+            <w:tcW w:w="4896" w:type="dxa"/>
+            <w:vAlign w:val="center"/>
+          </w:tcPr>
+          <w:p>
+            <w:r>
+              <w:rPr>
+                <w:sz w:val="16"/>
+              </w:rPr>
+              <w:t>E: Admin Management Module</w:t>
+            </w:r>
+            <w:r>
+              <w:rPr>
+                <w:sz w:val="16"/>
+              </w:rPr>
+              <w:br/>
+              <w:t>F: User Management Module</w:t>
+            </w:r>
+            <w:r>
+              <w:rPr>
+                <w:sz w:val="16"/>
+              </w:rPr>
+              <w:br/>
+              <w:t>G: Parking Management Module</w:t>
+            </w:r>
+          </w:p>
+        </w:tc>
+        <w:tc>
+          <w:tcPr>
+            <w:tcW w:w="4896" w:type="dxa"/>
+            <w:vAlign w:val="center"/>
+          </w:tcPr>
+          <w:p>
+            <w:r>
+              <w:rPr>
+                <w:sz w:val="16"/>
+              </w:rPr>
+              <w:t>H: Booking &amp; Payment Module</w:t>
+            </w:r>
+            <w:r>
+              <w:rPr>
+                <w:sz w:val="16"/>
+              </w:rPr>
+              <w:br/>
+              <w:t>I: Integration Testing</w:t>
+            </w:r>
+            <w:r>
+              <w:rPr>
+                <w:sz w:val="16"/>
+              </w:rPr>
+              <w:br/>
+              <w:t>J: System Testing &amp; Deployment</w:t>
+            </w:r>
+          </w:p>
+        </w:tc>
+      </w:tr>
+    </w:tbl>
+    <w:p>
+      <w:pPr>
+        <w:spacing w:before="100"/>
+      </w:pPr>
+      <w:r>
+        <w:rPr>
+          <w:b/>
+          <w:sz w:val="18"/>
+        </w:rPr>
+        <w:t xml:space="preserve">Team: Jaami, Zafir, Shahir, </w:t>
+      </w:r>
+      <w:proofErr w:type="spellStart"/>
+      <w:r>
+        <w:rPr>
+          <w:b/>
+          <w:sz w:val="18"/>
+        </w:rPr>
+        <w:t>Rafiul</w:t>
+      </w:r>
+      <w:proofErr w:type="spellEnd"/>
+      <w:r>
+        <w:rPr>
+          <w:b/>
+          <w:sz w:val="18"/>
+        </w:rPr>
+        <w:t>, Siam</w:t>
+      </w:r>
+    </w:p>
+    <w:p>
+      <w:pPr>
+        <w:spacing w:before="100" w:beforeAutospacing="1" w:after="100" w:afterAutospacing="1" w:line="240" w:lineRule="auto"/>
+        <w:jc w:val="both"/>
+        <w:rPr>
+          <w:rFonts w:ascii="Times New Roman" w:eastAsia="Times New Roman" w:hAnsi="Times New Roman" w:cs="Times New Roman"/>
+          <w:sz w:val="24"/>
+          <w:szCs w:val="24"/>
+          <w:lang w:eastAsia="en-US"/>
+        </w:rPr>
+      </w:pPr>
+    </w:p>
     <w:p/>
     <w:sectPr>
       <w:headerReference w:type="default" r:id="rId10"/>
       <w:footerReference w:type="default" r:id="rId11"/>
       <w:pgSz w:w="12240" w:h="15840"/>
-      <w:pgMar w:top="1440" w:right="1440" w:bottom="1440" w:left="1440" w:header="720" w:footer="720" w:gutter="0"/>
+      <w:pgMar w:top="1440" w:right="1080" w:bottom="1440" w:left="1080" w:header="720" w:footer="720" w:gutter="0"/>
       <w:cols w:space="720"/>
       <w:titlePg/>
       <w:docGrid w:linePitch="360"/>
@@ -2681,7 +4617,7 @@
 </file>
 
 <file path=word/endnotes.xml><?xml version="1.0" encoding="utf-8"?>
-<w:endnotes xmlns:wpc="http://schemas.microsoft.com/office/word/2010/wordprocessingCanvas" xmlns:cx="http://schemas.microsoft.com/office/drawing/2014/chartex" xmlns:cx1="http://schemas.microsoft.com/office/drawing/2015/9/8/chartex" xmlns:cx2="http://schemas.microsoft.com/office/drawing/2015/10/21/chartex" xmlns:cx3="http://schemas.microsoft.com/office/drawing/2016/5/9/chartex" xmlns:cx4="http://schemas.microsoft.com/office/drawing/2016/5/10/chartex" xmlns:cx5="http://schemas.microsoft.com/office/drawing/2016/5/11/chartex" xmlns:cx6="http://schemas.microsoft.com/office/drawing/2016/5/12/chartex" xmlns:cx7="http://schemas.microsoft.com/office/drawing/2016/5/13/chartex" xmlns:cx8="http://schemas.microsoft.com/office/drawing/2016/5/14/chartex" xmlns:mc="http://schemas.openxmlformats.org/markup-compatibility/2006" xmlns:aink="http://schemas.microsoft.com/office/drawing/2016/ink" xmlns:am3d="http://schemas.microsoft.com/office/drawing/2017/model3d" xmlns:o="urn:schemas-microsoft-com:office:office" xmlns:oel="http://schemas.microsoft.com/office/2019/extlst" xmlns:r="http://schemas.openxmlformats.org/officeDocument/2006/relationships" xmlns:m="http://schemas.openxmlformats.org/officeDocument/2006/math" xmlns:v="urn:schemas-microsoft-com:vml" xmlns:wp14="http://schemas.microsoft.com/office/word/2010/wordprocessingDrawing" xmlns:wp="http://schemas.openxmlformats.org/drawingml/2006/wordprocessingDrawing" xmlns:w10="urn:schemas-microsoft-com:office:word" xmlns:w="http://schemas.openxmlformats.org/wordprocessingml/2006/main" xmlns:w14="http://schemas.microsoft.com/office/word/2010/wordml" xmlns:w15="http://schemas.microsoft.com/office/word/2012/wordml" xmlns:w16cex="http://schemas.microsoft.com/office/word/2018/wordml/cex" xmlns:w16cid="http://schemas.microsoft.com/office/word/2016/wordml/cid" xmlns:w16="http://schemas.microsoft.com/office/word/2018/wordml" xmlns:w16du="http://schemas.microsoft.com/office/word/2023/wordml/word16du" xmlns:w16sdtdh="http://schemas.microsoft.com/office/word/2020/wordml/sdtdatahash" xmlns:w16sdtfl="http://schemas.microsoft.com/office/word/2024/wordml/sdtformatlock" xmlns:w16se="http://schemas.microsoft.com/office/word/2015/wordml/symex" xmlns:wpg="http://schemas.microsoft.com/office/word/2010/wordprocessingGroup" xmlns:wpi="http://schemas.microsoft.com/office/word/2010/wordprocessingInk" xmlns:wne="http://schemas.microsoft.com/office/word/2006/wordml" xmlns:wps="http://schemas.microsoft.com/office/word/2010/wordprocessingShape" mc:Ignorable="w14 w15 w16se w16cid w16 w16cex w16sdtdh w16sdtfl w16du wp14">
+<w:endnotes xmlns:wpc="http://schemas.microsoft.com/office/word/2010/wordprocessingCanvas" xmlns:cx="http://schemas.microsoft.com/office/drawing/2014/chartex" xmlns:cx1="http://schemas.microsoft.com/office/drawing/2015/9/8/chartex" xmlns:cx2="http://schemas.microsoft.com/office/drawing/2015/10/21/chartex" xmlns:cx3="http://schemas.microsoft.com/office/drawing/2016/5/9/chartex" xmlns:cx4="http://schemas.microsoft.com/office/drawing/2016/5/10/chartex" xmlns:cx5="http://schemas.microsoft.com/office/drawing/2016/5/11/chartex" xmlns:cx6="http://schemas.microsoft.com/office/drawing/2016/5/12/chartex" xmlns:cx7="http://schemas.microsoft.com/office/drawing/2016/5/13/chartex" xmlns:cx8="http://schemas.microsoft.com/office/drawing/2016/5/14/chartex" xmlns:mc="http://schemas.openxmlformats.org/markup-compatibility/2006" xmlns:aink="http://schemas.microsoft.com/office/drawing/2016/ink" xmlns:am3d="http://schemas.microsoft.com/office/drawing/2017/model3d" xmlns:o="urn:schemas-microsoft-com:office:office" xmlns:r="http://schemas.openxmlformats.org/officeDocument/2006/relationships" xmlns:m="http://schemas.openxmlformats.org/officeDocument/2006/math" xmlns:v="urn:schemas-microsoft-com:vml" xmlns:wp14="http://schemas.microsoft.com/office/word/2010/wordprocessingDrawing" xmlns:wp="http://schemas.openxmlformats.org/drawingml/2006/wordprocessingDrawing" xmlns:w10="urn:schemas-microsoft-com:office:word" xmlns:w="http://schemas.openxmlformats.org/wordprocessingml/2006/main" xmlns:w14="http://schemas.microsoft.com/office/word/2010/wordml" xmlns:w15="http://schemas.microsoft.com/office/word/2012/wordml" xmlns:w16cex="http://schemas.microsoft.com/office/word/2018/wordml/cex" xmlns:w16cid="http://schemas.microsoft.com/office/word/2016/wordml/cid" xmlns:w16="http://schemas.microsoft.com/office/word/2018/wordml" xmlns:w16sdtdh="http://schemas.microsoft.com/office/word/2020/wordml/sdtdatahash" xmlns:w16se="http://schemas.microsoft.com/office/word/2015/wordml/symex" xmlns:wpg="http://schemas.microsoft.com/office/word/2010/wordprocessingGroup" xmlns:wpi="http://schemas.microsoft.com/office/word/2010/wordprocessingInk" xmlns:wne="http://schemas.microsoft.com/office/word/2006/wordml" xmlns:wps="http://schemas.microsoft.com/office/word/2010/wordprocessingShape" mc:Ignorable="w14 w15 w16se w16cid w16 w16cex w16sdtdh wp14">
   <w:endnote w:type="separator" w:id="-1">
     <w:p>
       <w:pPr>
@@ -2706,7 +4642,7 @@
 </file>
 
 <file path=word/footer1.xml><?xml version="1.0" encoding="utf-8"?>
-<w:ftr xmlns:wpc="http://schemas.microsoft.com/office/word/2010/wordprocessingCanvas" xmlns:cx="http://schemas.microsoft.com/office/drawing/2014/chartex" xmlns:cx1="http://schemas.microsoft.com/office/drawing/2015/9/8/chartex" xmlns:cx2="http://schemas.microsoft.com/office/drawing/2015/10/21/chartex" xmlns:cx3="http://schemas.microsoft.com/office/drawing/2016/5/9/chartex" xmlns:cx4="http://schemas.microsoft.com/office/drawing/2016/5/10/chartex" xmlns:cx5="http://schemas.microsoft.com/office/drawing/2016/5/11/chartex" xmlns:cx6="http://schemas.microsoft.com/office/drawing/2016/5/12/chartex" xmlns:cx7="http://schemas.microsoft.com/office/drawing/2016/5/13/chartex" xmlns:cx8="http://schemas.microsoft.com/office/drawing/2016/5/14/chartex" xmlns:mc="http://schemas.openxmlformats.org/markup-compatibility/2006" xmlns:aink="http://schemas.microsoft.com/office/drawing/2016/ink" xmlns:am3d="http://schemas.microsoft.com/office/drawing/2017/model3d" xmlns:o="urn:schemas-microsoft-com:office:office" xmlns:oel="http://schemas.microsoft.com/office/2019/extlst" xmlns:r="http://schemas.openxmlformats.org/officeDocument/2006/relationships" xmlns:m="http://schemas.openxmlformats.org/officeDocument/2006/math" xmlns:v="urn:schemas-microsoft-com:vml" xmlns:wp14="http://schemas.microsoft.com/office/word/2010/wordprocessingDrawing" xmlns:wp="http://schemas.openxmlformats.org/drawingml/2006/wordprocessingDrawing" xmlns:w10="urn:schemas-microsoft-com:office:word" xmlns:w="http://schemas.openxmlformats.org/wordprocessingml/2006/main" xmlns:w14="http://schemas.microsoft.com/office/word/2010/wordml" xmlns:w15="http://schemas.microsoft.com/office/word/2012/wordml" xmlns:w16cex="http://schemas.microsoft.com/office/word/2018/wordml/cex" xmlns:w16cid="http://schemas.microsoft.com/office/word/2016/wordml/cid" xmlns:w16="http://schemas.microsoft.com/office/word/2018/wordml" xmlns:w16du="http://schemas.microsoft.com/office/word/2023/wordml/word16du" xmlns:w16sdtdh="http://schemas.microsoft.com/office/word/2020/wordml/sdtdatahash" xmlns:w16sdtfl="http://schemas.microsoft.com/office/word/2024/wordml/sdtformatlock" xmlns:w16se="http://schemas.microsoft.com/office/word/2015/wordml/symex" xmlns:wpg="http://schemas.microsoft.com/office/word/2010/wordprocessingGroup" xmlns:wpi="http://schemas.microsoft.com/office/word/2010/wordprocessingInk" xmlns:wne="http://schemas.microsoft.com/office/word/2006/wordml" xmlns:wps="http://schemas.microsoft.com/office/word/2010/wordprocessingShape" mc:Ignorable="w14 w15 w16se w16cid w16 w16cex w16sdtdh w16sdtfl w16du wp14">
+<w:ftr xmlns:wpc="http://schemas.microsoft.com/office/word/2010/wordprocessingCanvas" xmlns:cx="http://schemas.microsoft.com/office/drawing/2014/chartex" xmlns:cx1="http://schemas.microsoft.com/office/drawing/2015/9/8/chartex" xmlns:cx2="http://schemas.microsoft.com/office/drawing/2015/10/21/chartex" xmlns:cx3="http://schemas.microsoft.com/office/drawing/2016/5/9/chartex" xmlns:cx4="http://schemas.microsoft.com/office/drawing/2016/5/10/chartex" xmlns:cx5="http://schemas.microsoft.com/office/drawing/2016/5/11/chartex" xmlns:cx6="http://schemas.microsoft.com/office/drawing/2016/5/12/chartex" xmlns:cx7="http://schemas.microsoft.com/office/drawing/2016/5/13/chartex" xmlns:cx8="http://schemas.microsoft.com/office/drawing/2016/5/14/chartex" xmlns:mc="http://schemas.openxmlformats.org/markup-compatibility/2006" xmlns:aink="http://schemas.microsoft.com/office/drawing/2016/ink" xmlns:am3d="http://schemas.microsoft.com/office/drawing/2017/model3d" xmlns:o="urn:schemas-microsoft-com:office:office" xmlns:r="http://schemas.openxmlformats.org/officeDocument/2006/relationships" xmlns:m="http://schemas.openxmlformats.org/officeDocument/2006/math" xmlns:v="urn:schemas-microsoft-com:vml" xmlns:wp14="http://schemas.microsoft.com/office/word/2010/wordprocessingDrawing" xmlns:wp="http://schemas.openxmlformats.org/drawingml/2006/wordprocessingDrawing" xmlns:w10="urn:schemas-microsoft-com:office:word" xmlns:w="http://schemas.openxmlformats.org/wordprocessingml/2006/main" xmlns:w14="http://schemas.microsoft.com/office/word/2010/wordml" xmlns:w15="http://schemas.microsoft.com/office/word/2012/wordml" xmlns:w16cex="http://schemas.microsoft.com/office/word/2018/wordml/cex" xmlns:w16cid="http://schemas.microsoft.com/office/word/2016/wordml/cid" xmlns:w16="http://schemas.microsoft.com/office/word/2018/wordml" xmlns:w16sdtdh="http://schemas.microsoft.com/office/word/2020/wordml/sdtdatahash" xmlns:w16se="http://schemas.microsoft.com/office/word/2015/wordml/symex" xmlns:wpg="http://schemas.microsoft.com/office/word/2010/wordprocessingGroup" xmlns:wpi="http://schemas.microsoft.com/office/word/2010/wordprocessingInk" xmlns:wne="http://schemas.microsoft.com/office/word/2006/wordml" xmlns:wps="http://schemas.microsoft.com/office/word/2010/wordprocessingShape" mc:Ignorable="w14 w15 w16se w16cid w16 w16cex w16sdtdh wp14">
   <w:sdt>
     <w:sdtPr>
       <w:id w:val="-667026031"/>
@@ -2715,6 +4651,7 @@
         <w:docPartUnique/>
       </w:docPartObj>
     </w:sdtPr>
+    <w:sdtEndPr/>
     <w:sdtContent>
       <w:sdt>
         <w:sdtPr>
@@ -2724,6 +4661,7 @@
             <w:docPartUnique/>
           </w:docPartObj>
         </w:sdtPr>
+        <w:sdtEndPr/>
         <w:sdtContent>
           <w:p>
             <w:pPr>
@@ -2834,7 +4772,7 @@
 </file>
 
 <file path=word/footnotes.xml><?xml version="1.0" encoding="utf-8"?>
-<w:footnotes xmlns:wpc="http://schemas.microsoft.com/office/word/2010/wordprocessingCanvas" xmlns:cx="http://schemas.microsoft.com/office/drawing/2014/chartex" xmlns:cx1="http://schemas.microsoft.com/office/drawing/2015/9/8/chartex" xmlns:cx2="http://schemas.microsoft.com/office/drawing/2015/10/21/chartex" xmlns:cx3="http://schemas.microsoft.com/office/drawing/2016/5/9/chartex" xmlns:cx4="http://schemas.microsoft.com/office/drawing/2016/5/10/chartex" xmlns:cx5="http://schemas.microsoft.com/office/drawing/2016/5/11/chartex" xmlns:cx6="http://schemas.microsoft.com/office/drawing/2016/5/12/chartex" xmlns:cx7="http://schemas.microsoft.com/office/drawing/2016/5/13/chartex" xmlns:cx8="http://schemas.microsoft.com/office/drawing/2016/5/14/chartex" xmlns:mc="http://schemas.openxmlformats.org/markup-compatibility/2006" xmlns:aink="http://schemas.microsoft.com/office/drawing/2016/ink" xmlns:am3d="http://schemas.microsoft.com/office/drawing/2017/model3d" xmlns:o="urn:schemas-microsoft-com:office:office" xmlns:oel="http://schemas.microsoft.com/office/2019/extlst" xmlns:r="http://schemas.openxmlformats.org/officeDocument/2006/relationships" xmlns:m="http://schemas.openxmlformats.org/officeDocument/2006/math" xmlns:v="urn:schemas-microsoft-com:vml" xmlns:wp14="http://schemas.microsoft.com/office/word/2010/wordprocessingDrawing" xmlns:wp="http://schemas.openxmlformats.org/drawingml/2006/wordprocessingDrawing" xmlns:w10="urn:schemas-microsoft-com:office:word" xmlns:w="http://schemas.openxmlformats.org/wordprocessingml/2006/main" xmlns:w14="http://schemas.microsoft.com/office/word/2010/wordml" xmlns:w15="http://schemas.microsoft.com/office/word/2012/wordml" xmlns:w16cex="http://schemas.microsoft.com/office/word/2018/wordml/cex" xmlns:w16cid="http://schemas.microsoft.com/office/word/2016/wordml/cid" xmlns:w16="http://schemas.microsoft.com/office/word/2018/wordml" xmlns:w16du="http://schemas.microsoft.com/office/word/2023/wordml/word16du" xmlns:w16sdtdh="http://schemas.microsoft.com/office/word/2020/wordml/sdtdatahash" xmlns:w16sdtfl="http://schemas.microsoft.com/office/word/2024/wordml/sdtformatlock" xmlns:w16se="http://schemas.microsoft.com/office/word/2015/wordml/symex" xmlns:wpg="http://schemas.microsoft.com/office/word/2010/wordprocessingGroup" xmlns:wpi="http://schemas.microsoft.com/office/word/2010/wordprocessingInk" xmlns:wne="http://schemas.microsoft.com/office/word/2006/wordml" xmlns:wps="http://schemas.microsoft.com/office/word/2010/wordprocessingShape" mc:Ignorable="w14 w15 w16se w16cid w16 w16cex w16sdtdh w16sdtfl w16du wp14">
+<w:footnotes xmlns:wpc="http://schemas.microsoft.com/office/word/2010/wordprocessingCanvas" xmlns:cx="http://schemas.microsoft.com/office/drawing/2014/chartex" xmlns:cx1="http://schemas.microsoft.com/office/drawing/2015/9/8/chartex" xmlns:cx2="http://schemas.microsoft.com/office/drawing/2015/10/21/chartex" xmlns:cx3="http://schemas.microsoft.com/office/drawing/2016/5/9/chartex" xmlns:cx4="http://schemas.microsoft.com/office/drawing/2016/5/10/chartex" xmlns:cx5="http://schemas.microsoft.com/office/drawing/2016/5/11/chartex" xmlns:cx6="http://schemas.microsoft.com/office/drawing/2016/5/12/chartex" xmlns:cx7="http://schemas.microsoft.com/office/drawing/2016/5/13/chartex" xmlns:cx8="http://schemas.microsoft.com/office/drawing/2016/5/14/chartex" xmlns:mc="http://schemas.openxmlformats.org/markup-compatibility/2006" xmlns:aink="http://schemas.microsoft.com/office/drawing/2016/ink" xmlns:am3d="http://schemas.microsoft.com/office/drawing/2017/model3d" xmlns:o="urn:schemas-microsoft-com:office:office" xmlns:r="http://schemas.openxmlformats.org/officeDocument/2006/relationships" xmlns:m="http://schemas.openxmlformats.org/officeDocument/2006/math" xmlns:v="urn:schemas-microsoft-com:vml" xmlns:wp14="http://schemas.microsoft.com/office/word/2010/wordprocessingDrawing" xmlns:wp="http://schemas.openxmlformats.org/drawingml/2006/wordprocessingDrawing" xmlns:w10="urn:schemas-microsoft-com:office:word" xmlns:w="http://schemas.openxmlformats.org/wordprocessingml/2006/main" xmlns:w14="http://schemas.microsoft.com/office/word/2010/wordml" xmlns:w15="http://schemas.microsoft.com/office/word/2012/wordml" xmlns:w16cex="http://schemas.microsoft.com/office/word/2018/wordml/cex" xmlns:w16cid="http://schemas.microsoft.com/office/word/2016/wordml/cid" xmlns:w16="http://schemas.microsoft.com/office/word/2018/wordml" xmlns:w16sdtdh="http://schemas.microsoft.com/office/word/2020/wordml/sdtdatahash" xmlns:w16se="http://schemas.microsoft.com/office/word/2015/wordml/symex" xmlns:wpg="http://schemas.microsoft.com/office/word/2010/wordprocessingGroup" xmlns:wpi="http://schemas.microsoft.com/office/word/2010/wordprocessingInk" xmlns:wne="http://schemas.microsoft.com/office/word/2006/wordml" xmlns:wps="http://schemas.microsoft.com/office/word/2010/wordprocessingShape" mc:Ignorable="w14 w15 w16se w16cid w16 w16cex w16sdtdh wp14">
   <w:footnote w:type="separator" w:id="-1">
     <w:p>
       <w:pPr>
@@ -2859,7 +4797,7 @@
 </file>
 
 <file path=word/header1.xml><?xml version="1.0" encoding="utf-8"?>
-<w:hdr xmlns:wpc="http://schemas.microsoft.com/office/word/2010/wordprocessingCanvas" xmlns:cx="http://schemas.microsoft.com/office/drawing/2014/chartex" xmlns:cx1="http://schemas.microsoft.com/office/drawing/2015/9/8/chartex" xmlns:cx2="http://schemas.microsoft.com/office/drawing/2015/10/21/chartex" xmlns:cx3="http://schemas.microsoft.com/office/drawing/2016/5/9/chartex" xmlns:cx4="http://schemas.microsoft.com/office/drawing/2016/5/10/chartex" xmlns:cx5="http://schemas.microsoft.com/office/drawing/2016/5/11/chartex" xmlns:cx6="http://schemas.microsoft.com/office/drawing/2016/5/12/chartex" xmlns:cx7="http://schemas.microsoft.com/office/drawing/2016/5/13/chartex" xmlns:cx8="http://schemas.microsoft.com/office/drawing/2016/5/14/chartex" xmlns:mc="http://schemas.openxmlformats.org/markup-compatibility/2006" xmlns:aink="http://schemas.microsoft.com/office/drawing/2016/ink" xmlns:am3d="http://schemas.microsoft.com/office/drawing/2017/model3d" xmlns:o="urn:schemas-microsoft-com:office:office" xmlns:oel="http://schemas.microsoft.com/office/2019/extlst" xmlns:r="http://schemas.openxmlformats.org/officeDocument/2006/relationships" xmlns:m="http://schemas.openxmlformats.org/officeDocument/2006/math" xmlns:v="urn:schemas-microsoft-com:vml" xmlns:wp14="http://schemas.microsoft.com/office/word/2010/wordprocessingDrawing" xmlns:wp="http://schemas.openxmlformats.org/drawingml/2006/wordprocessingDrawing" xmlns:w10="urn:schemas-microsoft-com:office:word" xmlns:w="http://schemas.openxmlformats.org/wordprocessingml/2006/main" xmlns:w14="http://schemas.microsoft.com/office/word/2010/wordml" xmlns:w15="http://schemas.microsoft.com/office/word/2012/wordml" xmlns:w16cex="http://schemas.microsoft.com/office/word/2018/wordml/cex" xmlns:w16cid="http://schemas.microsoft.com/office/word/2016/wordml/cid" xmlns:w16="http://schemas.microsoft.com/office/word/2018/wordml" xmlns:w16du="http://schemas.microsoft.com/office/word/2023/wordml/word16du" xmlns:w16sdtdh="http://schemas.microsoft.com/office/word/2020/wordml/sdtdatahash" xmlns:w16sdtfl="http://schemas.microsoft.com/office/word/2024/wordml/sdtformatlock" xmlns:w16se="http://schemas.microsoft.com/office/word/2015/wordml/symex" xmlns:wpg="http://schemas.microsoft.com/office/word/2010/wordprocessingGroup" xmlns:wpi="http://schemas.microsoft.com/office/word/2010/wordprocessingInk" xmlns:wne="http://schemas.microsoft.com/office/word/2006/wordml" xmlns:wps="http://schemas.microsoft.com/office/word/2010/wordprocessingShape" mc:Ignorable="w14 w15 w16se w16cid w16 w16cex w16sdtdh w16sdtfl w16du wp14">
+<w:hdr xmlns:wpc="http://schemas.microsoft.com/office/word/2010/wordprocessingCanvas" xmlns:cx="http://schemas.microsoft.com/office/drawing/2014/chartex" xmlns:cx1="http://schemas.microsoft.com/office/drawing/2015/9/8/chartex" xmlns:cx2="http://schemas.microsoft.com/office/drawing/2015/10/21/chartex" xmlns:cx3="http://schemas.microsoft.com/office/drawing/2016/5/9/chartex" xmlns:cx4="http://schemas.microsoft.com/office/drawing/2016/5/10/chartex" xmlns:cx5="http://schemas.microsoft.com/office/drawing/2016/5/11/chartex" xmlns:cx6="http://schemas.microsoft.com/office/drawing/2016/5/12/chartex" xmlns:cx7="http://schemas.microsoft.com/office/drawing/2016/5/13/chartex" xmlns:cx8="http://schemas.microsoft.com/office/drawing/2016/5/14/chartex" xmlns:mc="http://schemas.openxmlformats.org/markup-compatibility/2006" xmlns:aink="http://schemas.microsoft.com/office/drawing/2016/ink" xmlns:am3d="http://schemas.microsoft.com/office/drawing/2017/model3d" xmlns:o="urn:schemas-microsoft-com:office:office" xmlns:r="http://schemas.openxmlformats.org/officeDocument/2006/relationships" xmlns:m="http://schemas.openxmlformats.org/officeDocument/2006/math" xmlns:v="urn:schemas-microsoft-com:vml" xmlns:wp14="http://schemas.microsoft.com/office/word/2010/wordprocessingDrawing" xmlns:wp="http://schemas.openxmlformats.org/drawingml/2006/wordprocessingDrawing" xmlns:w10="urn:schemas-microsoft-com:office:word" xmlns:w="http://schemas.openxmlformats.org/wordprocessingml/2006/main" xmlns:w14="http://schemas.microsoft.com/office/word/2010/wordml" xmlns:w15="http://schemas.microsoft.com/office/word/2012/wordml" xmlns:w16cex="http://schemas.microsoft.com/office/word/2018/wordml/cex" xmlns:w16cid="http://schemas.microsoft.com/office/word/2016/wordml/cid" xmlns:w16="http://schemas.microsoft.com/office/word/2018/wordml" xmlns:w16sdtdh="http://schemas.microsoft.com/office/word/2020/wordml/sdtdatahash" xmlns:w16se="http://schemas.microsoft.com/office/word/2015/wordml/symex" xmlns:wpg="http://schemas.microsoft.com/office/word/2010/wordprocessingGroup" xmlns:wpi="http://schemas.microsoft.com/office/word/2010/wordprocessingInk" xmlns:wne="http://schemas.microsoft.com/office/word/2006/wordml" xmlns:wps="http://schemas.microsoft.com/office/word/2010/wordprocessingShape" mc:Ignorable="w14 w15 w16se w16cid w16 w16cex w16sdtdh wp14">
   <w:p>
     <w:pPr>
       <w:pStyle w:val="Header"/>
@@ -2875,7 +4813,7 @@
 </file>
 
 <file path=word/numbering.xml><?xml version="1.0" encoding="utf-8"?>
-<w:numbering xmlns:wpc="http://schemas.microsoft.com/office/word/2010/wordprocessingCanvas" xmlns:cx="http://schemas.microsoft.com/office/drawing/2014/chartex" xmlns:cx1="http://schemas.microsoft.com/office/drawing/2015/9/8/chartex" xmlns:cx2="http://schemas.microsoft.com/office/drawing/2015/10/21/chartex" xmlns:cx3="http://schemas.microsoft.com/office/drawing/2016/5/9/chartex" xmlns:cx4="http://schemas.microsoft.com/office/drawing/2016/5/10/chartex" xmlns:cx5="http://schemas.microsoft.com/office/drawing/2016/5/11/chartex" xmlns:cx6="http://schemas.microsoft.com/office/drawing/2016/5/12/chartex" xmlns:cx7="http://schemas.microsoft.com/office/drawing/2016/5/13/chartex" xmlns:cx8="http://schemas.microsoft.com/office/drawing/2016/5/14/chartex" xmlns:mc="http://schemas.openxmlformats.org/markup-compatibility/2006" xmlns:aink="http://schemas.microsoft.com/office/drawing/2016/ink" xmlns:am3d="http://schemas.microsoft.com/office/drawing/2017/model3d" xmlns:o="urn:schemas-microsoft-com:office:office" xmlns:oel="http://schemas.microsoft.com/office/2019/extlst" xmlns:r="http://schemas.openxmlformats.org/officeDocument/2006/relationships" xmlns:m="http://schemas.openxmlformats.org/officeDocument/2006/math" xmlns:v="urn:schemas-microsoft-com:vml" xmlns:wp14="http://schemas.microsoft.com/office/word/2010/wordprocessingDrawing" xmlns:wp="http://schemas.openxmlformats.org/drawingml/2006/wordprocessingDrawing" xmlns:w10="urn:schemas-microsoft-com:office:word" xmlns:w="http://schemas.openxmlformats.org/wordprocessingml/2006/main" xmlns:w14="http://schemas.microsoft.com/office/word/2010/wordml" xmlns:w15="http://schemas.microsoft.com/office/word/2012/wordml" xmlns:w16cex="http://schemas.microsoft.com/office/word/2018/wordml/cex" xmlns:w16cid="http://schemas.microsoft.com/office/word/2016/wordml/cid" xmlns:w16="http://schemas.microsoft.com/office/word/2018/wordml" xmlns:w16du="http://schemas.microsoft.com/office/word/2023/wordml/word16du" xmlns:w16sdtdh="http://schemas.microsoft.com/office/word/2020/wordml/sdtdatahash" xmlns:w16sdtfl="http://schemas.microsoft.com/office/word/2024/wordml/sdtformatlock" xmlns:w16se="http://schemas.microsoft.com/office/word/2015/wordml/symex" xmlns:wpg="http://schemas.microsoft.com/office/word/2010/wordprocessingGroup" xmlns:wpi="http://schemas.microsoft.com/office/word/2010/wordprocessingInk" xmlns:wne="http://schemas.microsoft.com/office/word/2006/wordml" xmlns:wps="http://schemas.microsoft.com/office/word/2010/wordprocessingShape" mc:Ignorable="w14 w15 w16se w16cid w16 w16cex w16sdtdh w16sdtfl w16du wp14">
+<w:numbering xmlns:wpc="http://schemas.microsoft.com/office/word/2010/wordprocessingCanvas" xmlns:cx="http://schemas.microsoft.com/office/drawing/2014/chartex" xmlns:cx1="http://schemas.microsoft.com/office/drawing/2015/9/8/chartex" xmlns:cx2="http://schemas.microsoft.com/office/drawing/2015/10/21/chartex" xmlns:cx3="http://schemas.microsoft.com/office/drawing/2016/5/9/chartex" xmlns:cx4="http://schemas.microsoft.com/office/drawing/2016/5/10/chartex" xmlns:cx5="http://schemas.microsoft.com/office/drawing/2016/5/11/chartex" xmlns:cx6="http://schemas.microsoft.com/office/drawing/2016/5/12/chartex" xmlns:cx7="http://schemas.microsoft.com/office/drawing/2016/5/13/chartex" xmlns:cx8="http://schemas.microsoft.com/office/drawing/2016/5/14/chartex" xmlns:mc="http://schemas.openxmlformats.org/markup-compatibility/2006" xmlns:aink="http://schemas.microsoft.com/office/drawing/2016/ink" xmlns:am3d="http://schemas.microsoft.com/office/drawing/2017/model3d" xmlns:o="urn:schemas-microsoft-com:office:office" xmlns:r="http://schemas.openxmlformats.org/officeDocument/2006/relationships" xmlns:m="http://schemas.openxmlformats.org/officeDocument/2006/math" xmlns:v="urn:schemas-microsoft-com:vml" xmlns:wp14="http://schemas.microsoft.com/office/word/2010/wordprocessingDrawing" xmlns:wp="http://schemas.openxmlformats.org/drawingml/2006/wordprocessingDrawing" xmlns:w10="urn:schemas-microsoft-com:office:word" xmlns:w="http://schemas.openxmlformats.org/wordprocessingml/2006/main" xmlns:w14="http://schemas.microsoft.com/office/word/2010/wordml" xmlns:w15="http://schemas.microsoft.com/office/word/2012/wordml" xmlns:w16cex="http://schemas.microsoft.com/office/word/2018/wordml/cex" xmlns:w16cid="http://schemas.microsoft.com/office/word/2016/wordml/cid" xmlns:w16="http://schemas.microsoft.com/office/word/2018/wordml" xmlns:w16sdtdh="http://schemas.microsoft.com/office/word/2020/wordml/sdtdatahash" xmlns:w16se="http://schemas.microsoft.com/office/word/2015/wordml/symex" xmlns:wpg="http://schemas.microsoft.com/office/word/2010/wordprocessingGroup" xmlns:wpi="http://schemas.microsoft.com/office/word/2010/wordprocessingInk" xmlns:wne="http://schemas.microsoft.com/office/word/2006/wordml" xmlns:wps="http://schemas.microsoft.com/office/word/2010/wordprocessingShape" mc:Ignorable="w14 w15 w16se w16cid w16 w16cex w16sdtdh wp14">
   <w:abstractNum w:abstractNumId="0" w15:restartNumberingAfterBreak="0">
     <w:nsid w:val="045C5E41"/>
     <w:multiLevelType w:val="hybridMultilevel"/>
@@ -3780,35 +5718,35 @@
       </w:rPr>
     </w:lvl>
   </w:abstractNum>
-  <w:num w:numId="1" w16cid:durableId="463352643">
+  <w:num w:numId="1">
     <w:abstractNumId w:val="5"/>
   </w:num>
-  <w:num w:numId="2" w16cid:durableId="161315004">
+  <w:num w:numId="2">
     <w:abstractNumId w:val="0"/>
   </w:num>
-  <w:num w:numId="3" w16cid:durableId="2076312971">
+  <w:num w:numId="3">
     <w:abstractNumId w:val="3"/>
   </w:num>
-  <w:num w:numId="4" w16cid:durableId="728577473">
+  <w:num w:numId="4">
     <w:abstractNumId w:val="7"/>
   </w:num>
-  <w:num w:numId="5" w16cid:durableId="838693803">
+  <w:num w:numId="5">
     <w:abstractNumId w:val="4"/>
   </w:num>
-  <w:num w:numId="6" w16cid:durableId="509442871">
+  <w:num w:numId="6">
     <w:abstractNumId w:val="6"/>
   </w:num>
-  <w:num w:numId="7" w16cid:durableId="1629899330">
+  <w:num w:numId="7">
     <w:abstractNumId w:val="1"/>
   </w:num>
-  <w:num w:numId="8" w16cid:durableId="365566481">
+  <w:num w:numId="8">
     <w:abstractNumId w:val="2"/>
   </w:num>
 </w:numbering>
 </file>
 
 <file path=word/styles.xml><?xml version="1.0" encoding="utf-8"?>
-<w:styles xmlns:mc="http://schemas.openxmlformats.org/markup-compatibility/2006" xmlns:r="http://schemas.openxmlformats.org/officeDocument/2006/relationships" xmlns:w="http://schemas.openxmlformats.org/wordprocessingml/2006/main" xmlns:w14="http://schemas.microsoft.com/office/word/2010/wordml" xmlns:w15="http://schemas.microsoft.com/office/word/2012/wordml" xmlns:w16cex="http://schemas.microsoft.com/office/word/2018/wordml/cex" xmlns:w16cid="http://schemas.microsoft.com/office/word/2016/wordml/cid" xmlns:w16="http://schemas.microsoft.com/office/word/2018/wordml" xmlns:w16du="http://schemas.microsoft.com/office/word/2023/wordml/word16du" xmlns:w16sdtdh="http://schemas.microsoft.com/office/word/2020/wordml/sdtdatahash" xmlns:w16sdtfl="http://schemas.microsoft.com/office/word/2024/wordml/sdtformatlock" xmlns:w16se="http://schemas.microsoft.com/office/word/2015/wordml/symex" mc:Ignorable="w14 w15 w16se w16cid w16 w16cex w16sdtdh w16sdtfl w16du">
+<w:styles xmlns:mc="http://schemas.openxmlformats.org/markup-compatibility/2006" xmlns:r="http://schemas.openxmlformats.org/officeDocument/2006/relationships" xmlns:w="http://schemas.openxmlformats.org/wordprocessingml/2006/main" xmlns:w14="http://schemas.microsoft.com/office/word/2010/wordml" xmlns:w15="http://schemas.microsoft.com/office/word/2012/wordml" xmlns:w16cex="http://schemas.microsoft.com/office/word/2018/wordml/cex" xmlns:w16cid="http://schemas.microsoft.com/office/word/2016/wordml/cid" xmlns:w16="http://schemas.microsoft.com/office/word/2018/wordml" xmlns:w16sdtdh="http://schemas.microsoft.com/office/word/2020/wordml/sdtdatahash" xmlns:w16se="http://schemas.microsoft.com/office/word/2015/wordml/symex" mc:Ignorable="w14 w15 w16se w16cid w16 w16cex w16sdtdh">
   <w:docDefaults>
     <w:rPrDefault>
       <w:rPr>
@@ -4444,6 +6382,7 @@
   <w:style w:type="character" w:default="1" w:styleId="DefaultParagraphFont">
     <w:name w:val="Default Paragraph Font"/>
     <w:uiPriority w:val="1"/>
+    <w:semiHidden/>
     <w:unhideWhenUsed/>
   </w:style>
   <w:style w:type="table" w:default="1" w:styleId="TableNormal">

--- a/ParkingLagbe SWE Project.docx
+++ b/ParkingLagbe SWE Project.docx
@@ -1,6 +1,6 @@
 
 <file path=word/document.xml><?xml version="1.0" encoding="utf-8"?>
-<w:document xmlns:wpc="http://schemas.microsoft.com/office/word/2010/wordprocessingCanvas" xmlns:cx="http://schemas.microsoft.com/office/drawing/2014/chartex" xmlns:cx1="http://schemas.microsoft.com/office/drawing/2015/9/8/chartex" xmlns:cx2="http://schemas.microsoft.com/office/drawing/2015/10/21/chartex" xmlns:cx3="http://schemas.microsoft.com/office/drawing/2016/5/9/chartex" xmlns:cx4="http://schemas.microsoft.com/office/drawing/2016/5/10/chartex" xmlns:cx5="http://schemas.microsoft.com/office/drawing/2016/5/11/chartex" xmlns:cx6="http://schemas.microsoft.com/office/drawing/2016/5/12/chartex" xmlns:cx7="http://schemas.microsoft.com/office/drawing/2016/5/13/chartex" xmlns:cx8="http://schemas.microsoft.com/office/drawing/2016/5/14/chartex" xmlns:mc="http://schemas.openxmlformats.org/markup-compatibility/2006" xmlns:aink="http://schemas.microsoft.com/office/drawing/2016/ink" xmlns:am3d="http://schemas.microsoft.com/office/drawing/2017/model3d" xmlns:o="urn:schemas-microsoft-com:office:office" xmlns:oel="http://schemas.microsoft.com/office/2019/extlst" xmlns:r="http://schemas.openxmlformats.org/officeDocument/2006/relationships" xmlns:m="http://schemas.openxmlformats.org/officeDocument/2006/math" xmlns:v="urn:schemas-microsoft-com:vml" xmlns:wp14="http://schemas.microsoft.com/office/word/2010/wordprocessingDrawing" xmlns:wp="http://schemas.openxmlformats.org/drawingml/2006/wordprocessingDrawing" xmlns:w10="urn:schemas-microsoft-com:office:word" xmlns:w="http://schemas.openxmlformats.org/wordprocessingml/2006/main" xmlns:w14="http://schemas.microsoft.com/office/word/2010/wordml" xmlns:w15="http://schemas.microsoft.com/office/word/2012/wordml" xmlns:w16cex="http://schemas.microsoft.com/office/word/2018/wordml/cex" xmlns:w16cid="http://schemas.microsoft.com/office/word/2016/wordml/cid" xmlns:w16="http://schemas.microsoft.com/office/word/2018/wordml" xmlns:w16du="http://schemas.microsoft.com/office/word/2023/wordml/word16du" xmlns:w16sdtdh="http://schemas.microsoft.com/office/word/2020/wordml/sdtdatahash" xmlns:w16sdtfl="http://schemas.microsoft.com/office/word/2024/wordml/sdtformatlock" xmlns:w16se="http://schemas.microsoft.com/office/word/2015/wordml/symex" xmlns:wpg="http://schemas.microsoft.com/office/word/2010/wordprocessingGroup" xmlns:wpi="http://schemas.microsoft.com/office/word/2010/wordprocessingInk" xmlns:wne="http://schemas.microsoft.com/office/word/2006/wordml" xmlns:wps="http://schemas.microsoft.com/office/word/2010/wordprocessingShape" mc:Ignorable="w14 w15 w16se w16cid w16 w16cex w16sdtdh w16sdtfl w16du wp14">
+<w:document xmlns:wpc="http://schemas.microsoft.com/office/word/2010/wordprocessingCanvas" xmlns:cx="http://schemas.microsoft.com/office/drawing/2014/chartex" xmlns:cx1="http://schemas.microsoft.com/office/drawing/2015/9/8/chartex" xmlns:cx2="http://schemas.microsoft.com/office/drawing/2015/10/21/chartex" xmlns:cx3="http://schemas.microsoft.com/office/drawing/2016/5/9/chartex" xmlns:cx4="http://schemas.microsoft.com/office/drawing/2016/5/10/chartex" xmlns:cx5="http://schemas.microsoft.com/office/drawing/2016/5/11/chartex" xmlns:cx6="http://schemas.microsoft.com/office/drawing/2016/5/12/chartex" xmlns:cx7="http://schemas.microsoft.com/office/drawing/2016/5/13/chartex" xmlns:cx8="http://schemas.microsoft.com/office/drawing/2016/5/14/chartex" xmlns:mc="http://schemas.openxmlformats.org/markup-compatibility/2006" xmlns:aink="http://schemas.microsoft.com/office/drawing/2016/ink" xmlns:am3d="http://schemas.microsoft.com/office/drawing/2017/model3d" xmlns:o="urn:schemas-microsoft-com:office:office" xmlns:r="http://schemas.openxmlformats.org/officeDocument/2006/relationships" xmlns:m="http://schemas.openxmlformats.org/officeDocument/2006/math" xmlns:v="urn:schemas-microsoft-com:vml" xmlns:wp14="http://schemas.microsoft.com/office/word/2010/wordprocessingDrawing" xmlns:wp="http://schemas.openxmlformats.org/drawingml/2006/wordprocessingDrawing" xmlns:w10="urn:schemas-microsoft-com:office:word" xmlns:w="http://schemas.openxmlformats.org/wordprocessingml/2006/main" xmlns:w14="http://schemas.microsoft.com/office/word/2010/wordml" xmlns:w15="http://schemas.microsoft.com/office/word/2012/wordml" xmlns:w16cex="http://schemas.microsoft.com/office/word/2018/wordml/cex" xmlns:w16cid="http://schemas.microsoft.com/office/word/2016/wordml/cid" xmlns:w16="http://schemas.microsoft.com/office/word/2018/wordml" xmlns:w16sdtdh="http://schemas.microsoft.com/office/word/2020/wordml/sdtdatahash" xmlns:w16se="http://schemas.microsoft.com/office/word/2015/wordml/symex" xmlns:wpg="http://schemas.microsoft.com/office/word/2010/wordprocessingGroup" xmlns:wpi="http://schemas.microsoft.com/office/word/2010/wordprocessingInk" xmlns:wne="http://schemas.microsoft.com/office/word/2006/wordml" xmlns:wps="http://schemas.microsoft.com/office/word/2010/wordprocessingShape" mc:Ignorable="w14 w15 w16se w16cid w16 w16cex w16sdtdh wp14">
   <w:body>
     <w:p>
       <w:pPr>
@@ -551,9 +551,19 @@
               <w:pStyle w:val="Default"/>
               <w:jc w:val="both"/>
             </w:pPr>
-            <w:r>
-              <w:t>Rafiul Alam</w:t>
-            </w:r>
+            <w:proofErr w:type="spellStart"/>
+            <w:r>
+              <w:t>Rafiul</w:t>
+            </w:r>
+            <w:proofErr w:type="spellEnd"/>
+            <w:r>
+              <w:t xml:space="preserve"> </w:t>
+            </w:r>
+            <w:proofErr w:type="spellStart"/>
+            <w:r>
+              <w:t>Alam</w:t>
+            </w:r>
+            <w:proofErr w:type="spellEnd"/>
           </w:p>
         </w:tc>
         <w:tc>
@@ -610,13 +620,8 @@
             </w:r>
             <w:proofErr w:type="spellEnd"/>
             <w:r>
-              <w:t xml:space="preserve"> Mahbub </w:t>
-            </w:r>
-            <w:proofErr w:type="spellStart"/>
-            <w:r>
-              <w:t>Jaami</w:t>
-            </w:r>
-            <w:proofErr w:type="spellEnd"/>
+              <w:t xml:space="preserve"> Mahbub Jaami</w:t>
+            </w:r>
           </w:p>
         </w:tc>
         <w:tc>
@@ -721,7 +726,15 @@
               <w:jc w:val="both"/>
             </w:pPr>
             <w:r>
-              <w:t>Syed Fahmid Ahmed Siam</w:t>
+              <w:t xml:space="preserve">Syed </w:t>
+            </w:r>
+            <w:proofErr w:type="spellStart"/>
+            <w:r>
+              <w:t>Fahmid</w:t>
+            </w:r>
+            <w:proofErr w:type="spellEnd"/>
+            <w:r>
+              <w:t xml:space="preserve"> Ahmed Siam</w:t>
             </w:r>
           </w:p>
         </w:tc>
@@ -2326,6 +2339,1325 @@
     </w:p>
     <w:p>
       <w:pPr>
+        <w:pStyle w:val="Default"/>
+        <w:jc w:val="both"/>
+        <w:rPr>
+          <w:b/>
+          <w:bCs/>
+        </w:rPr>
+      </w:pPr>
+    </w:p>
+    <w:p>
+      <w:pPr>
+        <w:pStyle w:val="Default"/>
+        <w:jc w:val="both"/>
+        <w:rPr>
+          <w:b/>
+          <w:bCs/>
+        </w:rPr>
+      </w:pPr>
+    </w:p>
+    <w:p>
+      <w:pPr>
+        <w:pStyle w:val="Default"/>
+        <w:jc w:val="both"/>
+        <w:rPr>
+          <w:b/>
+          <w:bCs/>
+        </w:rPr>
+      </w:pPr>
+    </w:p>
+    <w:p>
+      <w:pPr>
+        <w:pStyle w:val="Default"/>
+        <w:jc w:val="both"/>
+        <w:rPr>
+          <w:b/>
+          <w:bCs/>
+        </w:rPr>
+      </w:pPr>
+    </w:p>
+    <w:sdt>
+      <w:sdtPr>
+        <w:rPr>
+          <w:rFonts w:ascii="Cambria" w:eastAsia="Times New Roman" w:hAnsi="Cambria" w:cs="Times New Roman"/>
+          <w:color w:val="auto"/>
+          <w:sz w:val="24"/>
+          <w:szCs w:val="24"/>
+          <w:lang w:eastAsia="en-GB" w:bidi="bn-IN"/>
+        </w:rPr>
+        <w:id w:val="-1934736573"/>
+        <w:docPartObj>
+          <w:docPartGallery w:val="Table of Contents"/>
+          <w:docPartUnique/>
+        </w:docPartObj>
+      </w:sdtPr>
+      <w:sdtEndPr>
+        <w:rPr>
+          <w:rFonts w:eastAsiaTheme="minorEastAsia" w:cstheme="minorBidi"/>
+          <w:b/>
+          <w:bCs/>
+          <w:noProof/>
+          <w:sz w:val="22"/>
+          <w:szCs w:val="22"/>
+          <w:lang w:eastAsia="zh-CN" w:bidi="ar-SA"/>
+        </w:rPr>
+      </w:sdtEndPr>
+      <w:sdtContent>
+        <w:p>
+          <w:pPr>
+            <w:pStyle w:val="TOCHeading"/>
+            <w:jc w:val="center"/>
+            <w:rPr>
+              <w:rStyle w:val="Heading1Char"/>
+              <w:rFonts w:ascii="Times New Roman" w:hAnsi="Times New Roman"/>
+              <w:color w:val="000000" w:themeColor="text1"/>
+              <w:u w:val="single"/>
+            </w:rPr>
+          </w:pPr>
+          <w:r>
+            <w:rPr>
+              <w:rStyle w:val="Heading1Char"/>
+              <w:rFonts w:ascii="Times New Roman" w:hAnsi="Times New Roman"/>
+              <w:color w:val="000000" w:themeColor="text1"/>
+              <w:u w:val="single"/>
+            </w:rPr>
+            <w:t>Table of Contents</w:t>
+          </w:r>
+        </w:p>
+        <w:p>
+          <w:pPr>
+            <w:rPr>
+              <w:rFonts w:ascii="Times New Roman" w:hAnsi="Times New Roman" w:cs="Times New Roman"/>
+              <w:sz w:val="24"/>
+              <w:szCs w:val="24"/>
+              <w:lang w:eastAsia="en-US"/>
+            </w:rPr>
+          </w:pPr>
+        </w:p>
+        <w:p>
+          <w:pPr>
+            <w:pStyle w:val="TOC1"/>
+            <w:tabs>
+              <w:tab w:val="left" w:pos="480"/>
+              <w:tab w:val="right" w:leader="dot" w:pos="9016"/>
+            </w:tabs>
+            <w:rPr>
+              <w:sz w:val="22"/>
+              <w:szCs w:val="22"/>
+            </w:rPr>
+          </w:pPr>
+          <w:r>
+            <w:rPr>
+              <w:rFonts w:ascii="Cambria" w:hAnsi="Cambria"/>
+            </w:rPr>
+            <w:fldChar w:fldCharType="begin"/>
+          </w:r>
+          <w:r>
+            <w:rPr>
+              <w:rFonts w:ascii="Cambria" w:hAnsi="Cambria"/>
+            </w:rPr>
+            <w:instrText xml:space="preserve"> TOC \o "1-3" \h \z \u </w:instrText>
+          </w:r>
+          <w:r>
+            <w:rPr>
+              <w:rFonts w:ascii="Cambria" w:hAnsi="Cambria"/>
+            </w:rPr>
+            <w:fldChar w:fldCharType="separate"/>
+          </w:r>
+          <w:hyperlink w:anchor="_Toc214214201" w:history="1">
+            <w:r>
+              <w:rPr>
+                <w:rStyle w:val="Hyperlink"/>
+                <w:noProof/>
+                <w:sz w:val="22"/>
+                <w:szCs w:val="22"/>
+              </w:rPr>
+              <w:t>1.</w:t>
+            </w:r>
+            <w:r>
+              <w:rPr>
+                <w:rFonts w:eastAsiaTheme="minorEastAsia"/>
+                <w:noProof/>
+                <w:kern w:val="2"/>
+                <w:sz w:val="22"/>
+                <w:szCs w:val="22"/>
+                <w:lang w:eastAsia="en-US" w:bidi="ar-SA"/>
+                <w14:ligatures w14:val="standardContextual"/>
+              </w:rPr>
+              <w:tab/>
+            </w:r>
+            <w:r>
+              <w:rPr>
+                <w:rStyle w:val="Hyperlink"/>
+                <w:noProof/>
+                <w:sz w:val="22"/>
+                <w:szCs w:val="22"/>
+              </w:rPr>
+              <w:t>Project Proposal</w:t>
+            </w:r>
+            <w:r>
+              <w:rPr>
+                <w:noProof/>
+                <w:webHidden/>
+                <w:sz w:val="22"/>
+                <w:szCs w:val="22"/>
+              </w:rPr>
+              <w:tab/>
+            </w:r>
+            <w:r>
+              <w:rPr>
+                <w:noProof/>
+                <w:webHidden/>
+                <w:sz w:val="22"/>
+                <w:szCs w:val="22"/>
+              </w:rPr>
+              <w:t>4</w:t>
+            </w:r>
+          </w:hyperlink>
+        </w:p>
+        <w:p>
+          <w:pPr>
+            <w:pStyle w:val="TOC2"/>
+            <w:tabs>
+              <w:tab w:val="left" w:pos="960"/>
+              <w:tab w:val="right" w:leader="dot" w:pos="9016"/>
+            </w:tabs>
+            <w:rPr>
+              <w:rFonts w:eastAsiaTheme="minorEastAsia"/>
+              <w:noProof/>
+              <w:kern w:val="2"/>
+              <w:sz w:val="22"/>
+              <w:szCs w:val="22"/>
+              <w:lang w:eastAsia="en-US" w:bidi="ar-SA"/>
+              <w14:ligatures w14:val="standardContextual"/>
+            </w:rPr>
+          </w:pPr>
+          <w:hyperlink w:anchor="_Toc214214203" w:history="1">
+            <w:r>
+              <w:rPr>
+                <w:rStyle w:val="Hyperlink"/>
+                <w:noProof/>
+                <w:sz w:val="22"/>
+                <w:szCs w:val="22"/>
+              </w:rPr>
+              <w:t>1.1</w:t>
+            </w:r>
+            <w:r>
+              <w:rPr>
+                <w:rFonts w:eastAsiaTheme="minorEastAsia"/>
+                <w:noProof/>
+                <w:kern w:val="2"/>
+                <w:sz w:val="22"/>
+                <w:szCs w:val="22"/>
+                <w:lang w:eastAsia="en-US" w:bidi="ar-SA"/>
+                <w14:ligatures w14:val="standardContextual"/>
+              </w:rPr>
+              <w:tab/>
+            </w:r>
+            <w:r>
+              <w:rPr>
+                <w:rStyle w:val="Hyperlink"/>
+                <w:noProof/>
+                <w:sz w:val="22"/>
+                <w:szCs w:val="22"/>
+              </w:rPr>
+              <w:t>Background to the Problem</w:t>
+            </w:r>
+            <w:r>
+              <w:rPr>
+                <w:noProof/>
+                <w:webHidden/>
+                <w:sz w:val="22"/>
+                <w:szCs w:val="22"/>
+              </w:rPr>
+              <w:tab/>
+            </w:r>
+          </w:hyperlink>
+          <w:r>
+            <w:rPr>
+              <w:sz w:val="22"/>
+              <w:szCs w:val="22"/>
+            </w:rPr>
+            <w:t>4</w:t>
+          </w:r>
+        </w:p>
+        <w:p>
+          <w:pPr>
+            <w:pStyle w:val="TOC2"/>
+            <w:tabs>
+              <w:tab w:val="left" w:pos="960"/>
+              <w:tab w:val="right" w:leader="dot" w:pos="9016"/>
+            </w:tabs>
+          </w:pPr>
+          <w:hyperlink w:anchor="_Toc214214204" w:history="1">
+            <w:r>
+              <w:rPr>
+                <w:rStyle w:val="Hyperlink"/>
+                <w:noProof/>
+                <w:sz w:val="22"/>
+                <w:szCs w:val="22"/>
+              </w:rPr>
+              <w:t>1.2</w:t>
+            </w:r>
+            <w:r>
+              <w:rPr>
+                <w:rFonts w:eastAsiaTheme="minorEastAsia"/>
+                <w:noProof/>
+                <w:kern w:val="2"/>
+                <w:sz w:val="22"/>
+                <w:szCs w:val="22"/>
+                <w:lang w:eastAsia="en-US" w:bidi="ar-SA"/>
+                <w14:ligatures w14:val="standardContextual"/>
+              </w:rPr>
+              <w:tab/>
+            </w:r>
+            <w:r>
+              <w:rPr>
+                <w:rStyle w:val="Hyperlink"/>
+                <w:noProof/>
+                <w:sz w:val="22"/>
+                <w:szCs w:val="22"/>
+              </w:rPr>
+              <w:t>Selection of Process Model</w:t>
+            </w:r>
+            <w:r>
+              <w:rPr>
+                <w:noProof/>
+                <w:webHidden/>
+                <w:sz w:val="22"/>
+                <w:szCs w:val="22"/>
+              </w:rPr>
+              <w:tab/>
+            </w:r>
+            <w:r>
+              <w:rPr>
+                <w:noProof/>
+                <w:webHidden/>
+                <w:sz w:val="22"/>
+                <w:szCs w:val="22"/>
+              </w:rPr>
+              <w:t>4</w:t>
+            </w:r>
+          </w:hyperlink>
+        </w:p>
+        <w:p>
+          <w:pPr>
+            <w:rPr>
+              <w:lang w:eastAsia="en-GB" w:bidi="bn-IN"/>
+            </w:rPr>
+          </w:pPr>
+          <w:r>
+            <w:rPr>
+              <w:rFonts w:ascii="Times New Roman" w:hAnsi="Times New Roman" w:cs="Times New Roman"/>
+              <w:lang w:eastAsia="en-GB" w:bidi="bn-IN"/>
+            </w:rPr>
+            <w:t xml:space="preserve">2.      Timeline Chart / Gantt Chart </w:t>
+          </w:r>
+          <w:r>
+            <w:rPr>
+              <w:rFonts w:ascii="Times New Roman" w:hAnsi="Times New Roman" w:cs="Times New Roman"/>
+              <w:lang w:eastAsia="en-GB" w:bidi="bn-IN"/>
+            </w:rPr>
+            <w:t>……………</w:t>
+          </w:r>
+          <w:r>
+            <w:rPr>
+              <w:lang w:eastAsia="en-GB" w:bidi="bn-IN"/>
+            </w:rPr>
+            <w:t>…………….………………………………………………………………...</w:t>
+          </w:r>
+          <w:r>
+            <w:rPr>
+              <w:lang w:eastAsia="en-GB" w:bidi="bn-IN"/>
+            </w:rPr>
+            <w:t>..5</w:t>
+          </w:r>
+        </w:p>
+        <w:p>
+          <w:pPr>
+            <w:pStyle w:val="TOC1"/>
+            <w:tabs>
+              <w:tab w:val="left" w:pos="480"/>
+              <w:tab w:val="right" w:leader="dot" w:pos="9016"/>
+            </w:tabs>
+            <w:rPr>
+              <w:rFonts w:eastAsiaTheme="minorEastAsia"/>
+              <w:noProof/>
+              <w:kern w:val="2"/>
+              <w:sz w:val="22"/>
+              <w:szCs w:val="22"/>
+              <w:lang w:eastAsia="en-US" w:bidi="ar-SA"/>
+              <w14:ligatures w14:val="standardContextual"/>
+            </w:rPr>
+          </w:pPr>
+          <w:hyperlink w:anchor="_Toc214214202" w:history="1">
+            <w:r>
+              <w:rPr>
+                <w:rStyle w:val="Hyperlink"/>
+                <w:noProof/>
+                <w:sz w:val="22"/>
+                <w:szCs w:val="22"/>
+              </w:rPr>
+              <w:t>3</w:t>
+            </w:r>
+            <w:r>
+              <w:rPr>
+                <w:rStyle w:val="Hyperlink"/>
+                <w:noProof/>
+                <w:sz w:val="22"/>
+                <w:szCs w:val="22"/>
+              </w:rPr>
+              <w:t>.</w:t>
+            </w:r>
+            <w:r>
+              <w:rPr>
+                <w:rFonts w:eastAsiaTheme="minorEastAsia"/>
+                <w:noProof/>
+                <w:kern w:val="2"/>
+                <w:sz w:val="22"/>
+                <w:szCs w:val="22"/>
+                <w:lang w:eastAsia="en-US" w:bidi="ar-SA"/>
+                <w14:ligatures w14:val="standardContextual"/>
+              </w:rPr>
+              <w:tab/>
+            </w:r>
+            <w:r>
+              <w:rPr>
+                <w:rStyle w:val="Hyperlink"/>
+                <w:noProof/>
+                <w:sz w:val="22"/>
+                <w:szCs w:val="22"/>
+              </w:rPr>
+              <w:t xml:space="preserve">Software Requirements Specification (SRS) / PRD </w:t>
+            </w:r>
+            <w:r>
+              <w:rPr>
+                <w:noProof/>
+                <w:webHidden/>
+                <w:sz w:val="22"/>
+                <w:szCs w:val="22"/>
+              </w:rPr>
+              <w:tab/>
+            </w:r>
+            <w:r>
+              <w:rPr>
+                <w:noProof/>
+                <w:webHidden/>
+                <w:sz w:val="22"/>
+                <w:szCs w:val="22"/>
+              </w:rPr>
+              <w:t>6-11</w:t>
+            </w:r>
+          </w:hyperlink>
+        </w:p>
+        <w:p>
+          <w:pPr>
+            <w:pStyle w:val="TOC2"/>
+            <w:tabs>
+              <w:tab w:val="left" w:pos="960"/>
+              <w:tab w:val="right" w:leader="dot" w:pos="9016"/>
+            </w:tabs>
+            <w:rPr>
+              <w:rFonts w:eastAsiaTheme="minorEastAsia"/>
+              <w:noProof/>
+              <w:kern w:val="2"/>
+              <w:sz w:val="22"/>
+              <w:szCs w:val="22"/>
+              <w:lang w:eastAsia="en-US" w:bidi="ar-SA"/>
+              <w14:ligatures w14:val="standardContextual"/>
+            </w:rPr>
+          </w:pPr>
+          <w:hyperlink w:anchor="_Toc214214203" w:history="1">
+            <w:r>
+              <w:rPr>
+                <w:rStyle w:val="Hyperlink"/>
+                <w:noProof/>
+                <w:sz w:val="22"/>
+                <w:szCs w:val="22"/>
+              </w:rPr>
+              <w:t>3</w:t>
+            </w:r>
+            <w:r>
+              <w:rPr>
+                <w:rStyle w:val="Hyperlink"/>
+                <w:noProof/>
+                <w:sz w:val="22"/>
+                <w:szCs w:val="22"/>
+              </w:rPr>
+              <w:t>.1</w:t>
+            </w:r>
+            <w:r>
+              <w:rPr>
+                <w:rFonts w:eastAsiaTheme="minorEastAsia"/>
+                <w:noProof/>
+                <w:kern w:val="2"/>
+                <w:sz w:val="22"/>
+                <w:szCs w:val="22"/>
+                <w:lang w:eastAsia="en-US" w:bidi="ar-SA"/>
+                <w14:ligatures w14:val="standardContextual"/>
+              </w:rPr>
+              <w:tab/>
+            </w:r>
+            <w:r>
+              <w:rPr>
+                <w:rStyle w:val="Hyperlink"/>
+                <w:noProof/>
+                <w:sz w:val="22"/>
+                <w:szCs w:val="22"/>
+              </w:rPr>
+              <w:t>Scopes and Features</w:t>
+            </w:r>
+            <w:r>
+              <w:rPr>
+                <w:noProof/>
+                <w:webHidden/>
+                <w:sz w:val="22"/>
+                <w:szCs w:val="22"/>
+              </w:rPr>
+              <w:tab/>
+            </w:r>
+            <w:r>
+              <w:rPr>
+                <w:noProof/>
+                <w:webHidden/>
+                <w:sz w:val="22"/>
+                <w:szCs w:val="22"/>
+              </w:rPr>
+              <w:t>...6</w:t>
+            </w:r>
+          </w:hyperlink>
+        </w:p>
+        <w:p>
+          <w:pPr>
+            <w:pStyle w:val="TOC2"/>
+            <w:tabs>
+              <w:tab w:val="left" w:pos="960"/>
+              <w:tab w:val="right" w:leader="dot" w:pos="9016"/>
+            </w:tabs>
+            <w:rPr>
+              <w:rFonts w:eastAsiaTheme="minorEastAsia"/>
+              <w:noProof/>
+              <w:kern w:val="2"/>
+              <w:sz w:val="22"/>
+              <w:szCs w:val="22"/>
+              <w:lang w:eastAsia="en-US" w:bidi="ar-SA"/>
+              <w14:ligatures w14:val="standardContextual"/>
+            </w:rPr>
+          </w:pPr>
+          <w:hyperlink w:anchor="_Toc214214204" w:history="1">
+            <w:r>
+              <w:rPr>
+                <w:rStyle w:val="Hyperlink"/>
+                <w:noProof/>
+                <w:sz w:val="22"/>
+                <w:szCs w:val="22"/>
+              </w:rPr>
+              <w:t>3</w:t>
+            </w:r>
+            <w:r>
+              <w:rPr>
+                <w:rStyle w:val="Hyperlink"/>
+                <w:noProof/>
+                <w:sz w:val="22"/>
+                <w:szCs w:val="22"/>
+              </w:rPr>
+              <w:t>.2</w:t>
+            </w:r>
+            <w:r>
+              <w:rPr>
+                <w:rFonts w:eastAsiaTheme="minorEastAsia"/>
+                <w:noProof/>
+                <w:kern w:val="2"/>
+                <w:sz w:val="22"/>
+                <w:szCs w:val="22"/>
+                <w:lang w:eastAsia="en-US" w:bidi="ar-SA"/>
+                <w14:ligatures w14:val="standardContextual"/>
+              </w:rPr>
+              <w:tab/>
+              <w:t>User Story Table</w:t>
+            </w:r>
+            <w:r>
+              <w:rPr>
+                <w:noProof/>
+                <w:webHidden/>
+                <w:sz w:val="22"/>
+                <w:szCs w:val="22"/>
+              </w:rPr>
+              <w:tab/>
+            </w:r>
+            <w:r>
+              <w:rPr>
+                <w:noProof/>
+                <w:webHidden/>
+                <w:sz w:val="22"/>
+                <w:szCs w:val="22"/>
+              </w:rPr>
+              <w:t>6-</w:t>
+            </w:r>
+          </w:hyperlink>
+          <w:r>
+            <w:rPr>
+              <w:noProof/>
+              <w:sz w:val="22"/>
+              <w:szCs w:val="22"/>
+            </w:rPr>
+            <w:t>8</w:t>
+          </w:r>
+        </w:p>
+        <w:p>
+          <w:pPr>
+            <w:pStyle w:val="TOC2"/>
+            <w:tabs>
+              <w:tab w:val="left" w:pos="960"/>
+              <w:tab w:val="right" w:leader="dot" w:pos="9016"/>
+            </w:tabs>
+            <w:rPr>
+              <w:rFonts w:eastAsiaTheme="minorEastAsia"/>
+              <w:noProof/>
+              <w:kern w:val="2"/>
+              <w:sz w:val="22"/>
+              <w:szCs w:val="22"/>
+              <w:lang w:eastAsia="en-US" w:bidi="ar-SA"/>
+              <w14:ligatures w14:val="standardContextual"/>
+            </w:rPr>
+          </w:pPr>
+          <w:hyperlink w:anchor="_Toc214214205" w:history="1">
+            <w:r>
+              <w:rPr>
+                <w:rStyle w:val="Hyperlink"/>
+                <w:noProof/>
+                <w:sz w:val="22"/>
+                <w:szCs w:val="22"/>
+              </w:rPr>
+              <w:t>3</w:t>
+            </w:r>
+            <w:r>
+              <w:rPr>
+                <w:rStyle w:val="Hyperlink"/>
+                <w:noProof/>
+                <w:sz w:val="22"/>
+                <w:szCs w:val="22"/>
+              </w:rPr>
+              <w:t>.3</w:t>
+            </w:r>
+            <w:r>
+              <w:rPr>
+                <w:rFonts w:eastAsiaTheme="minorEastAsia"/>
+                <w:noProof/>
+                <w:kern w:val="2"/>
+                <w:sz w:val="22"/>
+                <w:szCs w:val="22"/>
+                <w:lang w:eastAsia="en-US" w:bidi="ar-SA"/>
+                <w14:ligatures w14:val="standardContextual"/>
+              </w:rPr>
+              <w:tab/>
+              <w:t>Requirements Traceability Matrix</w:t>
+            </w:r>
+            <w:r>
+              <w:rPr>
+                <w:noProof/>
+                <w:webHidden/>
+                <w:sz w:val="22"/>
+                <w:szCs w:val="22"/>
+              </w:rPr>
+              <w:tab/>
+            </w:r>
+            <w:r>
+              <w:rPr>
+                <w:noProof/>
+                <w:webHidden/>
+                <w:sz w:val="22"/>
+                <w:szCs w:val="22"/>
+              </w:rPr>
+              <w:t>9-11</w:t>
+            </w:r>
+          </w:hyperlink>
+        </w:p>
+        <w:p>
+          <w:pPr>
+            <w:pStyle w:val="TOC2"/>
+            <w:tabs>
+              <w:tab w:val="left" w:pos="960"/>
+              <w:tab w:val="right" w:leader="dot" w:pos="9016"/>
+            </w:tabs>
+            <w:rPr>
+              <w:rFonts w:eastAsiaTheme="minorEastAsia"/>
+              <w:noProof/>
+              <w:kern w:val="2"/>
+              <w:sz w:val="22"/>
+              <w:szCs w:val="22"/>
+              <w:lang w:eastAsia="en-US" w:bidi="ar-SA"/>
+              <w14:ligatures w14:val="standardContextual"/>
+            </w:rPr>
+          </w:pPr>
+          <w:hyperlink w:anchor="_Toc214214212" w:history="1">
+            <w:r>
+              <w:rPr>
+                <w:rStyle w:val="Hyperlink"/>
+                <w:noProof/>
+                <w:sz w:val="22"/>
+                <w:szCs w:val="22"/>
+              </w:rPr>
+              <w:t xml:space="preserve">       </w:t>
+            </w:r>
+            <w:r>
+              <w:rPr>
+                <w:rStyle w:val="Hyperlink"/>
+                <w:noProof/>
+                <w:sz w:val="22"/>
+                <w:szCs w:val="22"/>
+              </w:rPr>
+              <w:t>3</w:t>
+            </w:r>
+            <w:r>
+              <w:rPr>
+                <w:rStyle w:val="Hyperlink"/>
+                <w:noProof/>
+                <w:sz w:val="22"/>
+                <w:szCs w:val="22"/>
+              </w:rPr>
+              <w:t xml:space="preserve">.3.1 </w:t>
+            </w:r>
+            <w:r>
+              <w:rPr>
+                <w:rFonts w:eastAsiaTheme="minorEastAsia"/>
+                <w:noProof/>
+                <w:kern w:val="2"/>
+                <w:sz w:val="22"/>
+                <w:szCs w:val="22"/>
+                <w:lang w:eastAsia="en-US" w:bidi="ar-SA"/>
+                <w14:ligatures w14:val="standardContextual"/>
+              </w:rPr>
+              <w:t xml:space="preserve"> </w:t>
+            </w:r>
+            <w:r>
+              <w:rPr>
+                <w:rStyle w:val="Hyperlink"/>
+                <w:noProof/>
+                <w:sz w:val="22"/>
+                <w:szCs w:val="22"/>
+              </w:rPr>
+              <w:t>Functional Requirements</w:t>
+            </w:r>
+            <w:r>
+              <w:rPr>
+                <w:noProof/>
+                <w:webHidden/>
+                <w:sz w:val="22"/>
+                <w:szCs w:val="22"/>
+              </w:rPr>
+              <w:tab/>
+            </w:r>
+            <w:r>
+              <w:rPr>
+                <w:noProof/>
+                <w:webHidden/>
+                <w:sz w:val="22"/>
+                <w:szCs w:val="22"/>
+              </w:rPr>
+              <w:t>9-10</w:t>
+            </w:r>
+          </w:hyperlink>
+        </w:p>
+        <w:p>
+          <w:pPr>
+            <w:pStyle w:val="TOC2"/>
+            <w:tabs>
+              <w:tab w:val="left" w:pos="960"/>
+              <w:tab w:val="right" w:leader="dot" w:pos="9016"/>
+            </w:tabs>
+          </w:pPr>
+          <w:r>
+            <w:rPr>
+              <w:sz w:val="22"/>
+              <w:szCs w:val="22"/>
+            </w:rPr>
+            <w:t xml:space="preserve">       </w:t>
+          </w:r>
+          <w:hyperlink w:anchor="_Toc214214216" w:history="1">
+            <w:r>
+              <w:rPr>
+                <w:rStyle w:val="Hyperlink"/>
+                <w:noProof/>
+                <w:sz w:val="22"/>
+                <w:szCs w:val="22"/>
+              </w:rPr>
+              <w:t>3</w:t>
+            </w:r>
+            <w:r>
+              <w:rPr>
+                <w:rStyle w:val="Hyperlink"/>
+                <w:noProof/>
+                <w:sz w:val="22"/>
+                <w:szCs w:val="22"/>
+              </w:rPr>
+              <w:t>.3.2 Non-Functional Requirements</w:t>
+            </w:r>
+            <w:r>
+              <w:rPr>
+                <w:noProof/>
+                <w:webHidden/>
+                <w:sz w:val="22"/>
+                <w:szCs w:val="22"/>
+              </w:rPr>
+              <w:tab/>
+            </w:r>
+            <w:r>
+              <w:rPr>
+                <w:noProof/>
+                <w:webHidden/>
+                <w:sz w:val="22"/>
+                <w:szCs w:val="22"/>
+              </w:rPr>
+              <w:t>11</w:t>
+            </w:r>
+          </w:hyperlink>
+        </w:p>
+        <w:p>
+          <w:pPr>
+            <w:pStyle w:val="TOC1"/>
+            <w:tabs>
+              <w:tab w:val="left" w:pos="480"/>
+              <w:tab w:val="right" w:leader="dot" w:pos="9016"/>
+            </w:tabs>
+            <w:rPr>
+              <w:sz w:val="22"/>
+              <w:szCs w:val="22"/>
+            </w:rPr>
+          </w:pPr>
+          <w:hyperlink w:anchor="_Toc214214202" w:history="1">
+            <w:r>
+              <w:rPr>
+                <w:rStyle w:val="Hyperlink"/>
+                <w:noProof/>
+                <w:sz w:val="22"/>
+                <w:szCs w:val="22"/>
+              </w:rPr>
+              <w:t>4</w:t>
+            </w:r>
+            <w:r>
+              <w:rPr>
+                <w:rStyle w:val="Hyperlink"/>
+                <w:noProof/>
+                <w:sz w:val="22"/>
+                <w:szCs w:val="22"/>
+              </w:rPr>
+              <w:t>.</w:t>
+            </w:r>
+            <w:r>
+              <w:rPr>
+                <w:rFonts w:eastAsiaTheme="minorEastAsia"/>
+                <w:noProof/>
+                <w:kern w:val="2"/>
+                <w:sz w:val="22"/>
+                <w:szCs w:val="22"/>
+                <w:lang w:eastAsia="en-US" w:bidi="ar-SA"/>
+                <w14:ligatures w14:val="standardContextual"/>
+              </w:rPr>
+              <w:tab/>
+            </w:r>
+            <w:r>
+              <w:rPr>
+                <w:rStyle w:val="Hyperlink"/>
+                <w:noProof/>
+                <w:sz w:val="22"/>
+                <w:szCs w:val="22"/>
+              </w:rPr>
+              <w:t>Software Design</w:t>
+            </w:r>
+            <w:r>
+              <w:rPr>
+                <w:rStyle w:val="Hyperlink"/>
+                <w:noProof/>
+                <w:sz w:val="22"/>
+                <w:szCs w:val="22"/>
+              </w:rPr>
+              <w:t xml:space="preserve"> </w:t>
+            </w:r>
+            <w:r>
+              <w:rPr>
+                <w:noProof/>
+                <w:webHidden/>
+                <w:sz w:val="22"/>
+                <w:szCs w:val="22"/>
+              </w:rPr>
+              <w:tab/>
+            </w:r>
+            <w:r>
+              <w:rPr>
+                <w:noProof/>
+                <w:webHidden/>
+                <w:sz w:val="22"/>
+                <w:szCs w:val="22"/>
+              </w:rPr>
+              <w:t>12-14</w:t>
+            </w:r>
+          </w:hyperlink>
+        </w:p>
+        <w:p>
+          <w:pPr>
+            <w:pStyle w:val="TOC2"/>
+            <w:tabs>
+              <w:tab w:val="left" w:pos="960"/>
+              <w:tab w:val="right" w:leader="dot" w:pos="9016"/>
+            </w:tabs>
+            <w:rPr>
+              <w:sz w:val="22"/>
+              <w:szCs w:val="22"/>
+            </w:rPr>
+          </w:pPr>
+          <w:hyperlink w:anchor="_Toc214214203" w:history="1">
+            <w:r>
+              <w:rPr>
+                <w:rStyle w:val="Hyperlink"/>
+                <w:noProof/>
+                <w:sz w:val="22"/>
+                <w:szCs w:val="22"/>
+              </w:rPr>
+              <w:t>4</w:t>
+            </w:r>
+            <w:r>
+              <w:rPr>
+                <w:rStyle w:val="Hyperlink"/>
+                <w:noProof/>
+                <w:sz w:val="22"/>
+                <w:szCs w:val="22"/>
+              </w:rPr>
+              <w:t>.1</w:t>
+            </w:r>
+            <w:r>
+              <w:rPr>
+                <w:rFonts w:eastAsiaTheme="minorEastAsia"/>
+                <w:noProof/>
+                <w:kern w:val="2"/>
+                <w:sz w:val="22"/>
+                <w:szCs w:val="22"/>
+                <w:lang w:eastAsia="en-US" w:bidi="ar-SA"/>
+                <w14:ligatures w14:val="standardContextual"/>
+              </w:rPr>
+              <w:tab/>
+            </w:r>
+            <w:r>
+              <w:rPr>
+                <w:rStyle w:val="Hyperlink"/>
+                <w:noProof/>
+                <w:sz w:val="22"/>
+                <w:szCs w:val="22"/>
+              </w:rPr>
+              <w:t>S</w:t>
+            </w:r>
+            <w:r>
+              <w:rPr>
+                <w:rStyle w:val="Hyperlink"/>
+                <w:noProof/>
+                <w:sz w:val="22"/>
+                <w:szCs w:val="22"/>
+              </w:rPr>
+              <w:t>ystem Design</w:t>
+            </w:r>
+            <w:r>
+              <w:rPr>
+                <w:noProof/>
+                <w:webHidden/>
+                <w:sz w:val="22"/>
+                <w:szCs w:val="22"/>
+              </w:rPr>
+              <w:tab/>
+            </w:r>
+            <w:r>
+              <w:rPr>
+                <w:noProof/>
+                <w:webHidden/>
+                <w:sz w:val="22"/>
+                <w:szCs w:val="22"/>
+              </w:rPr>
+              <w:t>12</w:t>
+            </w:r>
+          </w:hyperlink>
+        </w:p>
+        <w:p>
+          <w:pPr>
+            <w:pStyle w:val="TOC2"/>
+            <w:tabs>
+              <w:tab w:val="left" w:pos="960"/>
+              <w:tab w:val="right" w:leader="dot" w:pos="9016"/>
+            </w:tabs>
+            <w:rPr>
+              <w:sz w:val="22"/>
+              <w:szCs w:val="22"/>
+            </w:rPr>
+          </w:pPr>
+          <w:hyperlink w:anchor="_Toc214214203" w:history="1">
+            <w:r>
+              <w:rPr>
+                <w:rStyle w:val="Hyperlink"/>
+                <w:noProof/>
+                <w:sz w:val="22"/>
+                <w:szCs w:val="22"/>
+              </w:rPr>
+              <w:t>4</w:t>
+            </w:r>
+            <w:r>
+              <w:rPr>
+                <w:rStyle w:val="Hyperlink"/>
+                <w:noProof/>
+                <w:sz w:val="22"/>
+                <w:szCs w:val="22"/>
+              </w:rPr>
+              <w:t>.</w:t>
+            </w:r>
+            <w:r>
+              <w:rPr>
+                <w:rStyle w:val="Hyperlink"/>
+                <w:noProof/>
+                <w:sz w:val="22"/>
+                <w:szCs w:val="22"/>
+              </w:rPr>
+              <w:t>2</w:t>
+            </w:r>
+            <w:r>
+              <w:rPr>
+                <w:rFonts w:eastAsiaTheme="minorEastAsia"/>
+                <w:noProof/>
+                <w:kern w:val="2"/>
+                <w:sz w:val="22"/>
+                <w:szCs w:val="22"/>
+                <w:lang w:eastAsia="en-US" w:bidi="ar-SA"/>
+                <w14:ligatures w14:val="standardContextual"/>
+              </w:rPr>
+              <w:tab/>
+            </w:r>
+            <w:r>
+              <w:rPr>
+                <w:rStyle w:val="Hyperlink"/>
+                <w:noProof/>
+                <w:sz w:val="22"/>
+                <w:szCs w:val="22"/>
+              </w:rPr>
+              <w:t>UI Deisgn using Figma</w:t>
+            </w:r>
+            <w:r>
+              <w:rPr>
+                <w:noProof/>
+                <w:webHidden/>
+                <w:sz w:val="22"/>
+                <w:szCs w:val="22"/>
+              </w:rPr>
+              <w:tab/>
+            </w:r>
+            <w:r>
+              <w:rPr>
+                <w:noProof/>
+                <w:webHidden/>
+                <w:sz w:val="22"/>
+                <w:szCs w:val="22"/>
+              </w:rPr>
+              <w:t>12-1</w:t>
+            </w:r>
+            <w:r>
+              <w:rPr>
+                <w:noProof/>
+                <w:webHidden/>
+                <w:sz w:val="22"/>
+                <w:szCs w:val="22"/>
+              </w:rPr>
+              <w:t>6</w:t>
+            </w:r>
+          </w:hyperlink>
+        </w:p>
+        <w:p>
+          <w:pPr>
+            <w:pStyle w:val="TOC1"/>
+            <w:tabs>
+              <w:tab w:val="left" w:pos="480"/>
+              <w:tab w:val="right" w:leader="dot" w:pos="9016"/>
+            </w:tabs>
+            <w:rPr>
+              <w:sz w:val="22"/>
+              <w:szCs w:val="22"/>
+            </w:rPr>
+          </w:pPr>
+          <w:hyperlink w:anchor="_Toc214214202" w:history="1">
+            <w:r>
+              <w:rPr>
+                <w:rStyle w:val="Hyperlink"/>
+                <w:noProof/>
+                <w:sz w:val="22"/>
+                <w:szCs w:val="22"/>
+              </w:rPr>
+              <w:t>5</w:t>
+            </w:r>
+            <w:r>
+              <w:rPr>
+                <w:rStyle w:val="Hyperlink"/>
+                <w:noProof/>
+                <w:sz w:val="22"/>
+                <w:szCs w:val="22"/>
+              </w:rPr>
+              <w:t>.</w:t>
+            </w:r>
+            <w:r>
+              <w:rPr>
+                <w:rFonts w:eastAsiaTheme="minorEastAsia"/>
+                <w:noProof/>
+                <w:kern w:val="2"/>
+                <w:sz w:val="22"/>
+                <w:szCs w:val="22"/>
+                <w:lang w:eastAsia="en-US" w:bidi="ar-SA"/>
+                <w14:ligatures w14:val="standardContextual"/>
+              </w:rPr>
+              <w:tab/>
+            </w:r>
+            <w:r>
+              <w:rPr>
+                <w:rStyle w:val="Hyperlink"/>
+                <w:noProof/>
+                <w:sz w:val="22"/>
+                <w:szCs w:val="22"/>
+              </w:rPr>
+              <w:t>Git Workflow</w:t>
+            </w:r>
+            <w:r>
+              <w:rPr>
+                <w:rStyle w:val="Hyperlink"/>
+                <w:noProof/>
+                <w:sz w:val="22"/>
+                <w:szCs w:val="22"/>
+              </w:rPr>
+              <w:t xml:space="preserve"> </w:t>
+            </w:r>
+            <w:r>
+              <w:rPr>
+                <w:noProof/>
+                <w:webHidden/>
+                <w:sz w:val="22"/>
+                <w:szCs w:val="22"/>
+              </w:rPr>
+              <w:tab/>
+            </w:r>
+            <w:r>
+              <w:rPr>
+                <w:noProof/>
+                <w:webHidden/>
+                <w:sz w:val="22"/>
+                <w:szCs w:val="22"/>
+              </w:rPr>
+              <w:t>1</w:t>
+            </w:r>
+            <w:r>
+              <w:rPr>
+                <w:noProof/>
+                <w:webHidden/>
+                <w:sz w:val="22"/>
+                <w:szCs w:val="22"/>
+              </w:rPr>
+              <w:t>7-18</w:t>
+            </w:r>
+          </w:hyperlink>
+        </w:p>
+        <w:p>
+          <w:pPr>
+            <w:pStyle w:val="TOC1"/>
+            <w:tabs>
+              <w:tab w:val="left" w:pos="480"/>
+              <w:tab w:val="right" w:leader="dot" w:pos="9016"/>
+            </w:tabs>
+            <w:rPr>
+              <w:sz w:val="22"/>
+              <w:szCs w:val="22"/>
+            </w:rPr>
+          </w:pPr>
+          <w:hyperlink w:anchor="_Toc214214202" w:history="1">
+            <w:r>
+              <w:rPr>
+                <w:rStyle w:val="Hyperlink"/>
+                <w:noProof/>
+                <w:sz w:val="22"/>
+                <w:szCs w:val="22"/>
+              </w:rPr>
+              <w:t>6</w:t>
+            </w:r>
+            <w:r>
+              <w:rPr>
+                <w:rStyle w:val="Hyperlink"/>
+                <w:noProof/>
+                <w:sz w:val="22"/>
+                <w:szCs w:val="22"/>
+              </w:rPr>
+              <w:t>.</w:t>
+            </w:r>
+            <w:r>
+              <w:rPr>
+                <w:rFonts w:eastAsiaTheme="minorEastAsia"/>
+                <w:noProof/>
+                <w:kern w:val="2"/>
+                <w:sz w:val="22"/>
+                <w:szCs w:val="22"/>
+                <w:lang w:eastAsia="en-US" w:bidi="ar-SA"/>
+                <w14:ligatures w14:val="standardContextual"/>
+              </w:rPr>
+              <w:tab/>
+            </w:r>
+            <w:r>
+              <w:rPr>
+                <w:rStyle w:val="Hyperlink"/>
+                <w:noProof/>
+                <w:sz w:val="22"/>
+                <w:szCs w:val="22"/>
+              </w:rPr>
+              <w:t>Conclusion</w:t>
+            </w:r>
+            <w:r>
+              <w:rPr>
+                <w:rStyle w:val="Hyperlink"/>
+                <w:noProof/>
+                <w:sz w:val="22"/>
+                <w:szCs w:val="22"/>
+              </w:rPr>
+              <w:t xml:space="preserve"> </w:t>
+            </w:r>
+            <w:r>
+              <w:rPr>
+                <w:noProof/>
+                <w:webHidden/>
+                <w:sz w:val="22"/>
+                <w:szCs w:val="22"/>
+              </w:rPr>
+              <w:tab/>
+            </w:r>
+            <w:r>
+              <w:rPr>
+                <w:noProof/>
+                <w:webHidden/>
+                <w:sz w:val="22"/>
+                <w:szCs w:val="22"/>
+              </w:rPr>
+              <w:t>1</w:t>
+            </w:r>
+            <w:r>
+              <w:rPr>
+                <w:noProof/>
+                <w:webHidden/>
+                <w:sz w:val="22"/>
+                <w:szCs w:val="22"/>
+              </w:rPr>
+              <w:t>8</w:t>
+            </w:r>
+          </w:hyperlink>
+        </w:p>
+        <w:p>
+          <w:pPr>
+            <w:rPr>
+              <w:lang w:eastAsia="en-GB" w:bidi="bn-IN"/>
+            </w:rPr>
+          </w:pPr>
+        </w:p>
+        <w:p>
+          <w:pPr>
+            <w:rPr>
+              <w:lang w:eastAsia="en-GB" w:bidi="bn-IN"/>
+            </w:rPr>
+          </w:pPr>
+        </w:p>
+        <w:p>
+          <w:pPr>
+            <w:rPr>
+              <w:lang w:eastAsia="en-GB" w:bidi="bn-IN"/>
+            </w:rPr>
+          </w:pPr>
+        </w:p>
+        <w:p>
+          <w:pPr>
+            <w:rPr>
+              <w:lang w:eastAsia="en-GB" w:bidi="bn-IN"/>
+            </w:rPr>
+          </w:pPr>
+        </w:p>
+        <w:p>
+          <w:pPr>
+            <w:spacing w:after="0" w:line="240" w:lineRule="auto"/>
+            <w:rPr>
+              <w:rFonts w:ascii="Cambria" w:hAnsi="Cambria"/>
+              <w:b/>
+              <w:bCs/>
+              <w:noProof/>
+            </w:rPr>
+          </w:pPr>
+          <w:r>
+            <w:rPr>
+              <w:rFonts w:ascii="Cambria" w:hAnsi="Cambria"/>
+              <w:b/>
+              <w:bCs/>
+              <w:noProof/>
+            </w:rPr>
+            <w:fldChar w:fldCharType="end"/>
+          </w:r>
+        </w:p>
+      </w:sdtContent>
+    </w:sdt>
+    <w:p>
+      <w:pPr>
+        <w:pStyle w:val="Default"/>
+        <w:jc w:val="both"/>
+        <w:rPr>
+          <w:b/>
+          <w:bCs/>
+        </w:rPr>
+      </w:pPr>
+    </w:p>
+    <w:p>
+      <w:pPr>
+        <w:pStyle w:val="Default"/>
+        <w:jc w:val="both"/>
+        <w:rPr>
+          <w:b/>
+          <w:bCs/>
+        </w:rPr>
+      </w:pPr>
+    </w:p>
+    <w:p>
+      <w:pPr>
+        <w:pStyle w:val="Default"/>
+        <w:jc w:val="both"/>
+        <w:rPr>
+          <w:b/>
+          <w:bCs/>
+        </w:rPr>
+      </w:pPr>
+    </w:p>
+    <w:p>
+      <w:pPr>
+        <w:pStyle w:val="Default"/>
+        <w:jc w:val="both"/>
+        <w:rPr>
+          <w:b/>
+          <w:bCs/>
+        </w:rPr>
+      </w:pPr>
+    </w:p>
+    <w:p>
+      <w:pPr>
+        <w:pStyle w:val="Default"/>
+        <w:jc w:val="both"/>
+        <w:rPr>
+          <w:b/>
+          <w:bCs/>
+        </w:rPr>
+      </w:pPr>
+    </w:p>
+    <w:p>
+      <w:pPr>
+        <w:pStyle w:val="Default"/>
+        <w:jc w:val="both"/>
+        <w:rPr>
+          <w:b/>
+          <w:bCs/>
+        </w:rPr>
+      </w:pPr>
+    </w:p>
+    <w:p>
+      <w:pPr>
         <w:pStyle w:val="TOCHeading"/>
         <w:jc w:val="center"/>
         <w:rPr>
@@ -2356,6 +3688,66 @@
           <w:rFonts w:ascii="Garamond" w:hAnsi="Garamond" w:cs="Arial"/>
           <w:b/>
           <w:bCs/>
+        </w:rPr>
+      </w:pPr>
+    </w:p>
+    <w:p>
+      <w:pPr>
+        <w:pStyle w:val="Default"/>
+        <w:jc w:val="both"/>
+        <w:rPr>
+          <w:b/>
+          <w:bCs/>
+          <w:sz w:val="26"/>
+          <w:szCs w:val="26"/>
+        </w:rPr>
+      </w:pPr>
+    </w:p>
+    <w:p>
+      <w:pPr>
+        <w:pStyle w:val="Default"/>
+        <w:jc w:val="both"/>
+        <w:rPr>
+          <w:b/>
+          <w:bCs/>
+          <w:sz w:val="26"/>
+          <w:szCs w:val="26"/>
+        </w:rPr>
+      </w:pPr>
+    </w:p>
+    <w:p>
+      <w:pPr>
+        <w:pStyle w:val="Default"/>
+        <w:jc w:val="both"/>
+        <w:rPr>
+          <w:b/>
+          <w:bCs/>
+          <w:sz w:val="26"/>
+          <w:szCs w:val="26"/>
+        </w:rPr>
+      </w:pPr>
+    </w:p>
+    <w:p>
+      <w:pPr>
+        <w:pStyle w:val="Default"/>
+        <w:jc w:val="both"/>
+        <w:rPr>
+          <w:b/>
+          <w:bCs/>
+          <w:sz w:val="26"/>
+          <w:szCs w:val="26"/>
+        </w:rPr>
+      </w:pPr>
+    </w:p>
+    <w:p>
+      <w:pPr>
+        <w:pStyle w:val="Default"/>
+        <w:jc w:val="both"/>
+        <w:rPr>
+          <w:b/>
+          <w:bCs/>
+          <w:sz w:val="26"/>
+          <w:szCs w:val="26"/>
         </w:rPr>
       </w:pPr>
     </w:p>
@@ -2411,7 +3803,7 @@
               </wp:anchor>
             </w:drawing>
           </mc:Choice>
-          <mc:Fallback>
+          <mc:Fallback xmlns:w16sdtfl="http://schemas.microsoft.com/office/word/2024/wordml/sdtformatlock" xmlns:w16du="http://schemas.microsoft.com/office/word/2023/wordml/word16du" xmlns:oel="http://schemas.microsoft.com/office/2019/extlst">
             <w:pict>
               <v:shapetype w14:anchorId="43C12C5D" id="_x0000_t75" coordsize="21600,21600" o:spt="75" o:preferrelative="t" path="m@4@5l@4@11@9@11@9@5xe" filled="f" stroked="f">
                 <v:stroke joinstyle="miter"/>
@@ -3043,7 +4435,7 @@
                     </wp:anchor>
                   </w:drawing>
                 </mc:Choice>
-                <mc:Fallback>
+                <mc:Fallback xmlns:w16sdtfl="http://schemas.microsoft.com/office/word/2024/wordml/sdtformatlock" xmlns:w16du="http://schemas.microsoft.com/office/word/2023/wordml/word16du" xmlns:oel="http://schemas.microsoft.com/office/2019/extlst">
                   <w:pict>
                     <v:line w14:anchorId="28ACDC62" id="Straight Connector 1" o:spid="_x0000_s1026" style="position:absolute;z-index:251663360;visibility:visible;mso-wrap-style:square;mso-width-percent:0;mso-height-percent:0;mso-wrap-distance-left:9pt;mso-wrap-distance-top:0;mso-wrap-distance-right:9pt;mso-wrap-distance-bottom:0;mso-position-horizontal:absolute;mso-position-horizontal-relative:text;mso-position-vertical:absolute;mso-position-vertical-relative:text;mso-width-percent:0;mso-height-percent:0;mso-width-relative:margin;mso-height-relative:margin" from="77.9pt,.15pt" to="172.8pt,27.1pt" o:gfxdata="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" strokecolor="#4472c4 [3204]" strokeweight="1pt">
                       <v:stroke joinstyle="miter"/>
@@ -3533,7 +4925,21 @@
               <w:rPr>
                 <w:sz w:val="15"/>
               </w:rPr>
-              <w:t>C: Database Design (Rafiul)</w:t>
+              <w:t>C: Database Design (</w:t>
+            </w:r>
+            <w:proofErr w:type="spellStart"/>
+            <w:r>
+              <w:rPr>
+                <w:sz w:val="15"/>
+              </w:rPr>
+              <w:t>Rafiul</w:t>
+            </w:r>
+            <w:proofErr w:type="spellEnd"/>
+            <w:r>
+              <w:rPr>
+                <w:sz w:val="15"/>
+              </w:rPr>
+              <w:t>)</w:t>
             </w:r>
           </w:p>
         </w:tc>
@@ -4211,7 +5617,21 @@
               <w:rPr>
                 <w:sz w:val="15"/>
               </w:rPr>
-              <w:t>I: Integration Testing (Rafiul)</w:t>
+              <w:t>I: Integration Testing (</w:t>
+            </w:r>
+            <w:proofErr w:type="spellStart"/>
+            <w:r>
+              <w:rPr>
+                <w:sz w:val="15"/>
+              </w:rPr>
+              <w:t>Rafiul</w:t>
+            </w:r>
+            <w:proofErr w:type="spellEnd"/>
+            <w:r>
+              <w:rPr>
+                <w:sz w:val="15"/>
+              </w:rPr>
+              <w:t>)</w:t>
             </w:r>
           </w:p>
         </w:tc>
@@ -4423,6 +5843,36 @@
         </w:tc>
       </w:tr>
     </w:tbl>
+    <w:p>
+      <w:pPr>
+        <w:spacing w:before="160" w:after="60"/>
+        <w:jc w:val="center"/>
+        <w:rPr>
+          <w:rFonts w:ascii="Times New Roman" w:hAnsi="Times New Roman" w:cs="Times New Roman"/>
+          <w:bCs/>
+          <w:sz w:val="24"/>
+          <w:szCs w:val="24"/>
+        </w:rPr>
+      </w:pPr>
+      <w:r>
+        <w:rPr>
+          <w:rFonts w:ascii="Times New Roman" w:hAnsi="Times New Roman" w:cs="Times New Roman"/>
+          <w:bCs/>
+          <w:sz w:val="24"/>
+          <w:szCs w:val="24"/>
+        </w:rPr>
+        <w:t>Fig. 1:</w:t>
+      </w:r>
+      <w:r>
+        <w:rPr>
+          <w:rFonts w:ascii="Times New Roman" w:hAnsi="Times New Roman" w:cs="Times New Roman"/>
+          <w:bCs/>
+          <w:sz w:val="24"/>
+          <w:szCs w:val="24"/>
+        </w:rPr>
+        <w:t xml:space="preserve"> Timeline/Gantt Chart</w:t>
+      </w:r>
+    </w:p>
     <w:p>
       <w:pPr>
         <w:spacing w:before="160" w:after="60"/>
@@ -4548,7 +5998,7 @@
           <w:b/>
           <w:sz w:val="18"/>
         </w:rPr>
-        <w:t xml:space="preserve">Team: </w:t>
+        <w:t xml:space="preserve">Team: Jaami, Zafir, Shahir, </w:t>
       </w:r>
       <w:proofErr w:type="spellStart"/>
       <w:r>
@@ -4556,7 +6006,7 @@
           <w:b/>
           <w:sz w:val="18"/>
         </w:rPr>
-        <w:t>Jaami</w:t>
+        <w:t>Rafiul</w:t>
       </w:r>
       <w:proofErr w:type="spellEnd"/>
       <w:r>
@@ -4564,7 +6014,7 @@
           <w:b/>
           <w:sz w:val="18"/>
         </w:rPr>
-        <w:t>, Zafir, Shahir, Rafiul, Siam</w:t>
+        <w:t>, Siam</w:t>
       </w:r>
     </w:p>
     <w:p>
@@ -4588,6 +6038,7 @@
     <w:p>
       <w:pPr>
         <w:rPr>
+          <w:rFonts w:ascii="Times New Roman" w:hAnsi="Times New Roman" w:cs="Times New Roman"/>
           <w:b/>
           <w:bCs/>
           <w:sz w:val="28"/>
@@ -4603,11 +6054,11 @@
           <w:szCs w:val="28"/>
           <w:lang w:eastAsia="en-US"/>
         </w:rPr>
-        <w:lastRenderedPageBreak/>
         <w:t xml:space="preserve">3. </w:t>
       </w:r>
       <w:r>
         <w:rPr>
+          <w:rFonts w:ascii="Times New Roman" w:hAnsi="Times New Roman" w:cs="Times New Roman"/>
           <w:b/>
           <w:bCs/>
           <w:sz w:val="28"/>
@@ -4630,20 +6081,14 @@
           <w:b/>
           <w:bCs/>
         </w:rPr>
-        <w:t>3</w:t>
-      </w:r>
-      <w:r>
-        <w:rPr>
-          <w:b/>
-          <w:bCs/>
-        </w:rPr>
-        <w:t>.1 Scopes and Features</w:t>
+        <w:t>3.1 Scopes and Features</w:t>
       </w:r>
     </w:p>
     <w:p>
       <w:pPr>
         <w:jc w:val="both"/>
         <w:rPr>
+          <w:rFonts w:ascii="Times New Roman" w:hAnsi="Times New Roman" w:cs="Times New Roman"/>
           <w:sz w:val="24"/>
           <w:szCs w:val="24"/>
         </w:rPr>
@@ -4651,6 +6096,7 @@
       <w:proofErr w:type="spellStart"/>
       <w:r>
         <w:rPr>
+          <w:rFonts w:ascii="Times New Roman" w:hAnsi="Times New Roman" w:cs="Times New Roman"/>
           <w:b/>
           <w:bCs/>
           <w:sz w:val="24"/>
@@ -4661,27 +6107,15 @@
       <w:proofErr w:type="spellEnd"/>
       <w:r>
         <w:rPr>
+          <w:rFonts w:ascii="Times New Roman" w:hAnsi="Times New Roman" w:cs="Times New Roman"/>
           <w:sz w:val="24"/>
           <w:szCs w:val="24"/>
         </w:rPr>
-        <w:t xml:space="preserve"> is a smart parking management system designed to connect vehicle owners with residential parking slot givers. The system allows users to register and log in, search for available parking spaces, view parking details, make bookings and online payments, and use QR codes for parking check-in and check-out.</w:t>
+        <w:t xml:space="preserve"> is a smart parking management system designed to connect vehicle owners with residential parking slot givers. The system allows users to register and log in, search for available parking spaces, view parking details, make bookings and online payments, and use QR codes for parking check-in and check-out. The system has three main types of users: </w:t>
       </w:r>
       <w:r>
         <w:rPr>
-          <w:sz w:val="24"/>
-          <w:szCs w:val="24"/>
-        </w:rPr>
-        <w:t xml:space="preserve"> </w:t>
-      </w:r>
-      <w:r>
-        <w:rPr>
-          <w:sz w:val="24"/>
-          <w:szCs w:val="24"/>
-        </w:rPr>
-        <w:t xml:space="preserve">The system has three main types of users: </w:t>
-      </w:r>
-      <w:r>
-        <w:rPr>
+          <w:rFonts w:ascii="Times New Roman" w:hAnsi="Times New Roman" w:cs="Times New Roman"/>
           <w:b/>
           <w:bCs/>
           <w:sz w:val="24"/>
@@ -4691,6 +6125,7 @@
       </w:r>
       <w:r>
         <w:rPr>
+          <w:rFonts w:ascii="Times New Roman" w:hAnsi="Times New Roman" w:cs="Times New Roman"/>
           <w:sz w:val="24"/>
           <w:szCs w:val="24"/>
         </w:rPr>
@@ -8521,7 +9956,27 @@
                 <w:szCs w:val="24"/>
                 <w:lang w:eastAsia="en-US"/>
               </w:rPr>
-              <w:t>Payment is processed successfully, booking is confirmed and a receipt is generated.</w:t>
+              <w:t xml:space="preserve">Payment is processed </w:t>
+            </w:r>
+            <w:proofErr w:type="gramStart"/>
+            <w:r>
+              <w:rPr>
+                <w:rFonts w:ascii="Times New Roman" w:eastAsia="Times New Roman" w:hAnsi="Times New Roman" w:cs="Times New Roman"/>
+                <w:sz w:val="24"/>
+                <w:szCs w:val="24"/>
+                <w:lang w:eastAsia="en-US"/>
+              </w:rPr>
+              <w:t>successfully,</w:t>
+            </w:r>
+            <w:proofErr w:type="gramEnd"/>
+            <w:r>
+              <w:rPr>
+                <w:rFonts w:ascii="Times New Roman" w:eastAsia="Times New Roman" w:hAnsi="Times New Roman" w:cs="Times New Roman"/>
+                <w:sz w:val="24"/>
+                <w:szCs w:val="24"/>
+                <w:lang w:eastAsia="en-US"/>
+              </w:rPr>
+              <w:t xml:space="preserve"> booking is confirmed and a receipt is generated.</w:t>
             </w:r>
           </w:p>
         </w:tc>
@@ -8991,12 +10446,48 @@
         </w:tc>
       </w:tr>
     </w:tbl>
-    <w:p/>
-    <w:p/>
-    <w:p/>
-    <w:p/>
-    <w:p/>
-    <w:p/>
+    <w:p>
+      <w:pPr>
+        <w:rPr>
+          <w:rFonts w:ascii="Times New Roman" w:hAnsi="Times New Roman" w:cs="Times New Roman"/>
+        </w:rPr>
+      </w:pPr>
+    </w:p>
+    <w:p>
+      <w:pPr>
+        <w:rPr>
+          <w:rFonts w:ascii="Times New Roman" w:hAnsi="Times New Roman" w:cs="Times New Roman"/>
+        </w:rPr>
+      </w:pPr>
+    </w:p>
+    <w:p>
+      <w:pPr>
+        <w:rPr>
+          <w:rFonts w:ascii="Times New Roman" w:hAnsi="Times New Roman" w:cs="Times New Roman"/>
+        </w:rPr>
+      </w:pPr>
+    </w:p>
+    <w:p>
+      <w:pPr>
+        <w:rPr>
+          <w:rFonts w:ascii="Times New Roman" w:hAnsi="Times New Roman" w:cs="Times New Roman"/>
+        </w:rPr>
+      </w:pPr>
+    </w:p>
+    <w:p>
+      <w:pPr>
+        <w:rPr>
+          <w:rFonts w:ascii="Times New Roman" w:hAnsi="Times New Roman" w:cs="Times New Roman"/>
+        </w:rPr>
+      </w:pPr>
+    </w:p>
+    <w:p>
+      <w:pPr>
+        <w:rPr>
+          <w:rFonts w:ascii="Times New Roman" w:hAnsi="Times New Roman" w:cs="Times New Roman"/>
+        </w:rPr>
+      </w:pPr>
+    </w:p>
     <w:p>
       <w:pPr>
         <w:spacing w:before="100" w:beforeAutospacing="1" w:after="100" w:afterAutospacing="1" w:line="240" w:lineRule="auto"/>
@@ -9349,7 +10840,27 @@
                 <w:szCs w:val="24"/>
                 <w:lang w:eastAsia="en-US"/>
               </w:rPr>
-              <w:t>The system shall allow the Admin to review and approve or reject parking listings.</w:t>
+              <w:t xml:space="preserve">The system shall allow the </w:t>
+            </w:r>
+            <w:proofErr w:type="gramStart"/>
+            <w:r>
+              <w:rPr>
+                <w:rFonts w:ascii="Times New Roman" w:eastAsia="Times New Roman" w:hAnsi="Times New Roman" w:cs="Times New Roman"/>
+                <w:sz w:val="24"/>
+                <w:szCs w:val="24"/>
+                <w:lang w:eastAsia="en-US"/>
+              </w:rPr>
+              <w:t>Admin</w:t>
+            </w:r>
+            <w:proofErr w:type="gramEnd"/>
+            <w:r>
+              <w:rPr>
+                <w:rFonts w:ascii="Times New Roman" w:eastAsia="Times New Roman" w:hAnsi="Times New Roman" w:cs="Times New Roman"/>
+                <w:sz w:val="24"/>
+                <w:szCs w:val="24"/>
+                <w:lang w:eastAsia="en-US"/>
+              </w:rPr>
+              <w:t xml:space="preserve"> to review and approve or reject parking listings.</w:t>
             </w:r>
           </w:p>
         </w:tc>
@@ -9457,7 +10968,27 @@
                 <w:szCs w:val="24"/>
                 <w:lang w:eastAsia="en-US"/>
               </w:rPr>
-              <w:t>The system shall allow the Admin to suspend selected user accounts and restrict their access.</w:t>
+              <w:t xml:space="preserve">The system shall allow the </w:t>
+            </w:r>
+            <w:proofErr w:type="gramStart"/>
+            <w:r>
+              <w:rPr>
+                <w:rFonts w:ascii="Times New Roman" w:eastAsia="Times New Roman" w:hAnsi="Times New Roman" w:cs="Times New Roman"/>
+                <w:sz w:val="24"/>
+                <w:szCs w:val="24"/>
+                <w:lang w:eastAsia="en-US"/>
+              </w:rPr>
+              <w:t>Admin</w:t>
+            </w:r>
+            <w:proofErr w:type="gramEnd"/>
+            <w:r>
+              <w:rPr>
+                <w:rFonts w:ascii="Times New Roman" w:eastAsia="Times New Roman" w:hAnsi="Times New Roman" w:cs="Times New Roman"/>
+                <w:sz w:val="24"/>
+                <w:szCs w:val="24"/>
+                <w:lang w:eastAsia="en-US"/>
+              </w:rPr>
+              <w:t xml:space="preserve"> to suspend selected user accounts and restrict their access.</w:t>
             </w:r>
           </w:p>
         </w:tc>
@@ -9565,7 +11096,27 @@
                 <w:szCs w:val="24"/>
                 <w:lang w:eastAsia="en-US"/>
               </w:rPr>
-              <w:t>The system shall allow the Admin to view all parking listings with search and filter options.</w:t>
+              <w:t xml:space="preserve">The system shall allow the </w:t>
+            </w:r>
+            <w:proofErr w:type="gramStart"/>
+            <w:r>
+              <w:rPr>
+                <w:rFonts w:ascii="Times New Roman" w:eastAsia="Times New Roman" w:hAnsi="Times New Roman" w:cs="Times New Roman"/>
+                <w:sz w:val="24"/>
+                <w:szCs w:val="24"/>
+                <w:lang w:eastAsia="en-US"/>
+              </w:rPr>
+              <w:t>Admin</w:t>
+            </w:r>
+            <w:proofErr w:type="gramEnd"/>
+            <w:r>
+              <w:rPr>
+                <w:rFonts w:ascii="Times New Roman" w:eastAsia="Times New Roman" w:hAnsi="Times New Roman" w:cs="Times New Roman"/>
+                <w:sz w:val="24"/>
+                <w:szCs w:val="24"/>
+                <w:lang w:eastAsia="en-US"/>
+              </w:rPr>
+              <w:t xml:space="preserve"> to view all parking listings with search and filter options.</w:t>
             </w:r>
           </w:p>
         </w:tc>
@@ -9673,7 +11224,27 @@
                 <w:szCs w:val="24"/>
                 <w:lang w:eastAsia="en-US"/>
               </w:rPr>
-              <w:t>The system shall allow the Admin to view and manage complaints submitted by users.</w:t>
+              <w:t xml:space="preserve">The system shall allow the </w:t>
+            </w:r>
+            <w:proofErr w:type="gramStart"/>
+            <w:r>
+              <w:rPr>
+                <w:rFonts w:ascii="Times New Roman" w:eastAsia="Times New Roman" w:hAnsi="Times New Roman" w:cs="Times New Roman"/>
+                <w:sz w:val="24"/>
+                <w:szCs w:val="24"/>
+                <w:lang w:eastAsia="en-US"/>
+              </w:rPr>
+              <w:t>Admin</w:t>
+            </w:r>
+            <w:proofErr w:type="gramEnd"/>
+            <w:r>
+              <w:rPr>
+                <w:rFonts w:ascii="Times New Roman" w:eastAsia="Times New Roman" w:hAnsi="Times New Roman" w:cs="Times New Roman"/>
+                <w:sz w:val="24"/>
+                <w:szCs w:val="24"/>
+                <w:lang w:eastAsia="en-US"/>
+              </w:rPr>
+              <w:t xml:space="preserve"> to view and manage complaints submitted by users.</w:t>
             </w:r>
           </w:p>
         </w:tc>
@@ -9781,7 +11352,27 @@
                 <w:szCs w:val="24"/>
                 <w:lang w:eastAsia="en-US"/>
               </w:rPr>
-              <w:t>The system shall allow the Admin to set and update the platform commission percentage.</w:t>
+              <w:t xml:space="preserve">The system shall allow the </w:t>
+            </w:r>
+            <w:proofErr w:type="gramStart"/>
+            <w:r>
+              <w:rPr>
+                <w:rFonts w:ascii="Times New Roman" w:eastAsia="Times New Roman" w:hAnsi="Times New Roman" w:cs="Times New Roman"/>
+                <w:sz w:val="24"/>
+                <w:szCs w:val="24"/>
+                <w:lang w:eastAsia="en-US"/>
+              </w:rPr>
+              <w:t>Admin</w:t>
+            </w:r>
+            <w:proofErr w:type="gramEnd"/>
+            <w:r>
+              <w:rPr>
+                <w:rFonts w:ascii="Times New Roman" w:eastAsia="Times New Roman" w:hAnsi="Times New Roman" w:cs="Times New Roman"/>
+                <w:sz w:val="24"/>
+                <w:szCs w:val="24"/>
+                <w:lang w:eastAsia="en-US"/>
+              </w:rPr>
+              <w:t xml:space="preserve"> to set and update the platform commission percentage.</w:t>
             </w:r>
           </w:p>
         </w:tc>
@@ -13093,13 +14684,11 @@
       <w:r>
         <w:rPr>
           <w:rFonts w:ascii="Times New Roman" w:eastAsia="Times New Roman" w:hAnsi="Times New Roman" w:cs="Times New Roman"/>
-          <w:b/>
-          <w:bCs/>
           <w:sz w:val="24"/>
           <w:szCs w:val="24"/>
           <w:lang w:eastAsia="en-US"/>
         </w:rPr>
-        <w:t>Quality Attribute</w:t>
+        <w:t xml:space="preserve">Quality Attribute </w:t>
       </w:r>
       <w:r>
         <w:rPr>
@@ -13108,13 +14697,11 @@
           <w:szCs w:val="24"/>
           <w:lang w:eastAsia="en-US"/>
         </w:rPr>
-        <w:t xml:space="preserve"> and </w:t>
+        <w:t xml:space="preserve">and </w:t>
       </w:r>
       <w:r>
         <w:rPr>
           <w:rFonts w:ascii="Times New Roman" w:eastAsia="Times New Roman" w:hAnsi="Times New Roman" w:cs="Times New Roman"/>
-          <w:b/>
-          <w:bCs/>
           <w:sz w:val="24"/>
           <w:szCs w:val="24"/>
           <w:lang w:eastAsia="en-US"/>
@@ -14911,9 +16498,3318 @@
       </w:tr>
     </w:tbl>
     <w:p/>
+    <w:p/>
+    <w:p/>
+    <w:p>
+      <w:pPr>
+        <w:keepNext/>
+        <w:keepLines/>
+        <w:spacing w:before="480" w:after="240" w:line="240" w:lineRule="atLeast"/>
+        <w:jc w:val="both"/>
+        <w:outlineLvl w:val="0"/>
+        <w:rPr>
+          <w:rFonts w:ascii="Times New Roman" w:eastAsia="Times New Roman" w:hAnsi="Times New Roman" w:cs="Times New Roman"/>
+          <w:b/>
+          <w:kern w:val="28"/>
+          <w:sz w:val="26"/>
+          <w:szCs w:val="26"/>
+        </w:rPr>
+      </w:pPr>
+      <w:r>
+        <w:rPr>
+          <w:rFonts w:ascii="Times New Roman" w:eastAsia="Times New Roman" w:hAnsi="Times New Roman" w:cs="Times New Roman"/>
+          <w:b/>
+          <w:kern w:val="28"/>
+          <w:sz w:val="26"/>
+          <w:szCs w:val="26"/>
+        </w:rPr>
+        <w:lastRenderedPageBreak/>
+        <w:t>4. SOFTWARE DESIGN</w:t>
+      </w:r>
+    </w:p>
+    <w:p>
+      <w:pPr>
+        <w:spacing w:before="100" w:beforeAutospacing="1" w:after="100" w:afterAutospacing="1" w:line="240" w:lineRule="auto"/>
+        <w:jc w:val="both"/>
+        <w:rPr>
+          <w:rFonts w:ascii="Times New Roman" w:eastAsia="Times New Roman" w:hAnsi="Times New Roman" w:cs="Times New Roman"/>
+          <w:b/>
+          <w:bCs/>
+          <w:sz w:val="24"/>
+          <w:szCs w:val="24"/>
+          <w:lang w:val="en-GB" w:eastAsia="en-GB"/>
+        </w:rPr>
+      </w:pPr>
+      <w:r>
+        <w:rPr>
+          <w:rFonts w:ascii="Times New Roman" w:eastAsia="Times New Roman" w:hAnsi="Times New Roman" w:cs="Times New Roman"/>
+          <w:b/>
+          <w:bCs/>
+          <w:noProof/>
+          <w:sz w:val="24"/>
+          <w:szCs w:val="24"/>
+          <w:lang w:val="en-GB" w:eastAsia="en-GB"/>
+          <w14:ligatures w14:val="standardContextual"/>
+        </w:rPr>
+        <w:drawing>
+          <wp:anchor distT="0" distB="0" distL="114300" distR="114300" simplePos="0" relativeHeight="251664384" behindDoc="1" locked="0" layoutInCell="1" allowOverlap="1" wp14:anchorId="11D31283" wp14:editId="3307A282">
+            <wp:simplePos x="0" y="0"/>
+            <wp:positionH relativeFrom="margin">
+              <wp:align>right</wp:align>
+            </wp:positionH>
+            <wp:positionV relativeFrom="paragraph">
+              <wp:posOffset>381635</wp:posOffset>
+            </wp:positionV>
+            <wp:extent cx="5906770" cy="4699000"/>
+            <wp:effectExtent l="0" t="0" r="0" b="6350"/>
+            <wp:wrapTight wrapText="bothSides">
+              <wp:wrapPolygon edited="0">
+                <wp:start x="0" y="0"/>
+                <wp:lineTo x="0" y="21542"/>
+                <wp:lineTo x="21526" y="21542"/>
+                <wp:lineTo x="21526" y="0"/>
+                <wp:lineTo x="0" y="0"/>
+              </wp:wrapPolygon>
+            </wp:wrapTight>
+            <wp:docPr id="299556861" name="Picture 3"/>
+            <wp:cNvGraphicFramePr>
+              <a:graphicFrameLocks xmlns:a="http://schemas.openxmlformats.org/drawingml/2006/main" noChangeAspect="1"/>
+            </wp:cNvGraphicFramePr>
+            <a:graphic xmlns:a="http://schemas.openxmlformats.org/drawingml/2006/main">
+              <a:graphicData uri="http://schemas.openxmlformats.org/drawingml/2006/picture">
+                <pic:pic xmlns:pic="http://schemas.openxmlformats.org/drawingml/2006/picture">
+                  <pic:nvPicPr>
+                    <pic:cNvPr id="299556861" name="Picture 299556861"/>
+                    <pic:cNvPicPr/>
+                  </pic:nvPicPr>
+                  <pic:blipFill>
+                    <a:blip r:embed="rId10">
+                      <a:extLst>
+                        <a:ext uri="{28A0092B-C50C-407E-A947-70E740481C1C}">
+                          <a14:useLocalDpi xmlns:a14="http://schemas.microsoft.com/office/drawing/2010/main" val="0"/>
+                        </a:ext>
+                      </a:extLst>
+                    </a:blip>
+                    <a:stretch>
+                      <a:fillRect/>
+                    </a:stretch>
+                  </pic:blipFill>
+                  <pic:spPr>
+                    <a:xfrm>
+                      <a:off x="0" y="0"/>
+                      <a:ext cx="5906770" cy="4699000"/>
+                    </a:xfrm>
+                    <a:prstGeom prst="rect">
+                      <a:avLst/>
+                    </a:prstGeom>
+                  </pic:spPr>
+                </pic:pic>
+              </a:graphicData>
+            </a:graphic>
+            <wp14:sizeRelH relativeFrom="margin">
+              <wp14:pctWidth>0</wp14:pctWidth>
+            </wp14:sizeRelH>
+            <wp14:sizeRelV relativeFrom="margin">
+              <wp14:pctHeight>0</wp14:pctHeight>
+            </wp14:sizeRelV>
+          </wp:anchor>
+        </w:drawing>
+      </w:r>
+      <w:r>
+        <w:rPr>
+          <w:rFonts w:ascii="Times New Roman" w:eastAsia="Times New Roman" w:hAnsi="Times New Roman" w:cs="Times New Roman"/>
+          <w:b/>
+          <w:bCs/>
+          <w:sz w:val="24"/>
+          <w:szCs w:val="24"/>
+          <w:lang w:val="en-GB" w:eastAsia="en-GB"/>
+        </w:rPr>
+        <w:t>4.1 System Design:</w:t>
+      </w:r>
+      <w:r>
+        <w:rPr>
+          <w:rFonts w:ascii="Times New Roman" w:eastAsia="Times New Roman" w:hAnsi="Times New Roman" w:cs="Times New Roman"/>
+          <w:sz w:val="24"/>
+          <w:szCs w:val="24"/>
+          <w:lang w:val="en-GB" w:eastAsia="en-GB"/>
+        </w:rPr>
+        <w:t xml:space="preserve"> </w:t>
+      </w:r>
+    </w:p>
+    <w:p>
+      <w:pPr>
+        <w:spacing w:before="100" w:beforeAutospacing="1" w:after="100" w:afterAutospacing="1" w:line="240" w:lineRule="auto"/>
+        <w:jc w:val="both"/>
+        <w:rPr>
+          <w:rFonts w:ascii="Times New Roman" w:eastAsia="Times New Roman" w:hAnsi="Times New Roman" w:cs="Times New Roman"/>
+          <w:b/>
+          <w:bCs/>
+          <w:sz w:val="24"/>
+          <w:szCs w:val="24"/>
+          <w:lang w:val="en-GB" w:eastAsia="en-GB"/>
+        </w:rPr>
+      </w:pPr>
+    </w:p>
+    <w:p>
+      <w:pPr>
+        <w:spacing w:before="100" w:beforeAutospacing="1" w:after="100" w:afterAutospacing="1" w:line="240" w:lineRule="auto"/>
+        <w:jc w:val="both"/>
+        <w:rPr>
+          <w:rFonts w:ascii="Times New Roman" w:eastAsia="Times New Roman" w:hAnsi="Times New Roman" w:cs="Times New Roman"/>
+          <w:b/>
+          <w:bCs/>
+          <w:sz w:val="24"/>
+          <w:szCs w:val="24"/>
+          <w:lang w:val="en-GB" w:eastAsia="en-GB"/>
+        </w:rPr>
+      </w:pPr>
+    </w:p>
+    <w:p>
+      <w:pPr>
+        <w:spacing w:before="100" w:beforeAutospacing="1" w:after="100" w:afterAutospacing="1" w:line="240" w:lineRule="auto"/>
+        <w:jc w:val="both"/>
+        <w:rPr>
+          <w:rFonts w:ascii="Times New Roman" w:eastAsia="Times New Roman" w:hAnsi="Times New Roman" w:cs="Times New Roman"/>
+          <w:b/>
+          <w:bCs/>
+          <w:sz w:val="24"/>
+          <w:szCs w:val="24"/>
+          <w:lang w:val="en-GB" w:eastAsia="en-GB"/>
+        </w:rPr>
+      </w:pPr>
+    </w:p>
+    <w:p>
+      <w:pPr>
+        <w:spacing w:before="100" w:beforeAutospacing="1" w:after="100" w:afterAutospacing="1" w:line="240" w:lineRule="auto"/>
+        <w:jc w:val="both"/>
+        <w:rPr>
+          <w:rFonts w:ascii="Times New Roman" w:eastAsia="Times New Roman" w:hAnsi="Times New Roman" w:cs="Times New Roman"/>
+          <w:b/>
+          <w:bCs/>
+          <w:sz w:val="24"/>
+          <w:szCs w:val="24"/>
+          <w:lang w:val="en-GB" w:eastAsia="en-GB"/>
+        </w:rPr>
+      </w:pPr>
+    </w:p>
+    <w:p>
+      <w:pPr>
+        <w:spacing w:before="100" w:beforeAutospacing="1" w:after="100" w:afterAutospacing="1" w:line="240" w:lineRule="auto"/>
+        <w:jc w:val="both"/>
+        <w:rPr>
+          <w:rFonts w:ascii="Times New Roman" w:eastAsia="Times New Roman" w:hAnsi="Times New Roman" w:cs="Times New Roman"/>
+          <w:b/>
+          <w:bCs/>
+          <w:sz w:val="24"/>
+          <w:szCs w:val="24"/>
+          <w:lang w:val="en-GB" w:eastAsia="en-GB"/>
+        </w:rPr>
+      </w:pPr>
+    </w:p>
+    <w:p>
+      <w:pPr>
+        <w:spacing w:before="100" w:beforeAutospacing="1" w:after="100" w:afterAutospacing="1" w:line="240" w:lineRule="auto"/>
+        <w:jc w:val="both"/>
+        <w:rPr>
+          <w:rFonts w:ascii="Times New Roman" w:eastAsia="Times New Roman" w:hAnsi="Times New Roman" w:cs="Times New Roman"/>
+          <w:b/>
+          <w:bCs/>
+          <w:sz w:val="24"/>
+          <w:szCs w:val="24"/>
+          <w:lang w:val="en-GB" w:eastAsia="en-GB"/>
+        </w:rPr>
+      </w:pPr>
+    </w:p>
+    <w:p>
+      <w:pPr>
+        <w:spacing w:before="100" w:beforeAutospacing="1" w:after="100" w:afterAutospacing="1" w:line="240" w:lineRule="auto"/>
+        <w:jc w:val="both"/>
+        <w:rPr>
+          <w:rFonts w:ascii="Times New Roman" w:eastAsia="Times New Roman" w:hAnsi="Times New Roman" w:cs="Times New Roman"/>
+          <w:b/>
+          <w:bCs/>
+          <w:sz w:val="24"/>
+          <w:szCs w:val="24"/>
+          <w:lang w:val="en-GB" w:eastAsia="en-GB"/>
+        </w:rPr>
+      </w:pPr>
+    </w:p>
+    <w:p>
+      <w:pPr>
+        <w:spacing w:before="100" w:beforeAutospacing="1" w:after="100" w:afterAutospacing="1" w:line="240" w:lineRule="auto"/>
+        <w:jc w:val="both"/>
+        <w:rPr>
+          <w:rFonts w:ascii="Times New Roman" w:eastAsia="Times New Roman" w:hAnsi="Times New Roman" w:cs="Times New Roman"/>
+          <w:b/>
+          <w:bCs/>
+          <w:sz w:val="24"/>
+          <w:szCs w:val="24"/>
+          <w:lang w:val="en-GB" w:eastAsia="en-GB"/>
+        </w:rPr>
+      </w:pPr>
+    </w:p>
+    <w:p>
+      <w:pPr>
+        <w:spacing w:before="100" w:beforeAutospacing="1" w:after="100" w:afterAutospacing="1" w:line="240" w:lineRule="auto"/>
+        <w:jc w:val="both"/>
+        <w:rPr>
+          <w:rFonts w:ascii="Times New Roman" w:eastAsia="Times New Roman" w:hAnsi="Times New Roman" w:cs="Times New Roman"/>
+          <w:b/>
+          <w:bCs/>
+          <w:sz w:val="24"/>
+          <w:szCs w:val="24"/>
+          <w:lang w:val="en-GB" w:eastAsia="en-GB"/>
+        </w:rPr>
+      </w:pPr>
+    </w:p>
+    <w:p>
+      <w:pPr>
+        <w:spacing w:before="100" w:beforeAutospacing="1" w:after="100" w:afterAutospacing="1" w:line="240" w:lineRule="auto"/>
+        <w:jc w:val="both"/>
+        <w:rPr>
+          <w:rFonts w:ascii="Times New Roman" w:eastAsia="Times New Roman" w:hAnsi="Times New Roman" w:cs="Times New Roman"/>
+          <w:b/>
+          <w:bCs/>
+          <w:sz w:val="24"/>
+          <w:szCs w:val="24"/>
+          <w:lang w:val="en-GB" w:eastAsia="en-GB"/>
+        </w:rPr>
+      </w:pPr>
+    </w:p>
+    <w:p>
+      <w:pPr>
+        <w:spacing w:before="100" w:beforeAutospacing="1" w:after="100" w:afterAutospacing="1" w:line="240" w:lineRule="auto"/>
+        <w:jc w:val="both"/>
+        <w:rPr>
+          <w:rFonts w:ascii="Times New Roman" w:eastAsia="Times New Roman" w:hAnsi="Times New Roman" w:cs="Times New Roman"/>
+          <w:b/>
+          <w:bCs/>
+          <w:sz w:val="24"/>
+          <w:szCs w:val="24"/>
+          <w:lang w:val="en-GB" w:eastAsia="en-GB"/>
+        </w:rPr>
+      </w:pPr>
+    </w:p>
+    <w:p>
+      <w:pPr>
+        <w:spacing w:before="100" w:beforeAutospacing="1" w:after="100" w:afterAutospacing="1" w:line="240" w:lineRule="auto"/>
+        <w:jc w:val="both"/>
+        <w:rPr>
+          <w:rFonts w:ascii="Times New Roman" w:eastAsia="Times New Roman" w:hAnsi="Times New Roman" w:cs="Times New Roman"/>
+          <w:b/>
+          <w:bCs/>
+          <w:sz w:val="24"/>
+          <w:szCs w:val="24"/>
+          <w:lang w:val="en-GB" w:eastAsia="en-GB"/>
+        </w:rPr>
+      </w:pPr>
+    </w:p>
+    <w:p>
+      <w:pPr>
+        <w:spacing w:before="100" w:beforeAutospacing="1" w:after="100" w:afterAutospacing="1" w:line="240" w:lineRule="auto"/>
+        <w:jc w:val="both"/>
+        <w:rPr>
+          <w:rFonts w:ascii="Times New Roman" w:eastAsia="Times New Roman" w:hAnsi="Times New Roman" w:cs="Times New Roman"/>
+          <w:b/>
+          <w:bCs/>
+          <w:sz w:val="24"/>
+          <w:szCs w:val="24"/>
+          <w:lang w:val="en-GB" w:eastAsia="en-GB"/>
+        </w:rPr>
+      </w:pPr>
+    </w:p>
+    <w:p>
+      <w:pPr>
+        <w:spacing w:before="100" w:beforeAutospacing="1" w:after="100" w:afterAutospacing="1" w:line="240" w:lineRule="auto"/>
+        <w:jc w:val="both"/>
+        <w:rPr>
+          <w:rFonts w:ascii="Times New Roman" w:eastAsia="Times New Roman" w:hAnsi="Times New Roman" w:cs="Times New Roman"/>
+          <w:b/>
+          <w:bCs/>
+          <w:sz w:val="24"/>
+          <w:szCs w:val="24"/>
+          <w:lang w:val="en-GB" w:eastAsia="en-GB"/>
+        </w:rPr>
+      </w:pPr>
+    </w:p>
+    <w:p>
+      <w:pPr>
+        <w:spacing w:before="100" w:beforeAutospacing="1" w:after="100" w:afterAutospacing="1" w:line="240" w:lineRule="auto"/>
+        <w:jc w:val="center"/>
+        <w:rPr>
+          <w:rFonts w:ascii="Times New Roman" w:eastAsia="Times New Roman" w:hAnsi="Times New Roman" w:cs="Times New Roman"/>
+          <w:sz w:val="24"/>
+          <w:szCs w:val="24"/>
+          <w:lang w:val="en-GB" w:eastAsia="en-GB"/>
+        </w:rPr>
+      </w:pPr>
+      <w:r>
+        <w:rPr>
+          <w:rFonts w:ascii="Times New Roman" w:eastAsia="Times New Roman" w:hAnsi="Times New Roman" w:cs="Times New Roman"/>
+          <w:sz w:val="24"/>
+          <w:szCs w:val="24"/>
+          <w:lang w:val="en-GB" w:eastAsia="en-GB"/>
+        </w:rPr>
+        <w:t>Fig. 2: Use Case Diagram</w:t>
+      </w:r>
+    </w:p>
+    <w:p>
+      <w:pPr>
+        <w:keepNext/>
+        <w:keepLines/>
+        <w:numPr>
+          <w:ilvl w:val="1"/>
+          <w:numId w:val="10"/>
+        </w:numPr>
+        <w:spacing w:before="280" w:after="280" w:line="240" w:lineRule="atLeast"/>
+        <w:jc w:val="both"/>
+        <w:outlineLvl w:val="1"/>
+        <w:rPr>
+          <w:rFonts w:ascii="Times New Roman" w:eastAsia="Times New Roman" w:hAnsi="Times New Roman" w:cs="Times New Roman"/>
+          <w:b/>
+          <w:sz w:val="24"/>
+          <w:szCs w:val="24"/>
+        </w:rPr>
+      </w:pPr>
+      <w:r>
+        <w:rPr>
+          <w:rFonts w:ascii="Times New Roman" w:eastAsia="Times New Roman" w:hAnsi="Times New Roman" w:cs="Times New Roman"/>
+          <w:b/>
+          <w:sz w:val="24"/>
+          <w:szCs w:val="24"/>
+        </w:rPr>
+        <w:t>UI / Wireframe Design using Figma</w:t>
+      </w:r>
+    </w:p>
+    <w:p>
+      <w:pPr>
+        <w:keepNext/>
+        <w:keepLines/>
+        <w:spacing w:before="280" w:after="280" w:line="240" w:lineRule="atLeast"/>
+        <w:jc w:val="both"/>
+        <w:outlineLvl w:val="1"/>
+        <w:rPr>
+          <w:rFonts w:ascii="Times New Roman" w:eastAsia="Times New Roman" w:hAnsi="Times New Roman" w:cs="Times New Roman"/>
+          <w:b/>
+          <w:sz w:val="24"/>
+          <w:szCs w:val="24"/>
+          <w:u w:val="single"/>
+        </w:rPr>
+      </w:pPr>
+      <w:r>
+        <w:rPr>
+          <w:rFonts w:ascii="Times New Roman" w:eastAsia="Times New Roman" w:hAnsi="Times New Roman" w:cs="Times New Roman"/>
+          <w:b/>
+          <w:sz w:val="24"/>
+          <w:szCs w:val="24"/>
+          <w:u w:val="single"/>
+        </w:rPr>
+        <w:t>Figma Link:</w:t>
+      </w:r>
+    </w:p>
+    <w:p>
+      <w:pPr>
+        <w:jc w:val="both"/>
+        <w:rPr>
+          <w:rStyle w:val="Hyperlink"/>
+          <w:rFonts w:ascii="Times New Roman" w:hAnsi="Times New Roman" w:cs="Times New Roman"/>
+          <w:sz w:val="24"/>
+          <w:szCs w:val="24"/>
+          <w:lang w:val="en-GB"/>
+        </w:rPr>
+      </w:pPr>
+      <w:hyperlink r:id="rId11" w:history="1">
+        <w:r>
+          <w:rPr>
+            <w:rStyle w:val="Hyperlink"/>
+            <w:rFonts w:ascii="Times New Roman" w:hAnsi="Times New Roman" w:cs="Times New Roman"/>
+            <w:sz w:val="24"/>
+            <w:szCs w:val="24"/>
+            <w:lang w:val="en-GB"/>
+          </w:rPr>
+          <w:t>https://www.figma.com/design/e6fHl6uObNGC3f6ZmVj2Pb/Software-Project?node-id=0-1&amp;t=CWuOCY8avWS8hpfX-1</w:t>
+        </w:r>
+      </w:hyperlink>
+    </w:p>
+    <w:p>
+      <w:pPr>
+        <w:jc w:val="both"/>
+        <w:rPr>
+          <w:rStyle w:val="Hyperlink"/>
+          <w:rFonts w:ascii="Times New Roman" w:hAnsi="Times New Roman" w:cs="Times New Roman"/>
+          <w:sz w:val="24"/>
+          <w:szCs w:val="24"/>
+          <w:lang w:val="en-GB"/>
+        </w:rPr>
+      </w:pPr>
+    </w:p>
+    <w:p>
+      <w:pPr>
+        <w:jc w:val="both"/>
+        <w:rPr>
+          <w:rStyle w:val="Hyperlink"/>
+          <w:rFonts w:ascii="Times New Roman" w:hAnsi="Times New Roman" w:cs="Times New Roman"/>
+          <w:sz w:val="24"/>
+          <w:szCs w:val="24"/>
+          <w:lang w:val="en-GB"/>
+        </w:rPr>
+      </w:pPr>
+    </w:p>
+    <w:p>
+      <w:pPr>
+        <w:jc w:val="both"/>
+        <w:rPr>
+          <w:rFonts w:ascii="Times New Roman" w:hAnsi="Times New Roman" w:cs="Times New Roman"/>
+          <w:color w:val="000000" w:themeColor="text1"/>
+          <w:sz w:val="24"/>
+          <w:szCs w:val="24"/>
+          <w:lang w:val="en-GB"/>
+          <w14:shadow w14:blurRad="38100" w14:dist="19050" w14:dir="2700000" w14:sx="100000" w14:sy="100000" w14:kx="0" w14:ky="0" w14:algn="tl">
+            <w14:schemeClr w14:val="dk1">
+              <w14:alpha w14:val="60000"/>
+            </w14:schemeClr>
+          </w14:shadow>
+          <w14:textOutline w14:w="0" w14:cap="flat" w14:cmpd="sng" w14:algn="ctr">
+            <w14:noFill/>
+            <w14:prstDash w14:val="solid"/>
+            <w14:round/>
+          </w14:textOutline>
+        </w:rPr>
+      </w:pPr>
+    </w:p>
+    <w:p>
+      <w:pPr>
+        <w:jc w:val="center"/>
+        <w:rPr>
+          <w:rFonts w:ascii="Times New Roman" w:hAnsi="Times New Roman" w:cs="Times New Roman"/>
+          <w:noProof/>
+          <w:color w:val="0563C1" w:themeColor="hyperlink"/>
+          <w:sz w:val="24"/>
+          <w:szCs w:val="24"/>
+          <w:lang w:val="en-GB"/>
+          <w14:ligatures w14:val="standardContextual"/>
+        </w:rPr>
+      </w:pPr>
+      <w:r>
+        <w:rPr>
+          <w:rFonts w:ascii="Times New Roman" w:hAnsi="Times New Roman" w:cs="Times New Roman"/>
+          <w:noProof/>
+          <w:color w:val="0563C1" w:themeColor="hyperlink"/>
+          <w:sz w:val="24"/>
+          <w:szCs w:val="24"/>
+          <w:lang w:val="en-GB"/>
+          <w14:ligatures w14:val="standardContextual"/>
+        </w:rPr>
+        <w:lastRenderedPageBreak/>
+        <w:drawing>
+          <wp:inline distT="0" distB="0" distL="0" distR="0" wp14:anchorId="7F6C663E" wp14:editId="013A073D">
+            <wp:extent cx="1238250" cy="2669263"/>
+            <wp:effectExtent l="0" t="0" r="0" b="0"/>
+            <wp:docPr id="8" name="Picture 8"/>
+            <wp:cNvGraphicFramePr>
+              <a:graphicFrameLocks xmlns:a="http://schemas.openxmlformats.org/drawingml/2006/main" noChangeAspect="1"/>
+            </wp:cNvGraphicFramePr>
+            <a:graphic xmlns:a="http://schemas.openxmlformats.org/drawingml/2006/main">
+              <a:graphicData uri="http://schemas.openxmlformats.org/drawingml/2006/picture">
+                <pic:pic xmlns:pic="http://schemas.openxmlformats.org/drawingml/2006/picture">
+                  <pic:nvPicPr>
+                    <pic:cNvPr id="8" name="Picture 8"/>
+                    <pic:cNvPicPr/>
+                  </pic:nvPicPr>
+                  <pic:blipFill>
+                    <a:blip r:embed="rId12" cstate="print">
+                      <a:extLst>
+                        <a:ext uri="{28A0092B-C50C-407E-A947-70E740481C1C}">
+                          <a14:useLocalDpi xmlns:a14="http://schemas.microsoft.com/office/drawing/2010/main" val="0"/>
+                        </a:ext>
+                      </a:extLst>
+                    </a:blip>
+                    <a:stretch>
+                      <a:fillRect/>
+                    </a:stretch>
+                  </pic:blipFill>
+                  <pic:spPr>
+                    <a:xfrm>
+                      <a:off x="0" y="0"/>
+                      <a:ext cx="1265822" cy="2728699"/>
+                    </a:xfrm>
+                    <a:prstGeom prst="rect">
+                      <a:avLst/>
+                    </a:prstGeom>
+                  </pic:spPr>
+                </pic:pic>
+              </a:graphicData>
+            </a:graphic>
+          </wp:inline>
+        </w:drawing>
+      </w:r>
+      <w:r>
+        <w:rPr>
+          <w:rFonts w:ascii="Times New Roman" w:hAnsi="Times New Roman" w:cs="Times New Roman"/>
+          <w:noProof/>
+          <w:color w:val="0563C1" w:themeColor="hyperlink"/>
+          <w:sz w:val="24"/>
+          <w:szCs w:val="24"/>
+          <w:lang w:val="en-GB"/>
+          <w14:ligatures w14:val="standardContextual"/>
+        </w:rPr>
+        <w:drawing>
+          <wp:inline distT="0" distB="0" distL="0" distR="0" wp14:anchorId="738221EF" wp14:editId="367ED428">
+            <wp:extent cx="1215664" cy="2647950"/>
+            <wp:effectExtent l="0" t="0" r="3810" b="0"/>
+            <wp:docPr id="9" name="Picture 9"/>
+            <wp:cNvGraphicFramePr>
+              <a:graphicFrameLocks xmlns:a="http://schemas.openxmlformats.org/drawingml/2006/main" noChangeAspect="1"/>
+            </wp:cNvGraphicFramePr>
+            <a:graphic xmlns:a="http://schemas.openxmlformats.org/drawingml/2006/main">
+              <a:graphicData uri="http://schemas.openxmlformats.org/drawingml/2006/picture">
+                <pic:pic xmlns:pic="http://schemas.openxmlformats.org/drawingml/2006/picture">
+                  <pic:nvPicPr>
+                    <pic:cNvPr id="9" name="Picture 9"/>
+                    <pic:cNvPicPr/>
+                  </pic:nvPicPr>
+                  <pic:blipFill>
+                    <a:blip r:embed="rId13" cstate="print">
+                      <a:extLst>
+                        <a:ext uri="{28A0092B-C50C-407E-A947-70E740481C1C}">
+                          <a14:useLocalDpi xmlns:a14="http://schemas.microsoft.com/office/drawing/2010/main" val="0"/>
+                        </a:ext>
+                      </a:extLst>
+                    </a:blip>
+                    <a:stretch>
+                      <a:fillRect/>
+                    </a:stretch>
+                  </pic:blipFill>
+                  <pic:spPr>
+                    <a:xfrm>
+                      <a:off x="0" y="0"/>
+                      <a:ext cx="1251260" cy="2725485"/>
+                    </a:xfrm>
+                    <a:prstGeom prst="rect">
+                      <a:avLst/>
+                    </a:prstGeom>
+                  </pic:spPr>
+                </pic:pic>
+              </a:graphicData>
+            </a:graphic>
+          </wp:inline>
+        </w:drawing>
+      </w:r>
+      <w:r>
+        <w:rPr>
+          <w:rFonts w:ascii="Times New Roman" w:hAnsi="Times New Roman" w:cs="Times New Roman"/>
+          <w:noProof/>
+          <w:color w:val="0563C1" w:themeColor="hyperlink"/>
+          <w:sz w:val="24"/>
+          <w:szCs w:val="24"/>
+          <w:lang w:val="en-GB"/>
+          <w14:ligatures w14:val="standardContextual"/>
+        </w:rPr>
+        <w:drawing>
+          <wp:inline distT="0" distB="0" distL="0" distR="0" wp14:anchorId="21D88395" wp14:editId="4048CFF0">
+            <wp:extent cx="1209675" cy="2659986"/>
+            <wp:effectExtent l="0" t="0" r="0" b="7620"/>
+            <wp:docPr id="10" name="Picture 10"/>
+            <wp:cNvGraphicFramePr>
+              <a:graphicFrameLocks xmlns:a="http://schemas.openxmlformats.org/drawingml/2006/main" noChangeAspect="1"/>
+            </wp:cNvGraphicFramePr>
+            <a:graphic xmlns:a="http://schemas.openxmlformats.org/drawingml/2006/main">
+              <a:graphicData uri="http://schemas.openxmlformats.org/drawingml/2006/picture">
+                <pic:pic xmlns:pic="http://schemas.openxmlformats.org/drawingml/2006/picture">
+                  <pic:nvPicPr>
+                    <pic:cNvPr id="10" name="Picture 10"/>
+                    <pic:cNvPicPr/>
+                  </pic:nvPicPr>
+                  <pic:blipFill>
+                    <a:blip r:embed="rId14" cstate="print">
+                      <a:extLst>
+                        <a:ext uri="{28A0092B-C50C-407E-A947-70E740481C1C}">
+                          <a14:useLocalDpi xmlns:a14="http://schemas.microsoft.com/office/drawing/2010/main" val="0"/>
+                        </a:ext>
+                      </a:extLst>
+                    </a:blip>
+                    <a:stretch>
+                      <a:fillRect/>
+                    </a:stretch>
+                  </pic:blipFill>
+                  <pic:spPr>
+                    <a:xfrm>
+                      <a:off x="0" y="0"/>
+                      <a:ext cx="1305471" cy="2870635"/>
+                    </a:xfrm>
+                    <a:prstGeom prst="rect">
+                      <a:avLst/>
+                    </a:prstGeom>
+                  </pic:spPr>
+                </pic:pic>
+              </a:graphicData>
+            </a:graphic>
+          </wp:inline>
+        </w:drawing>
+      </w:r>
+      <w:r>
+        <w:rPr>
+          <w:rFonts w:ascii="Times New Roman" w:hAnsi="Times New Roman" w:cs="Times New Roman"/>
+          <w:noProof/>
+          <w:color w:val="0563C1" w:themeColor="hyperlink"/>
+          <w:sz w:val="24"/>
+          <w:szCs w:val="24"/>
+          <w:lang w:val="en-GB"/>
+          <w14:ligatures w14:val="standardContextual"/>
+        </w:rPr>
+        <w:drawing>
+          <wp:inline distT="0" distB="0" distL="0" distR="0" wp14:anchorId="2B58D5FF" wp14:editId="75CFBC69">
+            <wp:extent cx="1183374" cy="2590800"/>
+            <wp:effectExtent l="0" t="0" r="0" b="0"/>
+            <wp:docPr id="11" name="Picture 11"/>
+            <wp:cNvGraphicFramePr>
+              <a:graphicFrameLocks xmlns:a="http://schemas.openxmlformats.org/drawingml/2006/main" noChangeAspect="1"/>
+            </wp:cNvGraphicFramePr>
+            <a:graphic xmlns:a="http://schemas.openxmlformats.org/drawingml/2006/main">
+              <a:graphicData uri="http://schemas.openxmlformats.org/drawingml/2006/picture">
+                <pic:pic xmlns:pic="http://schemas.openxmlformats.org/drawingml/2006/picture">
+                  <pic:nvPicPr>
+                    <pic:cNvPr id="11" name="Picture 11"/>
+                    <pic:cNvPicPr/>
+                  </pic:nvPicPr>
+                  <pic:blipFill>
+                    <a:blip r:embed="rId15" cstate="print">
+                      <a:extLst>
+                        <a:ext uri="{28A0092B-C50C-407E-A947-70E740481C1C}">
+                          <a14:useLocalDpi xmlns:a14="http://schemas.microsoft.com/office/drawing/2010/main" val="0"/>
+                        </a:ext>
+                      </a:extLst>
+                    </a:blip>
+                    <a:stretch>
+                      <a:fillRect/>
+                    </a:stretch>
+                  </pic:blipFill>
+                  <pic:spPr>
+                    <a:xfrm>
+                      <a:off x="0" y="0"/>
+                      <a:ext cx="1209649" cy="2648325"/>
+                    </a:xfrm>
+                    <a:prstGeom prst="rect">
+                      <a:avLst/>
+                    </a:prstGeom>
+                  </pic:spPr>
+                </pic:pic>
+              </a:graphicData>
+            </a:graphic>
+          </wp:inline>
+        </w:drawing>
+      </w:r>
+      <w:r>
+        <w:rPr>
+          <w:rFonts w:ascii="Times New Roman" w:hAnsi="Times New Roman" w:cs="Times New Roman"/>
+          <w:noProof/>
+          <w:color w:val="0563C1" w:themeColor="hyperlink"/>
+          <w:sz w:val="24"/>
+          <w:szCs w:val="24"/>
+          <w:lang w:val="en-GB"/>
+          <w14:ligatures w14:val="standardContextual"/>
+        </w:rPr>
+        <w:drawing>
+          <wp:inline distT="0" distB="0" distL="0" distR="0" wp14:anchorId="16C7782A" wp14:editId="4234252A">
+            <wp:extent cx="1314450" cy="2860858"/>
+            <wp:effectExtent l="0" t="0" r="0" b="0"/>
+            <wp:docPr id="12" name="Picture 12"/>
+            <wp:cNvGraphicFramePr>
+              <a:graphicFrameLocks xmlns:a="http://schemas.openxmlformats.org/drawingml/2006/main" noChangeAspect="1"/>
+            </wp:cNvGraphicFramePr>
+            <a:graphic xmlns:a="http://schemas.openxmlformats.org/drawingml/2006/main">
+              <a:graphicData uri="http://schemas.openxmlformats.org/drawingml/2006/picture">
+                <pic:pic xmlns:pic="http://schemas.openxmlformats.org/drawingml/2006/picture">
+                  <pic:nvPicPr>
+                    <pic:cNvPr id="12" name="Picture 12"/>
+                    <pic:cNvPicPr/>
+                  </pic:nvPicPr>
+                  <pic:blipFill>
+                    <a:blip r:embed="rId16" cstate="print">
+                      <a:extLst>
+                        <a:ext uri="{28A0092B-C50C-407E-A947-70E740481C1C}">
+                          <a14:useLocalDpi xmlns:a14="http://schemas.microsoft.com/office/drawing/2010/main" val="0"/>
+                        </a:ext>
+                      </a:extLst>
+                    </a:blip>
+                    <a:stretch>
+                      <a:fillRect/>
+                    </a:stretch>
+                  </pic:blipFill>
+                  <pic:spPr>
+                    <a:xfrm>
+                      <a:off x="0" y="0"/>
+                      <a:ext cx="1337648" cy="2911347"/>
+                    </a:xfrm>
+                    <a:prstGeom prst="rect">
+                      <a:avLst/>
+                    </a:prstGeom>
+                  </pic:spPr>
+                </pic:pic>
+              </a:graphicData>
+            </a:graphic>
+          </wp:inline>
+        </w:drawing>
+      </w:r>
+    </w:p>
+    <w:p>
+      <w:pPr>
+        <w:rPr>
+          <w:rFonts w:ascii="Times New Roman" w:hAnsi="Times New Roman" w:cs="Times New Roman"/>
+          <w:noProof/>
+          <w:color w:val="000000" w:themeColor="text1"/>
+          <w:sz w:val="24"/>
+          <w:szCs w:val="24"/>
+          <w:lang w:val="en-GB"/>
+          <w14:shadow w14:blurRad="38100" w14:dist="19050" w14:dir="2700000" w14:sx="100000" w14:sy="100000" w14:kx="0" w14:ky="0" w14:algn="tl">
+            <w14:schemeClr w14:val="dk1">
+              <w14:alpha w14:val="60000"/>
+            </w14:schemeClr>
+          </w14:shadow>
+          <w14:textOutline w14:w="0" w14:cap="flat" w14:cmpd="sng" w14:algn="ctr">
+            <w14:noFill/>
+            <w14:prstDash w14:val="solid"/>
+            <w14:round/>
+          </w14:textOutline>
+          <w14:ligatures w14:val="standardContextual"/>
+        </w:rPr>
+      </w:pPr>
+      <w:r>
+        <w:rPr>
+          <w:rFonts w:ascii="Times New Roman" w:hAnsi="Times New Roman" w:cs="Times New Roman"/>
+          <w:noProof/>
+          <w:color w:val="000000" w:themeColor="text1"/>
+          <w:sz w:val="24"/>
+          <w:szCs w:val="24"/>
+          <w:lang w:val="en-GB"/>
+          <w14:shadow w14:blurRad="38100" w14:dist="19050" w14:dir="2700000" w14:sx="100000" w14:sy="100000" w14:kx="0" w14:ky="0" w14:algn="tl">
+            <w14:schemeClr w14:val="dk1">
+              <w14:alpha w14:val="60000"/>
+            </w14:schemeClr>
+          </w14:shadow>
+          <w14:textOutline w14:w="0" w14:cap="flat" w14:cmpd="sng" w14:algn="ctr">
+            <w14:noFill/>
+            <w14:prstDash w14:val="solid"/>
+            <w14:round/>
+          </w14:textOutline>
+          <w14:ligatures w14:val="standardContextual"/>
+        </w:rPr>
+        <w:t xml:space="preserve">                        (a)                    (b)                               (c)                          (d)                        (e)</w:t>
+      </w:r>
+    </w:p>
+    <w:p>
+      <w:pPr>
+        <w:jc w:val="center"/>
+        <w:rPr>
+          <w:rFonts w:ascii="Times New Roman" w:hAnsi="Times New Roman" w:cs="Times New Roman"/>
+          <w:noProof/>
+          <w:color w:val="000000" w:themeColor="text1"/>
+          <w:sz w:val="24"/>
+          <w:szCs w:val="24"/>
+          <w:lang w:val="en-GB"/>
+          <w14:shadow w14:blurRad="38100" w14:dist="19050" w14:dir="2700000" w14:sx="100000" w14:sy="100000" w14:kx="0" w14:ky="0" w14:algn="tl">
+            <w14:schemeClr w14:val="dk1">
+              <w14:alpha w14:val="60000"/>
+            </w14:schemeClr>
+          </w14:shadow>
+          <w14:textOutline w14:w="0" w14:cap="flat" w14:cmpd="sng" w14:algn="ctr">
+            <w14:noFill/>
+            <w14:prstDash w14:val="solid"/>
+            <w14:round/>
+          </w14:textOutline>
+          <w14:ligatures w14:val="standardContextual"/>
+        </w:rPr>
+      </w:pPr>
+      <w:r>
+        <w:rPr>
+          <w:rFonts w:ascii="Times New Roman" w:hAnsi="Times New Roman" w:cs="Times New Roman"/>
+          <w:noProof/>
+          <w:color w:val="000000" w:themeColor="text1"/>
+          <w:sz w:val="24"/>
+          <w:szCs w:val="24"/>
+          <w:lang w:val="en-GB"/>
+          <w14:shadow w14:blurRad="38100" w14:dist="19050" w14:dir="2700000" w14:sx="100000" w14:sy="100000" w14:kx="0" w14:ky="0" w14:algn="tl">
+            <w14:schemeClr w14:val="dk1">
+              <w14:alpha w14:val="60000"/>
+            </w14:schemeClr>
+          </w14:shadow>
+          <w14:textOutline w14:w="0" w14:cap="flat" w14:cmpd="sng" w14:algn="ctr">
+            <w14:noFill/>
+            <w14:prstDash w14:val="solid"/>
+            <w14:round/>
+          </w14:textOutline>
+          <w14:ligatures w14:val="standardContextual"/>
+        </w:rPr>
+        <w:t xml:space="preserve">Fig. </w:t>
+      </w:r>
+      <w:r>
+        <w:rPr>
+          <w:rFonts w:ascii="Times New Roman" w:hAnsi="Times New Roman" w:cs="Times New Roman"/>
+          <w:noProof/>
+          <w:color w:val="000000" w:themeColor="text1"/>
+          <w:sz w:val="24"/>
+          <w:szCs w:val="24"/>
+          <w:lang w:val="en-GB"/>
+          <w14:shadow w14:blurRad="38100" w14:dist="19050" w14:dir="2700000" w14:sx="100000" w14:sy="100000" w14:kx="0" w14:ky="0" w14:algn="tl">
+            <w14:schemeClr w14:val="dk1">
+              <w14:alpha w14:val="60000"/>
+            </w14:schemeClr>
+          </w14:shadow>
+          <w14:textOutline w14:w="0" w14:cap="flat" w14:cmpd="sng" w14:algn="ctr">
+            <w14:noFill/>
+            <w14:prstDash w14:val="solid"/>
+            <w14:round/>
+          </w14:textOutline>
+          <w14:ligatures w14:val="standardContextual"/>
+        </w:rPr>
+        <w:t>3</w:t>
+      </w:r>
+      <w:r>
+        <w:rPr>
+          <w:rFonts w:ascii="Times New Roman" w:hAnsi="Times New Roman" w:cs="Times New Roman"/>
+          <w:noProof/>
+          <w:color w:val="000000" w:themeColor="text1"/>
+          <w:sz w:val="24"/>
+          <w:szCs w:val="24"/>
+          <w:lang w:val="en-GB"/>
+          <w14:shadow w14:blurRad="38100" w14:dist="19050" w14:dir="2700000" w14:sx="100000" w14:sy="100000" w14:kx="0" w14:ky="0" w14:algn="tl">
+            <w14:schemeClr w14:val="dk1">
+              <w14:alpha w14:val="60000"/>
+            </w14:schemeClr>
+          </w14:shadow>
+          <w14:textOutline w14:w="0" w14:cap="flat" w14:cmpd="sng" w14:algn="ctr">
+            <w14:noFill/>
+            <w14:prstDash w14:val="solid"/>
+            <w14:round/>
+          </w14:textOutline>
+          <w14:ligatures w14:val="standardContextual"/>
+        </w:rPr>
+        <w:t>:</w:t>
+      </w:r>
+      <w:r>
+        <w:rPr>
+          <w:rFonts w:ascii="Times New Roman" w:hAnsi="Times New Roman" w:cs="Times New Roman"/>
+          <w:noProof/>
+          <w:color w:val="000000" w:themeColor="text1"/>
+          <w:sz w:val="24"/>
+          <w:szCs w:val="24"/>
+          <w:lang w:val="en-GB"/>
+          <w14:shadow w14:blurRad="38100" w14:dist="19050" w14:dir="2700000" w14:sx="100000" w14:sy="100000" w14:kx="0" w14:ky="0" w14:algn="tl">
+            <w14:schemeClr w14:val="dk1">
+              <w14:alpha w14:val="60000"/>
+            </w14:schemeClr>
+          </w14:shadow>
+          <w14:textOutline w14:w="0" w14:cap="flat" w14:cmpd="sng" w14:algn="ctr">
+            <w14:noFill/>
+            <w14:prstDash w14:val="solid"/>
+            <w14:round/>
+          </w14:textOutline>
+          <w14:ligatures w14:val="standardContextual"/>
+        </w:rPr>
+        <w:t>(a)</w:t>
+      </w:r>
+      <w:r>
+        <w:rPr>
+          <w:rFonts w:ascii="Times New Roman" w:hAnsi="Times New Roman" w:cs="Times New Roman"/>
+          <w:noProof/>
+          <w:color w:val="000000" w:themeColor="text1"/>
+          <w:sz w:val="24"/>
+          <w:szCs w:val="24"/>
+          <w:lang w:val="en-GB"/>
+          <w14:shadow w14:blurRad="38100" w14:dist="19050" w14:dir="2700000" w14:sx="100000" w14:sy="100000" w14:kx="0" w14:ky="0" w14:algn="tl">
+            <w14:schemeClr w14:val="dk1">
+              <w14:alpha w14:val="60000"/>
+            </w14:schemeClr>
+          </w14:shadow>
+          <w14:textOutline w14:w="0" w14:cap="flat" w14:cmpd="sng" w14:algn="ctr">
+            <w14:noFill/>
+            <w14:prstDash w14:val="solid"/>
+            <w14:round/>
+          </w14:textOutline>
+          <w14:ligatures w14:val="standardContextual"/>
+        </w:rPr>
+        <w:t>Selecting login roles;</w:t>
+      </w:r>
+      <w:r>
+        <w:rPr>
+          <w:rFonts w:ascii="Times New Roman" w:hAnsi="Times New Roman" w:cs="Times New Roman"/>
+          <w:noProof/>
+          <w:color w:val="000000" w:themeColor="text1"/>
+          <w:sz w:val="24"/>
+          <w:szCs w:val="24"/>
+          <w:lang w:val="en-GB"/>
+          <w14:shadow w14:blurRad="38100" w14:dist="19050" w14:dir="2700000" w14:sx="100000" w14:sy="100000" w14:kx="0" w14:ky="0" w14:algn="tl">
+            <w14:schemeClr w14:val="dk1">
+              <w14:alpha w14:val="60000"/>
+            </w14:schemeClr>
+          </w14:shadow>
+          <w14:textOutline w14:w="0" w14:cap="flat" w14:cmpd="sng" w14:algn="ctr">
+            <w14:noFill/>
+            <w14:prstDash w14:val="solid"/>
+            <w14:round/>
+          </w14:textOutline>
+          <w14:ligatures w14:val="standardContextual"/>
+        </w:rPr>
+        <w:t xml:space="preserve"> (b)</w:t>
+      </w:r>
+      <w:r>
+        <w:rPr>
+          <w:rFonts w:ascii="Times New Roman" w:hAnsi="Times New Roman" w:cs="Times New Roman"/>
+          <w:noProof/>
+          <w:color w:val="000000" w:themeColor="text1"/>
+          <w:sz w:val="24"/>
+          <w:szCs w:val="24"/>
+          <w:lang w:val="en-GB"/>
+          <w14:shadow w14:blurRad="38100" w14:dist="19050" w14:dir="2700000" w14:sx="100000" w14:sy="100000" w14:kx="0" w14:ky="0" w14:algn="tl">
+            <w14:schemeClr w14:val="dk1">
+              <w14:alpha w14:val="60000"/>
+            </w14:schemeClr>
+          </w14:shadow>
+          <w14:textOutline w14:w="0" w14:cap="flat" w14:cmpd="sng" w14:algn="ctr">
+            <w14:noFill/>
+            <w14:prstDash w14:val="solid"/>
+            <w14:round/>
+          </w14:textOutline>
+          <w14:ligatures w14:val="standardContextual"/>
+        </w:rPr>
+        <w:t xml:space="preserve"> Admin Login</w:t>
+      </w:r>
+      <w:r>
+        <w:rPr>
+          <w:rFonts w:ascii="Times New Roman" w:hAnsi="Times New Roman" w:cs="Times New Roman"/>
+          <w:noProof/>
+          <w:color w:val="000000" w:themeColor="text1"/>
+          <w:sz w:val="24"/>
+          <w:szCs w:val="24"/>
+          <w:lang w:val="en-GB"/>
+          <w14:shadow w14:blurRad="38100" w14:dist="19050" w14:dir="2700000" w14:sx="100000" w14:sy="100000" w14:kx="0" w14:ky="0" w14:algn="tl">
+            <w14:schemeClr w14:val="dk1">
+              <w14:alpha w14:val="60000"/>
+            </w14:schemeClr>
+          </w14:shadow>
+          <w14:textOutline w14:w="0" w14:cap="flat" w14:cmpd="sng" w14:algn="ctr">
+            <w14:noFill/>
+            <w14:prstDash w14:val="solid"/>
+            <w14:round/>
+          </w14:textOutline>
+          <w14:ligatures w14:val="standardContextual"/>
+        </w:rPr>
+        <w:t xml:space="preserve"> (c)</w:t>
+      </w:r>
+      <w:r>
+        <w:rPr>
+          <w:rFonts w:ascii="Times New Roman" w:hAnsi="Times New Roman" w:cs="Times New Roman"/>
+          <w:noProof/>
+          <w:color w:val="000000" w:themeColor="text1"/>
+          <w:sz w:val="24"/>
+          <w:szCs w:val="24"/>
+          <w:lang w:val="en-GB"/>
+          <w14:shadow w14:blurRad="38100" w14:dist="19050" w14:dir="2700000" w14:sx="100000" w14:sy="100000" w14:kx="0" w14:ky="0" w14:algn="tl">
+            <w14:schemeClr w14:val="dk1">
+              <w14:alpha w14:val="60000"/>
+            </w14:schemeClr>
+          </w14:shadow>
+          <w14:textOutline w14:w="0" w14:cap="flat" w14:cmpd="sng" w14:algn="ctr">
+            <w14:noFill/>
+            <w14:prstDash w14:val="solid"/>
+            <w14:round/>
+          </w14:textOutline>
+          <w14:ligatures w14:val="standardContextual"/>
+        </w:rPr>
+        <w:t xml:space="preserve"> Admin Home Page</w:t>
+      </w:r>
+      <w:r>
+        <w:rPr>
+          <w:rFonts w:ascii="Times New Roman" w:hAnsi="Times New Roman" w:cs="Times New Roman"/>
+          <w:noProof/>
+          <w:color w:val="000000" w:themeColor="text1"/>
+          <w:sz w:val="24"/>
+          <w:szCs w:val="24"/>
+          <w:lang w:val="en-GB"/>
+          <w14:shadow w14:blurRad="38100" w14:dist="19050" w14:dir="2700000" w14:sx="100000" w14:sy="100000" w14:kx="0" w14:ky="0" w14:algn="tl">
+            <w14:schemeClr w14:val="dk1">
+              <w14:alpha w14:val="60000"/>
+            </w14:schemeClr>
+          </w14:shadow>
+          <w14:textOutline w14:w="0" w14:cap="flat" w14:cmpd="sng" w14:algn="ctr">
+            <w14:noFill/>
+            <w14:prstDash w14:val="solid"/>
+            <w14:round/>
+          </w14:textOutline>
+          <w14:ligatures w14:val="standardContextual"/>
+        </w:rPr>
+        <w:t xml:space="preserve"> (d)</w:t>
+      </w:r>
+      <w:r>
+        <w:rPr>
+          <w:rFonts w:ascii="Times New Roman" w:hAnsi="Times New Roman" w:cs="Times New Roman"/>
+          <w:noProof/>
+          <w:color w:val="000000" w:themeColor="text1"/>
+          <w:sz w:val="24"/>
+          <w:szCs w:val="24"/>
+          <w:lang w:val="en-GB"/>
+          <w14:shadow w14:blurRad="38100" w14:dist="19050" w14:dir="2700000" w14:sx="100000" w14:sy="100000" w14:kx="0" w14:ky="0" w14:algn="tl">
+            <w14:schemeClr w14:val="dk1">
+              <w14:alpha w14:val="60000"/>
+            </w14:schemeClr>
+          </w14:shadow>
+          <w14:textOutline w14:w="0" w14:cap="flat" w14:cmpd="sng" w14:algn="ctr">
+            <w14:noFill/>
+            <w14:prstDash w14:val="solid"/>
+            <w14:round/>
+          </w14:textOutline>
+          <w14:ligatures w14:val="standardContextual"/>
+        </w:rPr>
+        <w:t xml:space="preserve"> Admin User Panel</w:t>
+      </w:r>
+      <w:r>
+        <w:rPr>
+          <w:rFonts w:ascii="Times New Roman" w:hAnsi="Times New Roman" w:cs="Times New Roman"/>
+          <w:noProof/>
+          <w:color w:val="000000" w:themeColor="text1"/>
+          <w:sz w:val="24"/>
+          <w:szCs w:val="24"/>
+          <w:lang w:val="en-GB"/>
+          <w14:shadow w14:blurRad="38100" w14:dist="19050" w14:dir="2700000" w14:sx="100000" w14:sy="100000" w14:kx="0" w14:ky="0" w14:algn="tl">
+            <w14:schemeClr w14:val="dk1">
+              <w14:alpha w14:val="60000"/>
+            </w14:schemeClr>
+          </w14:shadow>
+          <w14:textOutline w14:w="0" w14:cap="flat" w14:cmpd="sng" w14:algn="ctr">
+            <w14:noFill/>
+            <w14:prstDash w14:val="solid"/>
+            <w14:round/>
+          </w14:textOutline>
+          <w14:ligatures w14:val="standardContextual"/>
+        </w:rPr>
+        <w:t xml:space="preserve">                      (e)</w:t>
+      </w:r>
+      <w:r>
+        <w:rPr>
+          <w:rFonts w:ascii="Times New Roman" w:hAnsi="Times New Roman" w:cs="Times New Roman"/>
+          <w:noProof/>
+          <w:color w:val="000000" w:themeColor="text1"/>
+          <w:sz w:val="24"/>
+          <w:szCs w:val="24"/>
+          <w:lang w:val="en-GB"/>
+          <w14:shadow w14:blurRad="38100" w14:dist="19050" w14:dir="2700000" w14:sx="100000" w14:sy="100000" w14:kx="0" w14:ky="0" w14:algn="tl">
+            <w14:schemeClr w14:val="dk1">
+              <w14:alpha w14:val="60000"/>
+            </w14:schemeClr>
+          </w14:shadow>
+          <w14:textOutline w14:w="0" w14:cap="flat" w14:cmpd="sng" w14:algn="ctr">
+            <w14:noFill/>
+            <w14:prstDash w14:val="solid"/>
+            <w14:round/>
+          </w14:textOutline>
+          <w14:ligatures w14:val="standardContextual"/>
+        </w:rPr>
+        <w:t xml:space="preserve"> Vehicle Owner Home</w:t>
+      </w:r>
+    </w:p>
+    <w:p>
+      <w:pPr>
+        <w:jc w:val="center"/>
+        <w:rPr>
+          <w:rStyle w:val="Hyperlink"/>
+          <w:rFonts w:ascii="Times New Roman" w:hAnsi="Times New Roman" w:cs="Times New Roman"/>
+          <w:sz w:val="24"/>
+          <w:szCs w:val="24"/>
+          <w:u w:val="none"/>
+          <w:lang w:val="en-GB"/>
+        </w:rPr>
+      </w:pPr>
+      <w:r>
+        <w:rPr>
+          <w:rFonts w:ascii="Times New Roman" w:hAnsi="Times New Roman" w:cs="Times New Roman"/>
+          <w:noProof/>
+          <w:color w:val="0563C1" w:themeColor="hyperlink"/>
+          <w:sz w:val="24"/>
+          <w:szCs w:val="24"/>
+          <w:lang w:val="en-GB"/>
+          <w14:ligatures w14:val="standardContextual"/>
+        </w:rPr>
+        <w:drawing>
+          <wp:inline distT="0" distB="0" distL="0" distR="0" wp14:anchorId="511E3E3B" wp14:editId="7B1AB016">
+            <wp:extent cx="1177925" cy="2582616"/>
+            <wp:effectExtent l="0" t="0" r="3175" b="8255"/>
+            <wp:docPr id="13" name="Picture 13"/>
+            <wp:cNvGraphicFramePr>
+              <a:graphicFrameLocks xmlns:a="http://schemas.openxmlformats.org/drawingml/2006/main" noChangeAspect="1"/>
+            </wp:cNvGraphicFramePr>
+            <a:graphic xmlns:a="http://schemas.openxmlformats.org/drawingml/2006/main">
+              <a:graphicData uri="http://schemas.openxmlformats.org/drawingml/2006/picture">
+                <pic:pic xmlns:pic="http://schemas.openxmlformats.org/drawingml/2006/picture">
+                  <pic:nvPicPr>
+                    <pic:cNvPr id="13" name="Picture 13"/>
+                    <pic:cNvPicPr/>
+                  </pic:nvPicPr>
+                  <pic:blipFill>
+                    <a:blip r:embed="rId17" cstate="print">
+                      <a:extLst>
+                        <a:ext uri="{28A0092B-C50C-407E-A947-70E740481C1C}">
+                          <a14:useLocalDpi xmlns:a14="http://schemas.microsoft.com/office/drawing/2010/main" val="0"/>
+                        </a:ext>
+                      </a:extLst>
+                    </a:blip>
+                    <a:stretch>
+                      <a:fillRect/>
+                    </a:stretch>
+                  </pic:blipFill>
+                  <pic:spPr>
+                    <a:xfrm>
+                      <a:off x="0" y="0"/>
+                      <a:ext cx="1210652" cy="2654370"/>
+                    </a:xfrm>
+                    <a:prstGeom prst="rect">
+                      <a:avLst/>
+                    </a:prstGeom>
+                  </pic:spPr>
+                </pic:pic>
+              </a:graphicData>
+            </a:graphic>
+          </wp:inline>
+        </w:drawing>
+      </w:r>
+      <w:r>
+        <w:rPr>
+          <w:rFonts w:ascii="Times New Roman" w:hAnsi="Times New Roman" w:cs="Times New Roman"/>
+          <w:noProof/>
+          <w:color w:val="0563C1" w:themeColor="hyperlink"/>
+          <w:sz w:val="24"/>
+          <w:szCs w:val="24"/>
+          <w:lang w:val="en-GB"/>
+          <w14:ligatures w14:val="standardContextual"/>
+        </w:rPr>
+        <w:drawing>
+          <wp:inline distT="0" distB="0" distL="0" distR="0" wp14:anchorId="0B9F6B4C" wp14:editId="346F7DFE">
+            <wp:extent cx="1245235" cy="2753690"/>
+            <wp:effectExtent l="0" t="0" r="0" b="8890"/>
+            <wp:docPr id="14" name="Picture 14"/>
+            <wp:cNvGraphicFramePr>
+              <a:graphicFrameLocks xmlns:a="http://schemas.openxmlformats.org/drawingml/2006/main" noChangeAspect="1"/>
+            </wp:cNvGraphicFramePr>
+            <a:graphic xmlns:a="http://schemas.openxmlformats.org/drawingml/2006/main">
+              <a:graphicData uri="http://schemas.openxmlformats.org/drawingml/2006/picture">
+                <pic:pic xmlns:pic="http://schemas.openxmlformats.org/drawingml/2006/picture">
+                  <pic:nvPicPr>
+                    <pic:cNvPr id="14" name="Picture 14"/>
+                    <pic:cNvPicPr/>
+                  </pic:nvPicPr>
+                  <pic:blipFill>
+                    <a:blip r:embed="rId18" cstate="print">
+                      <a:extLst>
+                        <a:ext uri="{28A0092B-C50C-407E-A947-70E740481C1C}">
+                          <a14:useLocalDpi xmlns:a14="http://schemas.microsoft.com/office/drawing/2010/main" val="0"/>
+                        </a:ext>
+                      </a:extLst>
+                    </a:blip>
+                    <a:stretch>
+                      <a:fillRect/>
+                    </a:stretch>
+                  </pic:blipFill>
+                  <pic:spPr>
+                    <a:xfrm>
+                      <a:off x="0" y="0"/>
+                      <a:ext cx="1289544" cy="2851674"/>
+                    </a:xfrm>
+                    <a:prstGeom prst="rect">
+                      <a:avLst/>
+                    </a:prstGeom>
+                  </pic:spPr>
+                </pic:pic>
+              </a:graphicData>
+            </a:graphic>
+          </wp:inline>
+        </w:drawing>
+      </w:r>
+      <w:r>
+        <w:rPr>
+          <w:rFonts w:ascii="Times New Roman" w:hAnsi="Times New Roman" w:cs="Times New Roman"/>
+          <w:noProof/>
+          <w:color w:val="0563C1" w:themeColor="hyperlink"/>
+          <w:sz w:val="24"/>
+          <w:szCs w:val="24"/>
+          <w:lang w:val="en-GB"/>
+          <w14:ligatures w14:val="standardContextual"/>
+        </w:rPr>
+        <w:drawing>
+          <wp:inline distT="0" distB="0" distL="0" distR="0" wp14:anchorId="5E8CF513" wp14:editId="538C9A55">
+            <wp:extent cx="1294722" cy="2835233"/>
+            <wp:effectExtent l="0" t="0" r="1270" b="3810"/>
+            <wp:docPr id="15" name="Picture 15"/>
+            <wp:cNvGraphicFramePr>
+              <a:graphicFrameLocks xmlns:a="http://schemas.openxmlformats.org/drawingml/2006/main" noChangeAspect="1"/>
+            </wp:cNvGraphicFramePr>
+            <a:graphic xmlns:a="http://schemas.openxmlformats.org/drawingml/2006/main">
+              <a:graphicData uri="http://schemas.openxmlformats.org/drawingml/2006/picture">
+                <pic:pic xmlns:pic="http://schemas.openxmlformats.org/drawingml/2006/picture">
+                  <pic:nvPicPr>
+                    <pic:cNvPr id="15" name="Picture 15"/>
+                    <pic:cNvPicPr/>
+                  </pic:nvPicPr>
+                  <pic:blipFill>
+                    <a:blip r:embed="rId19" cstate="print">
+                      <a:extLst>
+                        <a:ext uri="{28A0092B-C50C-407E-A947-70E740481C1C}">
+                          <a14:useLocalDpi xmlns:a14="http://schemas.microsoft.com/office/drawing/2010/main" val="0"/>
+                        </a:ext>
+                      </a:extLst>
+                    </a:blip>
+                    <a:stretch>
+                      <a:fillRect/>
+                    </a:stretch>
+                  </pic:blipFill>
+                  <pic:spPr>
+                    <a:xfrm>
+                      <a:off x="0" y="0"/>
+                      <a:ext cx="1317833" cy="2885841"/>
+                    </a:xfrm>
+                    <a:prstGeom prst="rect">
+                      <a:avLst/>
+                    </a:prstGeom>
+                  </pic:spPr>
+                </pic:pic>
+              </a:graphicData>
+            </a:graphic>
+          </wp:inline>
+        </w:drawing>
+      </w:r>
+      <w:r>
+        <w:rPr>
+          <w:rFonts w:ascii="Times New Roman" w:hAnsi="Times New Roman" w:cs="Times New Roman"/>
+          <w:noProof/>
+          <w:color w:val="0563C1" w:themeColor="hyperlink"/>
+          <w:sz w:val="24"/>
+          <w:szCs w:val="24"/>
+          <w:lang w:val="en-GB"/>
+          <w14:ligatures w14:val="standardContextual"/>
+        </w:rPr>
+        <w:drawing>
+          <wp:inline distT="0" distB="0" distL="0" distR="0" wp14:anchorId="09E01A43" wp14:editId="1DC16477">
+            <wp:extent cx="1293393" cy="2857981"/>
+            <wp:effectExtent l="0" t="0" r="2540" b="0"/>
+            <wp:docPr id="16" name="Picture 16"/>
+            <wp:cNvGraphicFramePr>
+              <a:graphicFrameLocks xmlns:a="http://schemas.openxmlformats.org/drawingml/2006/main" noChangeAspect="1"/>
+            </wp:cNvGraphicFramePr>
+            <a:graphic xmlns:a="http://schemas.openxmlformats.org/drawingml/2006/main">
+              <a:graphicData uri="http://schemas.openxmlformats.org/drawingml/2006/picture">
+                <pic:pic xmlns:pic="http://schemas.openxmlformats.org/drawingml/2006/picture">
+                  <pic:nvPicPr>
+                    <pic:cNvPr id="16" name="Picture 16"/>
+                    <pic:cNvPicPr/>
+                  </pic:nvPicPr>
+                  <pic:blipFill>
+                    <a:blip r:embed="rId20" cstate="print">
+                      <a:extLst>
+                        <a:ext uri="{28A0092B-C50C-407E-A947-70E740481C1C}">
+                          <a14:useLocalDpi xmlns:a14="http://schemas.microsoft.com/office/drawing/2010/main" val="0"/>
+                        </a:ext>
+                      </a:extLst>
+                    </a:blip>
+                    <a:stretch>
+                      <a:fillRect/>
+                    </a:stretch>
+                  </pic:blipFill>
+                  <pic:spPr>
+                    <a:xfrm>
+                      <a:off x="0" y="0"/>
+                      <a:ext cx="1315707" cy="2907288"/>
+                    </a:xfrm>
+                    <a:prstGeom prst="rect">
+                      <a:avLst/>
+                    </a:prstGeom>
+                  </pic:spPr>
+                </pic:pic>
+              </a:graphicData>
+            </a:graphic>
+          </wp:inline>
+        </w:drawing>
+      </w:r>
+      <w:r>
+        <w:rPr>
+          <w:rFonts w:ascii="Times New Roman" w:hAnsi="Times New Roman" w:cs="Times New Roman"/>
+          <w:noProof/>
+          <w:color w:val="0563C1" w:themeColor="hyperlink"/>
+          <w:sz w:val="24"/>
+          <w:szCs w:val="24"/>
+          <w:lang w:val="en-GB"/>
+          <w14:ligatures w14:val="standardContextual"/>
+        </w:rPr>
+        <w:drawing>
+          <wp:inline distT="0" distB="0" distL="0" distR="0" wp14:anchorId="4BC2E849" wp14:editId="25B79EFA">
+            <wp:extent cx="1333500" cy="2879790"/>
+            <wp:effectExtent l="0" t="0" r="0" b="0"/>
+            <wp:docPr id="17" name="Picture 17"/>
+            <wp:cNvGraphicFramePr>
+              <a:graphicFrameLocks xmlns:a="http://schemas.openxmlformats.org/drawingml/2006/main" noChangeAspect="1"/>
+            </wp:cNvGraphicFramePr>
+            <a:graphic xmlns:a="http://schemas.openxmlformats.org/drawingml/2006/main">
+              <a:graphicData uri="http://schemas.openxmlformats.org/drawingml/2006/picture">
+                <pic:pic xmlns:pic="http://schemas.openxmlformats.org/drawingml/2006/picture">
+                  <pic:nvPicPr>
+                    <pic:cNvPr id="17" name="Picture 17"/>
+                    <pic:cNvPicPr/>
+                  </pic:nvPicPr>
+                  <pic:blipFill>
+                    <a:blip r:embed="rId21" cstate="print">
+                      <a:extLst>
+                        <a:ext uri="{28A0092B-C50C-407E-A947-70E740481C1C}">
+                          <a14:useLocalDpi xmlns:a14="http://schemas.microsoft.com/office/drawing/2010/main" val="0"/>
+                        </a:ext>
+                      </a:extLst>
+                    </a:blip>
+                    <a:stretch>
+                      <a:fillRect/>
+                    </a:stretch>
+                  </pic:blipFill>
+                  <pic:spPr>
+                    <a:xfrm>
+                      <a:off x="0" y="0"/>
+                      <a:ext cx="1336464" cy="2886190"/>
+                    </a:xfrm>
+                    <a:prstGeom prst="rect">
+                      <a:avLst/>
+                    </a:prstGeom>
+                  </pic:spPr>
+                </pic:pic>
+              </a:graphicData>
+            </a:graphic>
+          </wp:inline>
+        </w:drawing>
+      </w:r>
+    </w:p>
+    <w:p>
+      <w:pPr>
+        <w:jc w:val="center"/>
+        <w:rPr>
+          <w:rFonts w:ascii="Times New Roman" w:hAnsi="Times New Roman" w:cs="Times New Roman"/>
+          <w:noProof/>
+          <w:color w:val="000000" w:themeColor="text1"/>
+          <w:sz w:val="24"/>
+          <w:szCs w:val="24"/>
+          <w:lang w:val="en-GB"/>
+          <w14:shadow w14:blurRad="38100" w14:dist="19050" w14:dir="2700000" w14:sx="100000" w14:sy="100000" w14:kx="0" w14:ky="0" w14:algn="tl">
+            <w14:schemeClr w14:val="dk1">
+              <w14:alpha w14:val="60000"/>
+            </w14:schemeClr>
+          </w14:shadow>
+          <w14:textOutline w14:w="0" w14:cap="flat" w14:cmpd="sng" w14:algn="ctr">
+            <w14:noFill/>
+            <w14:prstDash w14:val="solid"/>
+            <w14:round/>
+          </w14:textOutline>
+          <w14:ligatures w14:val="standardContextual"/>
+        </w:rPr>
+      </w:pPr>
+      <w:r>
+        <w:rPr>
+          <w:rFonts w:ascii="Times New Roman" w:hAnsi="Times New Roman" w:cs="Times New Roman"/>
+          <w:noProof/>
+          <w:color w:val="000000" w:themeColor="text1"/>
+          <w:sz w:val="24"/>
+          <w:szCs w:val="24"/>
+          <w:lang w:val="en-GB"/>
+          <w14:shadow w14:blurRad="38100" w14:dist="19050" w14:dir="2700000" w14:sx="100000" w14:sy="100000" w14:kx="0" w14:ky="0" w14:algn="tl">
+            <w14:schemeClr w14:val="dk1">
+              <w14:alpha w14:val="60000"/>
+            </w14:schemeClr>
+          </w14:shadow>
+          <w14:textOutline w14:w="0" w14:cap="flat" w14:cmpd="sng" w14:algn="ctr">
+            <w14:noFill/>
+            <w14:prstDash w14:val="solid"/>
+            <w14:round/>
+          </w14:textOutline>
+          <w14:ligatures w14:val="standardContextual"/>
+        </w:rPr>
+        <w:t>(a)                    (b)                               (c)                          (d)                        (e)</w:t>
+      </w:r>
+    </w:p>
+    <w:p>
+      <w:pPr>
+        <w:jc w:val="center"/>
+        <w:rPr>
+          <w:rFonts w:ascii="Times New Roman" w:hAnsi="Times New Roman" w:cs="Times New Roman"/>
+          <w:noProof/>
+          <w:color w:val="000000" w:themeColor="text1"/>
+          <w:sz w:val="24"/>
+          <w:szCs w:val="24"/>
+          <w:lang w:val="en-GB"/>
+          <w14:shadow w14:blurRad="38100" w14:dist="19050" w14:dir="2700000" w14:sx="100000" w14:sy="100000" w14:kx="0" w14:ky="0" w14:algn="tl">
+            <w14:schemeClr w14:val="dk1">
+              <w14:alpha w14:val="60000"/>
+            </w14:schemeClr>
+          </w14:shadow>
+          <w14:textOutline w14:w="0" w14:cap="flat" w14:cmpd="sng" w14:algn="ctr">
+            <w14:noFill/>
+            <w14:prstDash w14:val="solid"/>
+            <w14:round/>
+          </w14:textOutline>
+          <w14:ligatures w14:val="standardContextual"/>
+        </w:rPr>
+      </w:pPr>
+      <w:r>
+        <w:rPr>
+          <w:rFonts w:ascii="Times New Roman" w:hAnsi="Times New Roman" w:cs="Times New Roman"/>
+          <w:noProof/>
+          <w:color w:val="000000" w:themeColor="text1"/>
+          <w:sz w:val="24"/>
+          <w:szCs w:val="24"/>
+          <w:lang w:val="en-GB"/>
+          <w14:shadow w14:blurRad="38100" w14:dist="19050" w14:dir="2700000" w14:sx="100000" w14:sy="100000" w14:kx="0" w14:ky="0" w14:algn="tl">
+            <w14:schemeClr w14:val="dk1">
+              <w14:alpha w14:val="60000"/>
+            </w14:schemeClr>
+          </w14:shadow>
+          <w14:textOutline w14:w="0" w14:cap="flat" w14:cmpd="sng" w14:algn="ctr">
+            <w14:noFill/>
+            <w14:prstDash w14:val="solid"/>
+            <w14:round/>
+          </w14:textOutline>
+          <w14:ligatures w14:val="standardContextual"/>
+        </w:rPr>
+        <w:t xml:space="preserve">Fig. </w:t>
+      </w:r>
+      <w:r>
+        <w:rPr>
+          <w:rFonts w:ascii="Times New Roman" w:hAnsi="Times New Roman" w:cs="Times New Roman"/>
+          <w:noProof/>
+          <w:color w:val="000000" w:themeColor="text1"/>
+          <w:sz w:val="24"/>
+          <w:szCs w:val="24"/>
+          <w:lang w:val="en-GB"/>
+          <w14:shadow w14:blurRad="38100" w14:dist="19050" w14:dir="2700000" w14:sx="100000" w14:sy="100000" w14:kx="0" w14:ky="0" w14:algn="tl">
+            <w14:schemeClr w14:val="dk1">
+              <w14:alpha w14:val="60000"/>
+            </w14:schemeClr>
+          </w14:shadow>
+          <w14:textOutline w14:w="0" w14:cap="flat" w14:cmpd="sng" w14:algn="ctr">
+            <w14:noFill/>
+            <w14:prstDash w14:val="solid"/>
+            <w14:round/>
+          </w14:textOutline>
+          <w14:ligatures w14:val="standardContextual"/>
+        </w:rPr>
+        <w:t>4</w:t>
+      </w:r>
+      <w:r>
+        <w:rPr>
+          <w:rFonts w:ascii="Times New Roman" w:hAnsi="Times New Roman" w:cs="Times New Roman"/>
+          <w:noProof/>
+          <w:color w:val="000000" w:themeColor="text1"/>
+          <w:sz w:val="24"/>
+          <w:szCs w:val="24"/>
+          <w:lang w:val="en-GB"/>
+          <w14:shadow w14:blurRad="38100" w14:dist="19050" w14:dir="2700000" w14:sx="100000" w14:sy="100000" w14:kx="0" w14:ky="0" w14:algn="tl">
+            <w14:schemeClr w14:val="dk1">
+              <w14:alpha w14:val="60000"/>
+            </w14:schemeClr>
+          </w14:shadow>
+          <w14:textOutline w14:w="0" w14:cap="flat" w14:cmpd="sng" w14:algn="ctr">
+            <w14:noFill/>
+            <w14:prstDash w14:val="solid"/>
+            <w14:round/>
+          </w14:textOutline>
+          <w14:ligatures w14:val="standardContextual"/>
+        </w:rPr>
+        <w:t xml:space="preserve">: </w:t>
+      </w:r>
+      <w:r>
+        <w:rPr>
+          <w:rFonts w:ascii="Times New Roman" w:hAnsi="Times New Roman" w:cs="Times New Roman"/>
+          <w:noProof/>
+          <w:color w:val="000000" w:themeColor="text1"/>
+          <w:sz w:val="24"/>
+          <w:szCs w:val="24"/>
+          <w:lang w:val="en-GB"/>
+          <w14:shadow w14:blurRad="38100" w14:dist="19050" w14:dir="2700000" w14:sx="100000" w14:sy="100000" w14:kx="0" w14:ky="0" w14:algn="tl">
+            <w14:schemeClr w14:val="dk1">
+              <w14:alpha w14:val="60000"/>
+            </w14:schemeClr>
+          </w14:shadow>
+          <w14:textOutline w14:w="0" w14:cap="flat" w14:cmpd="sng" w14:algn="ctr">
+            <w14:noFill/>
+            <w14:prstDash w14:val="solid"/>
+            <w14:round/>
+          </w14:textOutline>
+          <w14:ligatures w14:val="standardContextual"/>
+        </w:rPr>
+        <w:t xml:space="preserve">(a) </w:t>
+      </w:r>
+      <w:r>
+        <w:rPr>
+          <w:rFonts w:ascii="Times New Roman" w:hAnsi="Times New Roman" w:cs="Times New Roman"/>
+          <w:noProof/>
+          <w:color w:val="000000" w:themeColor="text1"/>
+          <w:sz w:val="24"/>
+          <w:szCs w:val="24"/>
+          <w:lang w:val="en-GB"/>
+          <w14:shadow w14:blurRad="38100" w14:dist="19050" w14:dir="2700000" w14:sx="100000" w14:sy="100000" w14:kx="0" w14:ky="0" w14:algn="tl">
+            <w14:schemeClr w14:val="dk1">
+              <w14:alpha w14:val="60000"/>
+            </w14:schemeClr>
+          </w14:shadow>
+          <w14:textOutline w14:w="0" w14:cap="flat" w14:cmpd="sng" w14:algn="ctr">
+            <w14:noFill/>
+            <w14:prstDash w14:val="solid"/>
+            <w14:round/>
+          </w14:textOutline>
+          <w14:ligatures w14:val="standardContextual"/>
+        </w:rPr>
+        <w:t>Vehicle owner payment</w:t>
+      </w:r>
+      <w:r>
+        <w:rPr>
+          <w:rFonts w:ascii="Times New Roman" w:hAnsi="Times New Roman" w:cs="Times New Roman"/>
+          <w:noProof/>
+          <w:color w:val="000000" w:themeColor="text1"/>
+          <w:sz w:val="24"/>
+          <w:szCs w:val="24"/>
+          <w:lang w:val="en-GB"/>
+          <w14:shadow w14:blurRad="38100" w14:dist="19050" w14:dir="2700000" w14:sx="100000" w14:sy="100000" w14:kx="0" w14:ky="0" w14:algn="tl">
+            <w14:schemeClr w14:val="dk1">
+              <w14:alpha w14:val="60000"/>
+            </w14:schemeClr>
+          </w14:shadow>
+          <w14:textOutline w14:w="0" w14:cap="flat" w14:cmpd="sng" w14:algn="ctr">
+            <w14:noFill/>
+            <w14:prstDash w14:val="solid"/>
+            <w14:round/>
+          </w14:textOutline>
+          <w14:ligatures w14:val="standardContextual"/>
+        </w:rPr>
+        <w:t xml:space="preserve"> (b)</w:t>
+      </w:r>
+      <w:r>
+        <w:rPr>
+          <w:rFonts w:ascii="Times New Roman" w:hAnsi="Times New Roman" w:cs="Times New Roman"/>
+          <w:noProof/>
+          <w:color w:val="000000" w:themeColor="text1"/>
+          <w:sz w:val="24"/>
+          <w:szCs w:val="24"/>
+          <w:lang w:val="en-GB"/>
+          <w14:shadow w14:blurRad="38100" w14:dist="19050" w14:dir="2700000" w14:sx="100000" w14:sy="100000" w14:kx="0" w14:ky="0" w14:algn="tl">
+            <w14:schemeClr w14:val="dk1">
+              <w14:alpha w14:val="60000"/>
+            </w14:schemeClr>
+          </w14:shadow>
+          <w14:textOutline w14:w="0" w14:cap="flat" w14:cmpd="sng" w14:algn="ctr">
+            <w14:noFill/>
+            <w14:prstDash w14:val="solid"/>
+            <w14:round/>
+          </w14:textOutline>
+          <w14:ligatures w14:val="standardContextual"/>
+        </w:rPr>
+        <w:t xml:space="preserve"> Parking Slot Giver Home</w:t>
+      </w:r>
+      <w:r>
+        <w:rPr>
+          <w:rFonts w:ascii="Times New Roman" w:hAnsi="Times New Roman" w:cs="Times New Roman"/>
+          <w:noProof/>
+          <w:color w:val="000000" w:themeColor="text1"/>
+          <w:sz w:val="24"/>
+          <w:szCs w:val="24"/>
+          <w:lang w:val="en-GB"/>
+          <w14:shadow w14:blurRad="38100" w14:dist="19050" w14:dir="2700000" w14:sx="100000" w14:sy="100000" w14:kx="0" w14:ky="0" w14:algn="tl">
+            <w14:schemeClr w14:val="dk1">
+              <w14:alpha w14:val="60000"/>
+            </w14:schemeClr>
+          </w14:shadow>
+          <w14:textOutline w14:w="0" w14:cap="flat" w14:cmpd="sng" w14:algn="ctr">
+            <w14:noFill/>
+            <w14:prstDash w14:val="solid"/>
+            <w14:round/>
+          </w14:textOutline>
+          <w14:ligatures w14:val="standardContextual"/>
+        </w:rPr>
+        <w:t xml:space="preserve"> (c)</w:t>
+      </w:r>
+      <w:r>
+        <w:rPr>
+          <w:rFonts w:ascii="Times New Roman" w:hAnsi="Times New Roman" w:cs="Times New Roman"/>
+          <w:noProof/>
+          <w:color w:val="000000" w:themeColor="text1"/>
+          <w:sz w:val="24"/>
+          <w:szCs w:val="24"/>
+          <w:lang w:val="en-GB"/>
+          <w14:shadow w14:blurRad="38100" w14:dist="19050" w14:dir="2700000" w14:sx="100000" w14:sy="100000" w14:kx="0" w14:ky="0" w14:algn="tl">
+            <w14:schemeClr w14:val="dk1">
+              <w14:alpha w14:val="60000"/>
+            </w14:schemeClr>
+          </w14:shadow>
+          <w14:textOutline w14:w="0" w14:cap="flat" w14:cmpd="sng" w14:algn="ctr">
+            <w14:noFill/>
+            <w14:prstDash w14:val="solid"/>
+            <w14:round/>
+          </w14:textOutline>
+          <w14:ligatures w14:val="standardContextual"/>
+        </w:rPr>
+        <w:t xml:space="preserve"> Contact Support</w:t>
+      </w:r>
+      <w:r>
+        <w:rPr>
+          <w:rFonts w:ascii="Times New Roman" w:hAnsi="Times New Roman" w:cs="Times New Roman"/>
+          <w:noProof/>
+          <w:color w:val="000000" w:themeColor="text1"/>
+          <w:sz w:val="24"/>
+          <w:szCs w:val="24"/>
+          <w:lang w:val="en-GB"/>
+          <w14:shadow w14:blurRad="38100" w14:dist="19050" w14:dir="2700000" w14:sx="100000" w14:sy="100000" w14:kx="0" w14:ky="0" w14:algn="tl">
+            <w14:schemeClr w14:val="dk1">
+              <w14:alpha w14:val="60000"/>
+            </w14:schemeClr>
+          </w14:shadow>
+          <w14:textOutline w14:w="0" w14:cap="flat" w14:cmpd="sng" w14:algn="ctr">
+            <w14:noFill/>
+            <w14:prstDash w14:val="solid"/>
+            <w14:round/>
+          </w14:textOutline>
+          <w14:ligatures w14:val="standardContextual"/>
+        </w:rPr>
+        <w:t xml:space="preserve"> (d)</w:t>
+      </w:r>
+      <w:r>
+        <w:rPr>
+          <w:rFonts w:ascii="Times New Roman" w:hAnsi="Times New Roman" w:cs="Times New Roman"/>
+          <w:noProof/>
+          <w:color w:val="000000" w:themeColor="text1"/>
+          <w:sz w:val="24"/>
+          <w:szCs w:val="24"/>
+          <w:lang w:val="en-GB"/>
+          <w14:shadow w14:blurRad="38100" w14:dist="19050" w14:dir="2700000" w14:sx="100000" w14:sy="100000" w14:kx="0" w14:ky="0" w14:algn="tl">
+            <w14:schemeClr w14:val="dk1">
+              <w14:alpha w14:val="60000"/>
+            </w14:schemeClr>
+          </w14:shadow>
+          <w14:textOutline w14:w="0" w14:cap="flat" w14:cmpd="sng" w14:algn="ctr">
+            <w14:noFill/>
+            <w14:prstDash w14:val="solid"/>
+            <w14:round/>
+          </w14:textOutline>
+          <w14:ligatures w14:val="standardContextual"/>
+        </w:rPr>
+        <w:t>Register</w:t>
+      </w:r>
+      <w:r>
+        <w:rPr>
+          <w:rFonts w:ascii="Times New Roman" w:hAnsi="Times New Roman" w:cs="Times New Roman"/>
+          <w:noProof/>
+          <w:color w:val="000000" w:themeColor="text1"/>
+          <w:sz w:val="24"/>
+          <w:szCs w:val="24"/>
+          <w:lang w:val="en-GB"/>
+          <w14:shadow w14:blurRad="38100" w14:dist="19050" w14:dir="2700000" w14:sx="100000" w14:sy="100000" w14:kx="0" w14:ky="0" w14:algn="tl">
+            <w14:schemeClr w14:val="dk1">
+              <w14:alpha w14:val="60000"/>
+            </w14:schemeClr>
+          </w14:shadow>
+          <w14:textOutline w14:w="0" w14:cap="flat" w14:cmpd="sng" w14:algn="ctr">
+            <w14:noFill/>
+            <w14:prstDash w14:val="solid"/>
+            <w14:round/>
+          </w14:textOutline>
+          <w14:ligatures w14:val="standardContextual"/>
+        </w:rPr>
+        <w:t xml:space="preserve">                        (e)</w:t>
+      </w:r>
+      <w:r>
+        <w:rPr>
+          <w:rFonts w:ascii="Times New Roman" w:hAnsi="Times New Roman" w:cs="Times New Roman"/>
+          <w:noProof/>
+          <w:color w:val="000000" w:themeColor="text1"/>
+          <w:sz w:val="24"/>
+          <w:szCs w:val="24"/>
+          <w:lang w:val="en-GB"/>
+          <w14:shadow w14:blurRad="38100" w14:dist="19050" w14:dir="2700000" w14:sx="100000" w14:sy="100000" w14:kx="0" w14:ky="0" w14:algn="tl">
+            <w14:schemeClr w14:val="dk1">
+              <w14:alpha w14:val="60000"/>
+            </w14:schemeClr>
+          </w14:shadow>
+          <w14:textOutline w14:w="0" w14:cap="flat" w14:cmpd="sng" w14:algn="ctr">
+            <w14:noFill/>
+            <w14:prstDash w14:val="solid"/>
+            <w14:round/>
+          </w14:textOutline>
+          <w14:ligatures w14:val="standardContextual"/>
+        </w:rPr>
+        <w:t xml:space="preserve"> Vehicle Owner Register</w:t>
+      </w:r>
+    </w:p>
+    <w:p>
+      <w:pPr>
+        <w:rPr>
+          <w:rStyle w:val="Hyperlink"/>
+          <w:rFonts w:ascii="Times New Roman" w:hAnsi="Times New Roman" w:cs="Times New Roman"/>
+          <w:sz w:val="24"/>
+          <w:szCs w:val="24"/>
+          <w:u w:val="none"/>
+          <w:lang w:val="en-GB"/>
+        </w:rPr>
+      </w:pPr>
+    </w:p>
+    <w:p>
+      <w:pPr>
+        <w:jc w:val="center"/>
+        <w:rPr>
+          <w:rStyle w:val="Hyperlink"/>
+          <w:rFonts w:ascii="Times New Roman" w:hAnsi="Times New Roman" w:cs="Times New Roman"/>
+          <w:sz w:val="24"/>
+          <w:szCs w:val="24"/>
+          <w:u w:val="none"/>
+          <w:lang w:val="en-GB"/>
+        </w:rPr>
+      </w:pPr>
+      <w:r>
+        <w:rPr>
+          <w:rFonts w:ascii="Times New Roman" w:hAnsi="Times New Roman" w:cs="Times New Roman"/>
+          <w:noProof/>
+          <w:color w:val="0563C1" w:themeColor="hyperlink"/>
+          <w:sz w:val="24"/>
+          <w:szCs w:val="24"/>
+          <w:lang w:val="en-GB"/>
+          <w14:ligatures w14:val="standardContextual"/>
+        </w:rPr>
+        <w:lastRenderedPageBreak/>
+        <w:drawing>
+          <wp:inline distT="0" distB="0" distL="0" distR="0" wp14:anchorId="704D058C" wp14:editId="7538D6E4">
+            <wp:extent cx="1208786" cy="2733199"/>
+            <wp:effectExtent l="0" t="0" r="0" b="0"/>
+            <wp:docPr id="18" name="Picture 18"/>
+            <wp:cNvGraphicFramePr>
+              <a:graphicFrameLocks xmlns:a="http://schemas.openxmlformats.org/drawingml/2006/main" noChangeAspect="1"/>
+            </wp:cNvGraphicFramePr>
+            <a:graphic xmlns:a="http://schemas.openxmlformats.org/drawingml/2006/main">
+              <a:graphicData uri="http://schemas.openxmlformats.org/drawingml/2006/picture">
+                <pic:pic xmlns:pic="http://schemas.openxmlformats.org/drawingml/2006/picture">
+                  <pic:nvPicPr>
+                    <pic:cNvPr id="18" name="Picture 18"/>
+                    <pic:cNvPicPr/>
+                  </pic:nvPicPr>
+                  <pic:blipFill>
+                    <a:blip r:embed="rId22" cstate="print">
+                      <a:extLst>
+                        <a:ext uri="{28A0092B-C50C-407E-A947-70E740481C1C}">
+                          <a14:useLocalDpi xmlns:a14="http://schemas.microsoft.com/office/drawing/2010/main" val="0"/>
+                        </a:ext>
+                      </a:extLst>
+                    </a:blip>
+                    <a:stretch>
+                      <a:fillRect/>
+                    </a:stretch>
+                  </pic:blipFill>
+                  <pic:spPr>
+                    <a:xfrm>
+                      <a:off x="0" y="0"/>
+                      <a:ext cx="1212357" cy="2741274"/>
+                    </a:xfrm>
+                    <a:prstGeom prst="rect">
+                      <a:avLst/>
+                    </a:prstGeom>
+                  </pic:spPr>
+                </pic:pic>
+              </a:graphicData>
+            </a:graphic>
+          </wp:inline>
+        </w:drawing>
+      </w:r>
+      <w:r>
+        <w:rPr>
+          <w:rFonts w:ascii="Times New Roman" w:hAnsi="Times New Roman" w:cs="Times New Roman"/>
+          <w:noProof/>
+          <w:color w:val="0563C1" w:themeColor="hyperlink"/>
+          <w:sz w:val="24"/>
+          <w:szCs w:val="24"/>
+          <w:lang w:val="en-GB"/>
+          <w14:ligatures w14:val="standardContextual"/>
+        </w:rPr>
+        <w:drawing>
+          <wp:inline distT="0" distB="0" distL="0" distR="0" wp14:anchorId="1D4CE28A" wp14:editId="04BBC91E">
+            <wp:extent cx="1266825" cy="2816701"/>
+            <wp:effectExtent l="0" t="0" r="0" b="3175"/>
+            <wp:docPr id="19" name="Picture 19"/>
+            <wp:cNvGraphicFramePr>
+              <a:graphicFrameLocks xmlns:a="http://schemas.openxmlformats.org/drawingml/2006/main" noChangeAspect="1"/>
+            </wp:cNvGraphicFramePr>
+            <a:graphic xmlns:a="http://schemas.openxmlformats.org/drawingml/2006/main">
+              <a:graphicData uri="http://schemas.openxmlformats.org/drawingml/2006/picture">
+                <pic:pic xmlns:pic="http://schemas.openxmlformats.org/drawingml/2006/picture">
+                  <pic:nvPicPr>
+                    <pic:cNvPr id="19" name="Picture 19"/>
+                    <pic:cNvPicPr/>
+                  </pic:nvPicPr>
+                  <pic:blipFill>
+                    <a:blip r:embed="rId23" cstate="print">
+                      <a:extLst>
+                        <a:ext uri="{28A0092B-C50C-407E-A947-70E740481C1C}">
+                          <a14:useLocalDpi xmlns:a14="http://schemas.microsoft.com/office/drawing/2010/main" val="0"/>
+                        </a:ext>
+                      </a:extLst>
+                    </a:blip>
+                    <a:stretch>
+                      <a:fillRect/>
+                    </a:stretch>
+                  </pic:blipFill>
+                  <pic:spPr>
+                    <a:xfrm>
+                      <a:off x="0" y="0"/>
+                      <a:ext cx="1269701" cy="2823096"/>
+                    </a:xfrm>
+                    <a:prstGeom prst="rect">
+                      <a:avLst/>
+                    </a:prstGeom>
+                  </pic:spPr>
+                </pic:pic>
+              </a:graphicData>
+            </a:graphic>
+          </wp:inline>
+        </w:drawing>
+      </w:r>
+      <w:r>
+        <w:rPr>
+          <w:rFonts w:ascii="Times New Roman" w:hAnsi="Times New Roman" w:cs="Times New Roman"/>
+          <w:noProof/>
+          <w:color w:val="0563C1" w:themeColor="hyperlink"/>
+          <w:sz w:val="24"/>
+          <w:szCs w:val="24"/>
+          <w:lang w:val="en-GB"/>
+          <w14:ligatures w14:val="standardContextual"/>
+        </w:rPr>
+        <w:drawing>
+          <wp:inline distT="0" distB="0" distL="0" distR="0" wp14:anchorId="3D83336B" wp14:editId="3A1C11EC">
+            <wp:extent cx="1238958" cy="2733675"/>
+            <wp:effectExtent l="0" t="0" r="0" b="0"/>
+            <wp:docPr id="21" name="Picture 21"/>
+            <wp:cNvGraphicFramePr>
+              <a:graphicFrameLocks xmlns:a="http://schemas.openxmlformats.org/drawingml/2006/main" noChangeAspect="1"/>
+            </wp:cNvGraphicFramePr>
+            <a:graphic xmlns:a="http://schemas.openxmlformats.org/drawingml/2006/main">
+              <a:graphicData uri="http://schemas.openxmlformats.org/drawingml/2006/picture">
+                <pic:pic xmlns:pic="http://schemas.openxmlformats.org/drawingml/2006/picture">
+                  <pic:nvPicPr>
+                    <pic:cNvPr id="21" name="Picture 21"/>
+                    <pic:cNvPicPr/>
+                  </pic:nvPicPr>
+                  <pic:blipFill>
+                    <a:blip r:embed="rId24" cstate="print">
+                      <a:extLst>
+                        <a:ext uri="{28A0092B-C50C-407E-A947-70E740481C1C}">
+                          <a14:useLocalDpi xmlns:a14="http://schemas.microsoft.com/office/drawing/2010/main" val="0"/>
+                        </a:ext>
+                      </a:extLst>
+                    </a:blip>
+                    <a:stretch>
+                      <a:fillRect/>
+                    </a:stretch>
+                  </pic:blipFill>
+                  <pic:spPr>
+                    <a:xfrm>
+                      <a:off x="0" y="0"/>
+                      <a:ext cx="1274377" cy="2811825"/>
+                    </a:xfrm>
+                    <a:prstGeom prst="rect">
+                      <a:avLst/>
+                    </a:prstGeom>
+                  </pic:spPr>
+                </pic:pic>
+              </a:graphicData>
+            </a:graphic>
+          </wp:inline>
+        </w:drawing>
+      </w:r>
+      <w:r>
+        <w:rPr>
+          <w:rFonts w:ascii="Times New Roman" w:hAnsi="Times New Roman" w:cs="Times New Roman"/>
+          <w:noProof/>
+          <w:color w:val="0563C1" w:themeColor="hyperlink"/>
+          <w:sz w:val="24"/>
+          <w:szCs w:val="24"/>
+          <w:lang w:val="en-GB"/>
+          <w14:ligatures w14:val="standardContextual"/>
+        </w:rPr>
+        <w:drawing>
+          <wp:inline distT="0" distB="0" distL="0" distR="0" wp14:anchorId="6AB9269C" wp14:editId="23227819">
+            <wp:extent cx="1257300" cy="2708543"/>
+            <wp:effectExtent l="0" t="0" r="0" b="0"/>
+            <wp:docPr id="22" name="Picture 22"/>
+            <wp:cNvGraphicFramePr>
+              <a:graphicFrameLocks xmlns:a="http://schemas.openxmlformats.org/drawingml/2006/main" noChangeAspect="1"/>
+            </wp:cNvGraphicFramePr>
+            <a:graphic xmlns:a="http://schemas.openxmlformats.org/drawingml/2006/main">
+              <a:graphicData uri="http://schemas.openxmlformats.org/drawingml/2006/picture">
+                <pic:pic xmlns:pic="http://schemas.openxmlformats.org/drawingml/2006/picture">
+                  <pic:nvPicPr>
+                    <pic:cNvPr id="22" name="Picture 22"/>
+                    <pic:cNvPicPr/>
+                  </pic:nvPicPr>
+                  <pic:blipFill>
+                    <a:blip r:embed="rId25" cstate="print">
+                      <a:extLst>
+                        <a:ext uri="{28A0092B-C50C-407E-A947-70E740481C1C}">
+                          <a14:useLocalDpi xmlns:a14="http://schemas.microsoft.com/office/drawing/2010/main" val="0"/>
+                        </a:ext>
+                      </a:extLst>
+                    </a:blip>
+                    <a:stretch>
+                      <a:fillRect/>
+                    </a:stretch>
+                  </pic:blipFill>
+                  <pic:spPr>
+                    <a:xfrm>
+                      <a:off x="0" y="0"/>
+                      <a:ext cx="1265815" cy="2726886"/>
+                    </a:xfrm>
+                    <a:prstGeom prst="rect">
+                      <a:avLst/>
+                    </a:prstGeom>
+                  </pic:spPr>
+                </pic:pic>
+              </a:graphicData>
+            </a:graphic>
+          </wp:inline>
+        </w:drawing>
+      </w:r>
+      <w:r>
+        <w:rPr>
+          <w:rFonts w:ascii="Times New Roman" w:hAnsi="Times New Roman" w:cs="Times New Roman"/>
+          <w:noProof/>
+          <w:color w:val="000000" w:themeColor="text1"/>
+          <w:sz w:val="24"/>
+          <w:szCs w:val="24"/>
+          <w:lang w:val="en-GB"/>
+          <w14:ligatures w14:val="standardContextual"/>
+        </w:rPr>
+        <w:drawing>
+          <wp:inline distT="0" distB="0" distL="0" distR="0" wp14:anchorId="70671A44" wp14:editId="2B18FBB8">
+            <wp:extent cx="1193888" cy="2619375"/>
+            <wp:effectExtent l="0" t="0" r="6350" b="0"/>
+            <wp:docPr id="23" name="Picture 23"/>
+            <wp:cNvGraphicFramePr>
+              <a:graphicFrameLocks xmlns:a="http://schemas.openxmlformats.org/drawingml/2006/main" noChangeAspect="1"/>
+            </wp:cNvGraphicFramePr>
+            <a:graphic xmlns:a="http://schemas.openxmlformats.org/drawingml/2006/main">
+              <a:graphicData uri="http://schemas.openxmlformats.org/drawingml/2006/picture">
+                <pic:pic xmlns:pic="http://schemas.openxmlformats.org/drawingml/2006/picture">
+                  <pic:nvPicPr>
+                    <pic:cNvPr id="23" name="Picture 23"/>
+                    <pic:cNvPicPr/>
+                  </pic:nvPicPr>
+                  <pic:blipFill>
+                    <a:blip r:embed="rId26" cstate="print">
+                      <a:extLst>
+                        <a:ext uri="{28A0092B-C50C-407E-A947-70E740481C1C}">
+                          <a14:useLocalDpi xmlns:a14="http://schemas.microsoft.com/office/drawing/2010/main" val="0"/>
+                        </a:ext>
+                      </a:extLst>
+                    </a:blip>
+                    <a:stretch>
+                      <a:fillRect/>
+                    </a:stretch>
+                  </pic:blipFill>
+                  <pic:spPr>
+                    <a:xfrm>
+                      <a:off x="0" y="0"/>
+                      <a:ext cx="1213199" cy="2661744"/>
+                    </a:xfrm>
+                    <a:prstGeom prst="rect">
+                      <a:avLst/>
+                    </a:prstGeom>
+                  </pic:spPr>
+                </pic:pic>
+              </a:graphicData>
+            </a:graphic>
+          </wp:inline>
+        </w:drawing>
+      </w:r>
+    </w:p>
+    <w:p>
+      <w:pPr>
+        <w:rPr>
+          <w:rFonts w:ascii="Times New Roman" w:hAnsi="Times New Roman" w:cs="Times New Roman"/>
+          <w:noProof/>
+          <w:color w:val="000000" w:themeColor="text1"/>
+          <w:sz w:val="24"/>
+          <w:szCs w:val="24"/>
+          <w:lang w:val="en-GB"/>
+          <w14:shadow w14:blurRad="38100" w14:dist="19050" w14:dir="2700000" w14:sx="100000" w14:sy="100000" w14:kx="0" w14:ky="0" w14:algn="tl">
+            <w14:schemeClr w14:val="dk1">
+              <w14:alpha w14:val="60000"/>
+            </w14:schemeClr>
+          </w14:shadow>
+          <w14:textOutline w14:w="0" w14:cap="flat" w14:cmpd="sng" w14:algn="ctr">
+            <w14:noFill/>
+            <w14:prstDash w14:val="solid"/>
+            <w14:round/>
+          </w14:textOutline>
+          <w14:ligatures w14:val="standardContextual"/>
+        </w:rPr>
+      </w:pPr>
+      <w:r>
+        <w:rPr>
+          <w:rFonts w:ascii="Times New Roman" w:hAnsi="Times New Roman" w:cs="Times New Roman"/>
+          <w:noProof/>
+          <w:color w:val="000000" w:themeColor="text1"/>
+          <w:sz w:val="24"/>
+          <w:szCs w:val="24"/>
+          <w:lang w:val="en-GB"/>
+          <w14:shadow w14:blurRad="38100" w14:dist="19050" w14:dir="2700000" w14:sx="100000" w14:sy="100000" w14:kx="0" w14:ky="0" w14:algn="tl">
+            <w14:schemeClr w14:val="dk1">
+              <w14:alpha w14:val="60000"/>
+            </w14:schemeClr>
+          </w14:shadow>
+          <w14:textOutline w14:w="0" w14:cap="flat" w14:cmpd="sng" w14:algn="ctr">
+            <w14:noFill/>
+            <w14:prstDash w14:val="solid"/>
+            <w14:round/>
+          </w14:textOutline>
+          <w14:ligatures w14:val="standardContextual"/>
+        </w:rPr>
+        <w:t xml:space="preserve">                        (a)                    (b)                               (c)                          (d)                        (e)</w:t>
+      </w:r>
+    </w:p>
+    <w:p>
+      <w:pPr>
+        <w:jc w:val="center"/>
+        <w:rPr>
+          <w:rFonts w:ascii="Times New Roman" w:hAnsi="Times New Roman" w:cs="Times New Roman"/>
+          <w:noProof/>
+          <w:color w:val="000000" w:themeColor="text1"/>
+          <w:sz w:val="24"/>
+          <w:szCs w:val="24"/>
+          <w:lang w:val="en-GB"/>
+          <w14:shadow w14:blurRad="38100" w14:dist="19050" w14:dir="2700000" w14:sx="100000" w14:sy="100000" w14:kx="0" w14:ky="0" w14:algn="tl">
+            <w14:schemeClr w14:val="dk1">
+              <w14:alpha w14:val="60000"/>
+            </w14:schemeClr>
+          </w14:shadow>
+          <w14:textOutline w14:w="0" w14:cap="flat" w14:cmpd="sng" w14:algn="ctr">
+            <w14:noFill/>
+            <w14:prstDash w14:val="solid"/>
+            <w14:round/>
+          </w14:textOutline>
+          <w14:ligatures w14:val="standardContextual"/>
+        </w:rPr>
+      </w:pPr>
+      <w:r>
+        <w:rPr>
+          <w:rStyle w:val="Hyperlink"/>
+          <w:rFonts w:ascii="Times New Roman" w:hAnsi="Times New Roman" w:cs="Times New Roman"/>
+          <w:color w:val="000000" w:themeColor="text1"/>
+          <w:sz w:val="24"/>
+          <w:szCs w:val="24"/>
+          <w:u w:val="none"/>
+          <w:lang w:val="en-GB"/>
+          <w14:shadow w14:blurRad="38100" w14:dist="19050" w14:dir="2700000" w14:sx="100000" w14:sy="100000" w14:kx="0" w14:ky="0" w14:algn="tl">
+            <w14:schemeClr w14:val="dk1">
+              <w14:alpha w14:val="60000"/>
+            </w14:schemeClr>
+          </w14:shadow>
+          <w14:textOutline w14:w="0" w14:cap="flat" w14:cmpd="sng" w14:algn="ctr">
+            <w14:noFill/>
+            <w14:prstDash w14:val="solid"/>
+            <w14:round/>
+          </w14:textOutline>
+        </w:rPr>
+        <w:t xml:space="preserve">Fig. 5: </w:t>
+      </w:r>
+      <w:r>
+        <w:rPr>
+          <w:rFonts w:ascii="Times New Roman" w:hAnsi="Times New Roman" w:cs="Times New Roman"/>
+          <w:noProof/>
+          <w:color w:val="000000" w:themeColor="text1"/>
+          <w:sz w:val="24"/>
+          <w:szCs w:val="24"/>
+          <w:lang w:val="en-GB"/>
+          <w14:shadow w14:blurRad="38100" w14:dist="19050" w14:dir="2700000" w14:sx="100000" w14:sy="100000" w14:kx="0" w14:ky="0" w14:algn="tl">
+            <w14:schemeClr w14:val="dk1">
+              <w14:alpha w14:val="60000"/>
+            </w14:schemeClr>
+          </w14:shadow>
+          <w14:textOutline w14:w="0" w14:cap="flat" w14:cmpd="sng" w14:algn="ctr">
+            <w14:noFill/>
+            <w14:prstDash w14:val="solid"/>
+            <w14:round/>
+          </w14:textOutline>
+          <w14:ligatures w14:val="standardContextual"/>
+        </w:rPr>
+        <w:t>(a)</w:t>
+      </w:r>
+      <w:r>
+        <w:rPr>
+          <w:rFonts w:ascii="Times New Roman" w:hAnsi="Times New Roman" w:cs="Times New Roman"/>
+          <w:noProof/>
+          <w:color w:val="000000" w:themeColor="text1"/>
+          <w:sz w:val="24"/>
+          <w:szCs w:val="24"/>
+          <w:lang w:val="en-GB"/>
+          <w14:shadow w14:blurRad="38100" w14:dist="19050" w14:dir="2700000" w14:sx="100000" w14:sy="100000" w14:kx="0" w14:ky="0" w14:algn="tl">
+            <w14:schemeClr w14:val="dk1">
+              <w14:alpha w14:val="60000"/>
+            </w14:schemeClr>
+          </w14:shadow>
+          <w14:textOutline w14:w="0" w14:cap="flat" w14:cmpd="sng" w14:algn="ctr">
+            <w14:noFill/>
+            <w14:prstDash w14:val="solid"/>
+            <w14:round/>
+          </w14:textOutline>
+          <w14:ligatures w14:val="standardContextual"/>
+        </w:rPr>
+        <w:t xml:space="preserve"> Parking Slot Giver can add parking</w:t>
+      </w:r>
+      <w:r>
+        <w:rPr>
+          <w:rFonts w:ascii="Times New Roman" w:hAnsi="Times New Roman" w:cs="Times New Roman"/>
+          <w:noProof/>
+          <w:color w:val="000000" w:themeColor="text1"/>
+          <w:sz w:val="24"/>
+          <w:szCs w:val="24"/>
+          <w:lang w:val="en-GB"/>
+          <w14:shadow w14:blurRad="38100" w14:dist="19050" w14:dir="2700000" w14:sx="100000" w14:sy="100000" w14:kx="0" w14:ky="0" w14:algn="tl">
+            <w14:schemeClr w14:val="dk1">
+              <w14:alpha w14:val="60000"/>
+            </w14:schemeClr>
+          </w14:shadow>
+          <w14:textOutline w14:w="0" w14:cap="flat" w14:cmpd="sng" w14:algn="ctr">
+            <w14:noFill/>
+            <w14:prstDash w14:val="solid"/>
+            <w14:round/>
+          </w14:textOutline>
+          <w14:ligatures w14:val="standardContextual"/>
+        </w:rPr>
+        <w:t xml:space="preserve"> (b)</w:t>
+      </w:r>
+      <w:r>
+        <w:rPr>
+          <w:rFonts w:ascii="Times New Roman" w:hAnsi="Times New Roman" w:cs="Times New Roman"/>
+          <w:noProof/>
+          <w:color w:val="000000" w:themeColor="text1"/>
+          <w:sz w:val="24"/>
+          <w:szCs w:val="24"/>
+          <w:lang w:val="en-GB"/>
+          <w14:shadow w14:blurRad="38100" w14:dist="19050" w14:dir="2700000" w14:sx="100000" w14:sy="100000" w14:kx="0" w14:ky="0" w14:algn="tl">
+            <w14:schemeClr w14:val="dk1">
+              <w14:alpha w14:val="60000"/>
+            </w14:schemeClr>
+          </w14:shadow>
+          <w14:textOutline w14:w="0" w14:cap="flat" w14:cmpd="sng" w14:algn="ctr">
+            <w14:noFill/>
+            <w14:prstDash w14:val="solid"/>
+            <w14:round/>
+          </w14:textOutline>
+          <w14:ligatures w14:val="standardContextual"/>
+        </w:rPr>
+        <w:t xml:space="preserve"> Admin can Ban Profile</w:t>
+      </w:r>
+      <w:r>
+        <w:rPr>
+          <w:rFonts w:ascii="Times New Roman" w:hAnsi="Times New Roman" w:cs="Times New Roman"/>
+          <w:noProof/>
+          <w:color w:val="000000" w:themeColor="text1"/>
+          <w:sz w:val="24"/>
+          <w:szCs w:val="24"/>
+          <w:lang w:val="en-GB"/>
+          <w14:shadow w14:blurRad="38100" w14:dist="19050" w14:dir="2700000" w14:sx="100000" w14:sy="100000" w14:kx="0" w14:ky="0" w14:algn="tl">
+            <w14:schemeClr w14:val="dk1">
+              <w14:alpha w14:val="60000"/>
+            </w14:schemeClr>
+          </w14:shadow>
+          <w14:textOutline w14:w="0" w14:cap="flat" w14:cmpd="sng" w14:algn="ctr">
+            <w14:noFill/>
+            <w14:prstDash w14:val="solid"/>
+            <w14:round/>
+          </w14:textOutline>
+          <w14:ligatures w14:val="standardContextual"/>
+        </w:rPr>
+        <w:t xml:space="preserve"> (c)</w:t>
+      </w:r>
+      <w:r>
+        <w:rPr>
+          <w:rFonts w:ascii="Times New Roman" w:hAnsi="Times New Roman" w:cs="Times New Roman"/>
+          <w:noProof/>
+          <w:color w:val="000000" w:themeColor="text1"/>
+          <w:sz w:val="24"/>
+          <w:szCs w:val="24"/>
+          <w:lang w:val="en-GB"/>
+          <w14:shadow w14:blurRad="38100" w14:dist="19050" w14:dir="2700000" w14:sx="100000" w14:sy="100000" w14:kx="0" w14:ky="0" w14:algn="tl">
+            <w14:schemeClr w14:val="dk1">
+              <w14:alpha w14:val="60000"/>
+            </w14:schemeClr>
+          </w14:shadow>
+          <w14:textOutline w14:w="0" w14:cap="flat" w14:cmpd="sng" w14:algn="ctr">
+            <w14:noFill/>
+            <w14:prstDash w14:val="solid"/>
+            <w14:round/>
+          </w14:textOutline>
+          <w14:ligatures w14:val="standardContextual"/>
+        </w:rPr>
+        <w:t xml:space="preserve"> Detailed Booking History</w:t>
+      </w:r>
+      <w:r>
+        <w:rPr>
+          <w:rFonts w:ascii="Times New Roman" w:hAnsi="Times New Roman" w:cs="Times New Roman"/>
+          <w:noProof/>
+          <w:color w:val="000000" w:themeColor="text1"/>
+          <w:sz w:val="24"/>
+          <w:szCs w:val="24"/>
+          <w:lang w:val="en-GB"/>
+          <w14:shadow w14:blurRad="38100" w14:dist="19050" w14:dir="2700000" w14:sx="100000" w14:sy="100000" w14:kx="0" w14:ky="0" w14:algn="tl">
+            <w14:schemeClr w14:val="dk1">
+              <w14:alpha w14:val="60000"/>
+            </w14:schemeClr>
+          </w14:shadow>
+          <w14:textOutline w14:w="0" w14:cap="flat" w14:cmpd="sng" w14:algn="ctr">
+            <w14:noFill/>
+            <w14:prstDash w14:val="solid"/>
+            <w14:round/>
+          </w14:textOutline>
+          <w14:ligatures w14:val="standardContextual"/>
+        </w:rPr>
+        <w:t xml:space="preserve">                         (d)</w:t>
+      </w:r>
+      <w:r>
+        <w:rPr>
+          <w:rFonts w:ascii="Times New Roman" w:hAnsi="Times New Roman" w:cs="Times New Roman"/>
+          <w:noProof/>
+          <w:color w:val="000000" w:themeColor="text1"/>
+          <w:sz w:val="24"/>
+          <w:szCs w:val="24"/>
+          <w:lang w:val="en-GB"/>
+          <w14:shadow w14:blurRad="38100" w14:dist="19050" w14:dir="2700000" w14:sx="100000" w14:sy="100000" w14:kx="0" w14:ky="0" w14:algn="tl">
+            <w14:schemeClr w14:val="dk1">
+              <w14:alpha w14:val="60000"/>
+            </w14:schemeClr>
+          </w14:shadow>
+          <w14:textOutline w14:w="0" w14:cap="flat" w14:cmpd="sng" w14:algn="ctr">
+            <w14:noFill/>
+            <w14:prstDash w14:val="solid"/>
+            <w14:round/>
+          </w14:textOutline>
+          <w14:ligatures w14:val="standardContextual"/>
+        </w:rPr>
+        <w:t xml:space="preserve"> Admin can Remove Listing</w:t>
+      </w:r>
+      <w:r>
+        <w:rPr>
+          <w:rFonts w:ascii="Times New Roman" w:hAnsi="Times New Roman" w:cs="Times New Roman"/>
+          <w:noProof/>
+          <w:color w:val="000000" w:themeColor="text1"/>
+          <w:sz w:val="24"/>
+          <w:szCs w:val="24"/>
+          <w:lang w:val="en-GB"/>
+          <w14:shadow w14:blurRad="38100" w14:dist="19050" w14:dir="2700000" w14:sx="100000" w14:sy="100000" w14:kx="0" w14:ky="0" w14:algn="tl">
+            <w14:schemeClr w14:val="dk1">
+              <w14:alpha w14:val="60000"/>
+            </w14:schemeClr>
+          </w14:shadow>
+          <w14:textOutline w14:w="0" w14:cap="flat" w14:cmpd="sng" w14:algn="ctr">
+            <w14:noFill/>
+            <w14:prstDash w14:val="solid"/>
+            <w14:round/>
+          </w14:textOutline>
+          <w14:ligatures w14:val="standardContextual"/>
+        </w:rPr>
+        <w:t xml:space="preserve"> (e)</w:t>
+      </w:r>
+      <w:r>
+        <w:rPr>
+          <w:rFonts w:ascii="Times New Roman" w:hAnsi="Times New Roman" w:cs="Times New Roman"/>
+          <w:noProof/>
+          <w:color w:val="000000" w:themeColor="text1"/>
+          <w:sz w:val="24"/>
+          <w:szCs w:val="24"/>
+          <w:lang w:val="en-GB"/>
+          <w14:shadow w14:blurRad="38100" w14:dist="19050" w14:dir="2700000" w14:sx="100000" w14:sy="100000" w14:kx="0" w14:ky="0" w14:algn="tl">
+            <w14:schemeClr w14:val="dk1">
+              <w14:alpha w14:val="60000"/>
+            </w14:schemeClr>
+          </w14:shadow>
+          <w14:textOutline w14:w="0" w14:cap="flat" w14:cmpd="sng" w14:algn="ctr">
+            <w14:noFill/>
+            <w14:prstDash w14:val="solid"/>
+            <w14:round/>
+          </w14:textOutline>
+          <w14:ligatures w14:val="standardContextual"/>
+        </w:rPr>
+        <w:t xml:space="preserve"> Revenue Report</w:t>
+      </w:r>
+    </w:p>
+    <w:p>
+      <w:pPr>
+        <w:jc w:val="center"/>
+        <w:rPr>
+          <w:rStyle w:val="Hyperlink"/>
+          <w:rFonts w:ascii="Times New Roman" w:hAnsi="Times New Roman" w:cs="Times New Roman"/>
+          <w:color w:val="000000" w:themeColor="text1"/>
+          <w:sz w:val="24"/>
+          <w:szCs w:val="24"/>
+          <w:u w:val="none"/>
+          <w:lang w:val="en-GB"/>
+          <w14:shadow w14:blurRad="38100" w14:dist="19050" w14:dir="2700000" w14:sx="100000" w14:sy="100000" w14:kx="0" w14:ky="0" w14:algn="tl">
+            <w14:schemeClr w14:val="dk1">
+              <w14:alpha w14:val="60000"/>
+            </w14:schemeClr>
+          </w14:shadow>
+          <w14:textOutline w14:w="0" w14:cap="flat" w14:cmpd="sng" w14:algn="ctr">
+            <w14:noFill/>
+            <w14:prstDash w14:val="solid"/>
+            <w14:round/>
+          </w14:textOutline>
+        </w:rPr>
+      </w:pPr>
+    </w:p>
+    <w:p>
+      <w:pPr>
+        <w:jc w:val="both"/>
+        <w:rPr>
+          <w:rStyle w:val="Hyperlink"/>
+          <w:rFonts w:ascii="Times New Roman" w:hAnsi="Times New Roman" w:cs="Times New Roman"/>
+          <w:sz w:val="24"/>
+          <w:szCs w:val="24"/>
+          <w:u w:val="none"/>
+          <w:lang w:val="en-GB"/>
+        </w:rPr>
+      </w:pPr>
+    </w:p>
+    <w:p>
+      <w:pPr>
+        <w:jc w:val="center"/>
+        <w:rPr>
+          <w:rFonts w:ascii="Times New Roman" w:hAnsi="Times New Roman" w:cs="Times New Roman"/>
+          <w:sz w:val="24"/>
+          <w:szCs w:val="24"/>
+          <w:lang w:val="en-GB"/>
+        </w:rPr>
+      </w:pPr>
+      <w:r>
+        <w:rPr>
+          <w:noProof/>
+          <w:lang w:val="en-GB"/>
+        </w:rPr>
+        <w:lastRenderedPageBreak/>
+        <w:drawing>
+          <wp:inline distT="0" distB="0" distL="0" distR="0" wp14:anchorId="4137C7AB" wp14:editId="5A4FC37A">
+            <wp:extent cx="5729605" cy="7408545"/>
+            <wp:effectExtent l="0" t="0" r="4445" b="1905"/>
+            <wp:docPr id="618127029" name="Picture 5"/>
+            <wp:cNvGraphicFramePr>
+              <a:graphicFrameLocks xmlns:a="http://schemas.openxmlformats.org/drawingml/2006/main" noChangeAspect="1"/>
+            </wp:cNvGraphicFramePr>
+            <a:graphic xmlns:a="http://schemas.openxmlformats.org/drawingml/2006/main">
+              <a:graphicData uri="http://schemas.openxmlformats.org/drawingml/2006/picture">
+                <pic:pic xmlns:pic="http://schemas.openxmlformats.org/drawingml/2006/picture">
+                  <pic:nvPicPr>
+                    <pic:cNvPr id="0" name="Picture 6"/>
+                    <pic:cNvPicPr>
+                      <a:picLocks noChangeAspect="1" noChangeArrowheads="1"/>
+                    </pic:cNvPicPr>
+                  </pic:nvPicPr>
+                  <pic:blipFill>
+                    <a:blip r:embed="rId27" cstate="print">
+                      <a:extLst>
+                        <a:ext uri="{28A0092B-C50C-407E-A947-70E740481C1C}">
+                          <a14:useLocalDpi xmlns:a14="http://schemas.microsoft.com/office/drawing/2010/main" val="0"/>
+                        </a:ext>
+                      </a:extLst>
+                    </a:blip>
+                    <a:srcRect/>
+                    <a:stretch>
+                      <a:fillRect/>
+                    </a:stretch>
+                  </pic:blipFill>
+                  <pic:spPr bwMode="auto">
+                    <a:xfrm>
+                      <a:off x="0" y="0"/>
+                      <a:ext cx="5729605" cy="7408545"/>
+                    </a:xfrm>
+                    <a:prstGeom prst="rect">
+                      <a:avLst/>
+                    </a:prstGeom>
+                    <a:noFill/>
+                    <a:ln>
+                      <a:noFill/>
+                    </a:ln>
+                  </pic:spPr>
+                </pic:pic>
+              </a:graphicData>
+            </a:graphic>
+          </wp:inline>
+        </w:drawing>
+      </w:r>
+    </w:p>
+    <w:p>
+      <w:pPr>
+        <w:jc w:val="center"/>
+        <w:rPr>
+          <w:rFonts w:ascii="Times New Roman" w:hAnsi="Times New Roman" w:cs="Times New Roman"/>
+          <w:sz w:val="24"/>
+          <w:szCs w:val="24"/>
+          <w:lang w:val="en-GB"/>
+        </w:rPr>
+      </w:pPr>
+      <w:r>
+        <w:rPr>
+          <w:rFonts w:ascii="Times New Roman" w:hAnsi="Times New Roman" w:cs="Times New Roman"/>
+          <w:sz w:val="24"/>
+          <w:szCs w:val="24"/>
+          <w:lang w:val="en-GB"/>
+        </w:rPr>
+        <w:t xml:space="preserve">Fig. </w:t>
+      </w:r>
+      <w:r>
+        <w:rPr>
+          <w:rFonts w:ascii="Times New Roman" w:hAnsi="Times New Roman" w:cs="Times New Roman"/>
+          <w:sz w:val="24"/>
+          <w:szCs w:val="24"/>
+          <w:lang w:val="en-GB"/>
+        </w:rPr>
+        <w:t>6</w:t>
+      </w:r>
+      <w:r>
+        <w:rPr>
+          <w:rFonts w:ascii="Times New Roman" w:hAnsi="Times New Roman" w:cs="Times New Roman"/>
+          <w:sz w:val="24"/>
+          <w:szCs w:val="24"/>
+          <w:lang w:val="en-GB"/>
+        </w:rPr>
+        <w:t>: Figma</w:t>
+      </w:r>
+    </w:p>
+    <w:p>
+      <w:pPr>
+        <w:keepNext/>
+        <w:keepLines/>
+        <w:spacing w:before="280" w:after="280" w:line="240" w:lineRule="atLeast"/>
+        <w:jc w:val="both"/>
+        <w:outlineLvl w:val="1"/>
+        <w:rPr>
+          <w:rFonts w:ascii="Times New Roman" w:eastAsia="Times New Roman" w:hAnsi="Times New Roman" w:cs="Times New Roman"/>
+          <w:b/>
+          <w:sz w:val="24"/>
+          <w:szCs w:val="24"/>
+          <w:u w:val="single"/>
+        </w:rPr>
+      </w:pPr>
+      <w:r>
+        <w:rPr>
+          <w:rFonts w:ascii="Times New Roman" w:eastAsia="Times New Roman" w:hAnsi="Times New Roman" w:cs="Times New Roman"/>
+          <w:b/>
+          <w:sz w:val="24"/>
+          <w:szCs w:val="24"/>
+          <w:u w:val="single"/>
+        </w:rPr>
+        <w:lastRenderedPageBreak/>
+        <w:t>Trello</w:t>
+      </w:r>
+      <w:r>
+        <w:rPr>
+          <w:rFonts w:ascii="Times New Roman" w:eastAsia="Times New Roman" w:hAnsi="Times New Roman" w:cs="Times New Roman"/>
+          <w:b/>
+          <w:sz w:val="24"/>
+          <w:szCs w:val="24"/>
+          <w:u w:val="single"/>
+        </w:rPr>
+        <w:t xml:space="preserve"> Link:</w:t>
+      </w:r>
+    </w:p>
+    <w:p>
+      <w:pPr>
+        <w:jc w:val="both"/>
+        <w:rPr>
+          <w:rStyle w:val="Hyperlink"/>
+          <w:rFonts w:ascii="Times New Roman" w:hAnsi="Times New Roman" w:cs="Times New Roman"/>
+          <w:sz w:val="24"/>
+          <w:szCs w:val="24"/>
+          <w:lang w:val="en-GB"/>
+        </w:rPr>
+      </w:pPr>
+      <w:hyperlink r:id="rId28" w:history="1">
+        <w:r>
+          <w:rPr>
+            <w:rStyle w:val="Hyperlink"/>
+            <w:rFonts w:ascii="Times New Roman" w:hAnsi="Times New Roman" w:cs="Times New Roman"/>
+            <w:sz w:val="24"/>
+            <w:szCs w:val="24"/>
+            <w:lang w:val="en-GB"/>
+          </w:rPr>
+          <w:t>https://trello.com/invite/b/6a6b5dbd8706a5d0ca673e1c/ATTI97c7bd61d8f30ac45ae7eb7ffee55c0c9DED02B8/parkinglagbe-a-smart-parking-system-for-dhaka-using-shared-residential-spaces</w:t>
+        </w:r>
+      </w:hyperlink>
+    </w:p>
+    <w:p>
+      <w:pPr>
+        <w:keepNext/>
+        <w:keepLines/>
+        <w:spacing w:before="280" w:after="280" w:line="240" w:lineRule="atLeast"/>
+        <w:jc w:val="both"/>
+        <w:outlineLvl w:val="1"/>
+        <w:rPr>
+          <w:rFonts w:ascii="Times New Roman" w:eastAsia="Times New Roman" w:hAnsi="Times New Roman" w:cs="Times New Roman"/>
+          <w:b/>
+          <w:sz w:val="24"/>
+          <w:szCs w:val="24"/>
+          <w:u w:val="single"/>
+        </w:rPr>
+      </w:pPr>
+      <w:r>
+        <w:rPr>
+          <w:rFonts w:ascii="Times New Roman" w:hAnsi="Times New Roman" w:cs="Times New Roman"/>
+          <w:noProof/>
+          <w:sz w:val="24"/>
+          <w:szCs w:val="24"/>
+          <w:lang w:val="en-GB"/>
+        </w:rPr>
+        <w:drawing>
+          <wp:anchor distT="0" distB="0" distL="114300" distR="114300" simplePos="0" relativeHeight="251666432" behindDoc="1" locked="0" layoutInCell="1" allowOverlap="1" wp14:anchorId="7B78C94B" wp14:editId="463BD181">
+            <wp:simplePos x="0" y="0"/>
+            <wp:positionH relativeFrom="margin">
+              <wp:posOffset>-86360</wp:posOffset>
+            </wp:positionH>
+            <wp:positionV relativeFrom="paragraph">
+              <wp:posOffset>342265</wp:posOffset>
+            </wp:positionV>
+            <wp:extent cx="6382385" cy="3643630"/>
+            <wp:effectExtent l="0" t="0" r="0" b="0"/>
+            <wp:wrapTight wrapText="bothSides">
+              <wp:wrapPolygon edited="0">
+                <wp:start x="0" y="0"/>
+                <wp:lineTo x="0" y="21457"/>
+                <wp:lineTo x="21533" y="21457"/>
+                <wp:lineTo x="21533" y="0"/>
+                <wp:lineTo x="0" y="0"/>
+              </wp:wrapPolygon>
+            </wp:wrapTight>
+            <wp:docPr id="1838629839" name="Picture 9"/>
+            <wp:cNvGraphicFramePr>
+              <a:graphicFrameLocks xmlns:a="http://schemas.openxmlformats.org/drawingml/2006/main" noChangeAspect="1"/>
+            </wp:cNvGraphicFramePr>
+            <a:graphic xmlns:a="http://schemas.openxmlformats.org/drawingml/2006/main">
+              <a:graphicData uri="http://schemas.openxmlformats.org/drawingml/2006/picture">
+                <pic:pic xmlns:pic="http://schemas.openxmlformats.org/drawingml/2006/picture">
+                  <pic:nvPicPr>
+                    <pic:cNvPr id="0" name="Picture 2"/>
+                    <pic:cNvPicPr>
+                      <a:picLocks noChangeAspect="1" noChangeArrowheads="1"/>
+                    </pic:cNvPicPr>
+                  </pic:nvPicPr>
+                  <pic:blipFill>
+                    <a:blip r:embed="rId29">
+                      <a:extLst>
+                        <a:ext uri="{28A0092B-C50C-407E-A947-70E740481C1C}">
+                          <a14:useLocalDpi xmlns:a14="http://schemas.microsoft.com/office/drawing/2010/main" val="0"/>
+                        </a:ext>
+                      </a:extLst>
+                    </a:blip>
+                    <a:srcRect/>
+                    <a:stretch>
+                      <a:fillRect/>
+                    </a:stretch>
+                  </pic:blipFill>
+                  <pic:spPr bwMode="auto">
+                    <a:xfrm>
+                      <a:off x="0" y="0"/>
+                      <a:ext cx="6382385" cy="3643630"/>
+                    </a:xfrm>
+                    <a:prstGeom prst="rect">
+                      <a:avLst/>
+                    </a:prstGeom>
+                    <a:noFill/>
+                  </pic:spPr>
+                </pic:pic>
+              </a:graphicData>
+            </a:graphic>
+            <wp14:sizeRelH relativeFrom="margin">
+              <wp14:pctWidth>0</wp14:pctWidth>
+            </wp14:sizeRelH>
+            <wp14:sizeRelV relativeFrom="margin">
+              <wp14:pctHeight>0</wp14:pctHeight>
+            </wp14:sizeRelV>
+          </wp:anchor>
+        </w:drawing>
+      </w:r>
+    </w:p>
+    <w:p>
+      <w:pPr>
+        <w:jc w:val="center"/>
+        <w:rPr>
+          <w:rFonts w:ascii="Times New Roman" w:hAnsi="Times New Roman" w:cs="Times New Roman"/>
+          <w:sz w:val="24"/>
+          <w:szCs w:val="24"/>
+          <w:lang w:val="en-GB"/>
+        </w:rPr>
+      </w:pPr>
+      <w:r>
+        <w:rPr>
+          <w:rFonts w:ascii="Times New Roman" w:hAnsi="Times New Roman" w:cs="Times New Roman"/>
+          <w:sz w:val="24"/>
+          <w:szCs w:val="24"/>
+          <w:lang w:val="en-GB"/>
+        </w:rPr>
+        <w:t xml:space="preserve">Fig. </w:t>
+      </w:r>
+      <w:r>
+        <w:rPr>
+          <w:rFonts w:ascii="Times New Roman" w:hAnsi="Times New Roman" w:cs="Times New Roman"/>
+          <w:sz w:val="24"/>
+          <w:szCs w:val="24"/>
+          <w:lang w:val="en-GB"/>
+        </w:rPr>
+        <w:t>7</w:t>
+      </w:r>
+      <w:r>
+        <w:rPr>
+          <w:rFonts w:ascii="Times New Roman" w:hAnsi="Times New Roman" w:cs="Times New Roman"/>
+          <w:sz w:val="24"/>
+          <w:szCs w:val="24"/>
+          <w:lang w:val="en-GB"/>
+        </w:rPr>
+        <w:t>: Trello Board</w:t>
+      </w:r>
+    </w:p>
+    <w:p>
+      <w:pPr>
+        <w:ind w:firstLine="720"/>
+        <w:rPr>
+          <w:rFonts w:ascii="Times New Roman" w:hAnsi="Times New Roman" w:cs="Times New Roman"/>
+          <w:sz w:val="24"/>
+          <w:szCs w:val="24"/>
+          <w:lang w:val="en-GB"/>
+        </w:rPr>
+      </w:pPr>
+    </w:p>
+    <w:p>
+      <w:pPr>
+        <w:ind w:firstLine="720"/>
+        <w:rPr>
+          <w:rFonts w:ascii="Times New Roman" w:hAnsi="Times New Roman" w:cs="Times New Roman"/>
+          <w:sz w:val="24"/>
+          <w:szCs w:val="24"/>
+          <w:lang w:val="en-GB"/>
+        </w:rPr>
+      </w:pPr>
+    </w:p>
+    <w:p>
+      <w:pPr>
+        <w:ind w:firstLine="720"/>
+        <w:rPr>
+          <w:rFonts w:ascii="Times New Roman" w:hAnsi="Times New Roman" w:cs="Times New Roman"/>
+          <w:sz w:val="24"/>
+          <w:szCs w:val="24"/>
+          <w:lang w:val="en-GB"/>
+        </w:rPr>
+      </w:pPr>
+    </w:p>
+    <w:p>
+      <w:pPr>
+        <w:ind w:firstLine="720"/>
+        <w:rPr>
+          <w:rFonts w:ascii="Times New Roman" w:hAnsi="Times New Roman" w:cs="Times New Roman"/>
+          <w:sz w:val="24"/>
+          <w:szCs w:val="24"/>
+          <w:lang w:val="en-GB"/>
+        </w:rPr>
+      </w:pPr>
+    </w:p>
+    <w:p>
+      <w:pPr>
+        <w:ind w:firstLine="720"/>
+        <w:rPr>
+          <w:rFonts w:ascii="Times New Roman" w:hAnsi="Times New Roman" w:cs="Times New Roman"/>
+          <w:sz w:val="24"/>
+          <w:szCs w:val="24"/>
+          <w:lang w:val="en-GB"/>
+        </w:rPr>
+      </w:pPr>
+    </w:p>
+    <w:p>
+      <w:pPr>
+        <w:ind w:firstLine="720"/>
+        <w:rPr>
+          <w:rFonts w:ascii="Times New Roman" w:hAnsi="Times New Roman" w:cs="Times New Roman"/>
+          <w:sz w:val="24"/>
+          <w:szCs w:val="24"/>
+          <w:lang w:val="en-GB"/>
+        </w:rPr>
+      </w:pPr>
+    </w:p>
+    <w:p>
+      <w:pPr>
+        <w:ind w:firstLine="720"/>
+        <w:rPr>
+          <w:rFonts w:ascii="Times New Roman" w:hAnsi="Times New Roman" w:cs="Times New Roman"/>
+          <w:sz w:val="24"/>
+          <w:szCs w:val="24"/>
+          <w:lang w:val="en-GB"/>
+        </w:rPr>
+      </w:pPr>
+    </w:p>
+    <w:p>
+      <w:pPr>
+        <w:ind w:firstLine="720"/>
+        <w:rPr>
+          <w:rFonts w:ascii="Times New Roman" w:hAnsi="Times New Roman" w:cs="Times New Roman"/>
+          <w:sz w:val="24"/>
+          <w:szCs w:val="24"/>
+          <w:lang w:val="en-GB"/>
+        </w:rPr>
+      </w:pPr>
+    </w:p>
+    <w:p>
+      <w:pPr>
+        <w:keepNext/>
+        <w:keepLines/>
+        <w:spacing w:before="480" w:after="240" w:line="240" w:lineRule="atLeast"/>
+        <w:jc w:val="both"/>
+        <w:outlineLvl w:val="0"/>
+        <w:rPr>
+          <w:rFonts w:ascii="Times New Roman" w:eastAsia="Times New Roman" w:hAnsi="Times New Roman" w:cs="Times New Roman"/>
+          <w:b/>
+          <w:kern w:val="28"/>
+          <w:sz w:val="26"/>
+          <w:szCs w:val="26"/>
+        </w:rPr>
+      </w:pPr>
+      <w:r>
+        <w:rPr>
+          <w:rFonts w:ascii="Times New Roman" w:eastAsia="Times New Roman" w:hAnsi="Times New Roman" w:cs="Times New Roman"/>
+          <w:b/>
+          <w:kern w:val="28"/>
+          <w:sz w:val="26"/>
+          <w:szCs w:val="26"/>
+        </w:rPr>
+        <w:lastRenderedPageBreak/>
+        <w:t>5</w:t>
+      </w:r>
+      <w:r>
+        <w:rPr>
+          <w:rFonts w:ascii="Times New Roman" w:eastAsia="Times New Roman" w:hAnsi="Times New Roman" w:cs="Times New Roman"/>
+          <w:b/>
+          <w:kern w:val="28"/>
+          <w:sz w:val="26"/>
+          <w:szCs w:val="26"/>
+        </w:rPr>
+        <w:t xml:space="preserve">. </w:t>
+      </w:r>
+      <w:r>
+        <w:rPr>
+          <w:rFonts w:ascii="Times New Roman" w:eastAsia="Times New Roman" w:hAnsi="Times New Roman" w:cs="Times New Roman"/>
+          <w:b/>
+          <w:kern w:val="28"/>
+          <w:sz w:val="26"/>
+          <w:szCs w:val="26"/>
+        </w:rPr>
+        <w:t>GIT WORKFLOW</w:t>
+      </w:r>
+    </w:p>
+    <w:p>
+      <w:pPr>
+        <w:keepNext/>
+        <w:keepLines/>
+        <w:spacing w:before="480" w:after="240" w:line="240" w:lineRule="atLeast"/>
+        <w:jc w:val="both"/>
+        <w:outlineLvl w:val="0"/>
+        <w:rPr>
+          <w:rFonts w:ascii="Times New Roman" w:eastAsia="Times New Roman" w:hAnsi="Times New Roman" w:cs="Times New Roman"/>
+          <w:b/>
+          <w:kern w:val="28"/>
+          <w:sz w:val="26"/>
+          <w:szCs w:val="26"/>
+        </w:rPr>
+      </w:pPr>
+      <w:r>
+        <w:rPr>
+          <w:rFonts w:ascii="Times New Roman" w:eastAsia="Times New Roman" w:hAnsi="Times New Roman" w:cs="Times New Roman"/>
+          <w:b/>
+          <w:kern w:val="28"/>
+          <w:sz w:val="26"/>
+          <w:szCs w:val="26"/>
+        </w:rPr>
+        <w:t>GIT Repository History:</w:t>
+      </w:r>
+    </w:p>
+    <w:p>
+      <w:pPr>
+        <w:keepNext/>
+        <w:keepLines/>
+        <w:spacing w:before="480" w:after="240" w:line="240" w:lineRule="atLeast"/>
+        <w:jc w:val="center"/>
+        <w:outlineLvl w:val="0"/>
+        <w:rPr>
+          <w:rFonts w:ascii="Times New Roman" w:eastAsia="Times New Roman" w:hAnsi="Times New Roman" w:cs="Times New Roman"/>
+          <w:b/>
+          <w:kern w:val="28"/>
+          <w:sz w:val="26"/>
+          <w:szCs w:val="26"/>
+        </w:rPr>
+      </w:pPr>
+      <w:r>
+        <w:rPr>
+          <w:rFonts w:ascii="Times New Roman" w:eastAsia="Times New Roman" w:hAnsi="Times New Roman" w:cs="Times New Roman"/>
+          <w:b/>
+          <w:noProof/>
+          <w:kern w:val="28"/>
+          <w:sz w:val="26"/>
+          <w:szCs w:val="26"/>
+        </w:rPr>
+        <w:drawing>
+          <wp:inline distT="0" distB="0" distL="0" distR="0" wp14:anchorId="4460B131" wp14:editId="793B6749">
+            <wp:extent cx="5848082" cy="4464385"/>
+            <wp:effectExtent l="0" t="0" r="635" b="0"/>
+            <wp:docPr id="2" name="Picture 2"/>
+            <wp:cNvGraphicFramePr>
+              <a:graphicFrameLocks xmlns:a="http://schemas.openxmlformats.org/drawingml/2006/main" noChangeAspect="1"/>
+            </wp:cNvGraphicFramePr>
+            <a:graphic xmlns:a="http://schemas.openxmlformats.org/drawingml/2006/main">
+              <a:graphicData uri="http://schemas.openxmlformats.org/drawingml/2006/picture">
+                <pic:pic xmlns:pic="http://schemas.openxmlformats.org/drawingml/2006/picture">
+                  <pic:nvPicPr>
+                    <pic:cNvPr id="0" name="Picture 1"/>
+                    <pic:cNvPicPr>
+                      <a:picLocks noChangeAspect="1" noChangeArrowheads="1"/>
+                    </pic:cNvPicPr>
+                  </pic:nvPicPr>
+                  <pic:blipFill>
+                    <a:blip r:embed="rId30">
+                      <a:extLst>
+                        <a:ext uri="{28A0092B-C50C-407E-A947-70E740481C1C}">
+                          <a14:useLocalDpi xmlns:a14="http://schemas.microsoft.com/office/drawing/2010/main" val="0"/>
+                        </a:ext>
+                      </a:extLst>
+                    </a:blip>
+                    <a:srcRect/>
+                    <a:stretch>
+                      <a:fillRect/>
+                    </a:stretch>
+                  </pic:blipFill>
+                  <pic:spPr bwMode="auto">
+                    <a:xfrm>
+                      <a:off x="0" y="0"/>
+                      <a:ext cx="5871904" cy="4482570"/>
+                    </a:xfrm>
+                    <a:prstGeom prst="rect">
+                      <a:avLst/>
+                    </a:prstGeom>
+                    <a:noFill/>
+                    <a:ln>
+                      <a:noFill/>
+                    </a:ln>
+                  </pic:spPr>
+                </pic:pic>
+              </a:graphicData>
+            </a:graphic>
+          </wp:inline>
+        </w:drawing>
+      </w:r>
+    </w:p>
+    <w:p>
+      <w:pPr>
+        <w:keepNext/>
+        <w:keepLines/>
+        <w:spacing w:before="480" w:after="240" w:line="240" w:lineRule="atLeast"/>
+        <w:jc w:val="center"/>
+        <w:outlineLvl w:val="0"/>
+        <w:rPr>
+          <w:rFonts w:ascii="Times New Roman" w:eastAsia="Times New Roman" w:hAnsi="Times New Roman" w:cs="Times New Roman"/>
+          <w:bCs/>
+          <w:kern w:val="28"/>
+          <w:sz w:val="26"/>
+          <w:szCs w:val="26"/>
+        </w:rPr>
+      </w:pPr>
+      <w:r>
+        <w:rPr>
+          <w:rFonts w:ascii="Times New Roman" w:eastAsia="Times New Roman" w:hAnsi="Times New Roman" w:cs="Times New Roman"/>
+          <w:bCs/>
+          <w:kern w:val="28"/>
+          <w:sz w:val="26"/>
+          <w:szCs w:val="26"/>
+        </w:rPr>
+        <w:t xml:space="preserve">Fig. </w:t>
+      </w:r>
+      <w:r>
+        <w:rPr>
+          <w:rFonts w:ascii="Times New Roman" w:eastAsia="Times New Roman" w:hAnsi="Times New Roman" w:cs="Times New Roman"/>
+          <w:bCs/>
+          <w:kern w:val="28"/>
+          <w:sz w:val="26"/>
+          <w:szCs w:val="26"/>
+        </w:rPr>
+        <w:t>8</w:t>
+      </w:r>
+      <w:r>
+        <w:rPr>
+          <w:rFonts w:ascii="Times New Roman" w:eastAsia="Times New Roman" w:hAnsi="Times New Roman" w:cs="Times New Roman"/>
+          <w:bCs/>
+          <w:kern w:val="28"/>
+          <w:sz w:val="26"/>
+          <w:szCs w:val="26"/>
+        </w:rPr>
+        <w:t>: GIT Repository History</w:t>
+      </w:r>
+    </w:p>
+    <w:p>
+      <w:pPr>
+        <w:keepNext/>
+        <w:keepLines/>
+        <w:spacing w:before="480" w:after="240" w:line="240" w:lineRule="atLeast"/>
+        <w:jc w:val="center"/>
+        <w:outlineLvl w:val="0"/>
+        <w:rPr>
+          <w:rFonts w:ascii="Times New Roman" w:eastAsia="Times New Roman" w:hAnsi="Times New Roman" w:cs="Times New Roman"/>
+          <w:b/>
+          <w:kern w:val="28"/>
+          <w:sz w:val="26"/>
+          <w:szCs w:val="26"/>
+        </w:rPr>
+      </w:pPr>
+    </w:p>
+    <w:p>
+      <w:pPr>
+        <w:keepNext/>
+        <w:keepLines/>
+        <w:spacing w:before="480" w:after="240" w:line="240" w:lineRule="atLeast"/>
+        <w:jc w:val="center"/>
+        <w:outlineLvl w:val="0"/>
+        <w:rPr>
+          <w:rFonts w:ascii="Times New Roman" w:eastAsia="Times New Roman" w:hAnsi="Times New Roman" w:cs="Times New Roman"/>
+          <w:b/>
+          <w:kern w:val="28"/>
+          <w:sz w:val="26"/>
+          <w:szCs w:val="26"/>
+        </w:rPr>
+      </w:pPr>
+    </w:p>
+    <w:p>
+      <w:pPr>
+        <w:ind w:firstLine="720"/>
+        <w:rPr>
+          <w:rFonts w:ascii="Times New Roman" w:hAnsi="Times New Roman" w:cs="Times New Roman"/>
+          <w:sz w:val="24"/>
+          <w:szCs w:val="24"/>
+          <w:lang w:val="en-GB"/>
+        </w:rPr>
+      </w:pPr>
+    </w:p>
+    <w:p>
+      <w:pPr>
+        <w:ind w:firstLine="720"/>
+        <w:rPr>
+          <w:rFonts w:ascii="Times New Roman" w:hAnsi="Times New Roman" w:cs="Times New Roman"/>
+          <w:sz w:val="24"/>
+          <w:szCs w:val="24"/>
+          <w:lang w:val="en-GB"/>
+        </w:rPr>
+      </w:pPr>
+    </w:p>
+    <w:p>
+      <w:pPr>
+        <w:rPr>
+          <w:rFonts w:ascii="Times New Roman" w:hAnsi="Times New Roman" w:cs="Times New Roman"/>
+          <w:sz w:val="24"/>
+          <w:szCs w:val="24"/>
+          <w:lang w:val="en-GB"/>
+        </w:rPr>
+      </w:pPr>
+    </w:p>
+    <w:p>
+      <w:pPr>
+        <w:rPr>
+          <w:rFonts w:ascii="Times New Roman" w:hAnsi="Times New Roman" w:cs="Times New Roman"/>
+          <w:b/>
+          <w:bCs/>
+          <w:sz w:val="24"/>
+          <w:szCs w:val="24"/>
+          <w:lang w:val="en-GB"/>
+        </w:rPr>
+      </w:pPr>
+      <w:r>
+        <w:rPr>
+          <w:rFonts w:ascii="Times New Roman" w:hAnsi="Times New Roman" w:cs="Times New Roman"/>
+          <w:noProof/>
+          <w:sz w:val="24"/>
+          <w:szCs w:val="24"/>
+          <w:lang w:val="en-GB"/>
+        </w:rPr>
+        <w:lastRenderedPageBreak/>
+        <w:drawing>
+          <wp:anchor distT="0" distB="0" distL="114300" distR="114300" simplePos="0" relativeHeight="251668480" behindDoc="1" locked="0" layoutInCell="1" allowOverlap="1" wp14:anchorId="08C553FB" wp14:editId="33B7922E">
+            <wp:simplePos x="0" y="0"/>
+            <wp:positionH relativeFrom="margin">
+              <wp:align>left</wp:align>
+            </wp:positionH>
+            <wp:positionV relativeFrom="paragraph">
+              <wp:posOffset>233045</wp:posOffset>
+            </wp:positionV>
+            <wp:extent cx="6382385" cy="3643630"/>
+            <wp:effectExtent l="0" t="0" r="0" b="0"/>
+            <wp:wrapTight wrapText="bothSides">
+              <wp:wrapPolygon edited="0">
+                <wp:start x="0" y="0"/>
+                <wp:lineTo x="0" y="21457"/>
+                <wp:lineTo x="21533" y="21457"/>
+                <wp:lineTo x="21533" y="0"/>
+                <wp:lineTo x="0" y="0"/>
+              </wp:wrapPolygon>
+            </wp:wrapTight>
+            <wp:docPr id="3" name="Picture 9"/>
+            <wp:cNvGraphicFramePr>
+              <a:graphicFrameLocks xmlns:a="http://schemas.openxmlformats.org/drawingml/2006/main" noChangeAspect="1"/>
+            </wp:cNvGraphicFramePr>
+            <a:graphic xmlns:a="http://schemas.openxmlformats.org/drawingml/2006/main">
+              <a:graphicData uri="http://schemas.openxmlformats.org/drawingml/2006/picture">
+                <pic:pic xmlns:pic="http://schemas.openxmlformats.org/drawingml/2006/picture">
+                  <pic:nvPicPr>
+                    <pic:cNvPr id="0" name="Picture 2"/>
+                    <pic:cNvPicPr>
+                      <a:picLocks noChangeAspect="1" noChangeArrowheads="1"/>
+                    </pic:cNvPicPr>
+                  </pic:nvPicPr>
+                  <pic:blipFill>
+                    <a:blip r:embed="rId29">
+                      <a:extLst>
+                        <a:ext uri="{28A0092B-C50C-407E-A947-70E740481C1C}">
+                          <a14:useLocalDpi xmlns:a14="http://schemas.microsoft.com/office/drawing/2010/main" val="0"/>
+                        </a:ext>
+                      </a:extLst>
+                    </a:blip>
+                    <a:srcRect/>
+                    <a:stretch>
+                      <a:fillRect/>
+                    </a:stretch>
+                  </pic:blipFill>
+                  <pic:spPr bwMode="auto">
+                    <a:xfrm>
+                      <a:off x="0" y="0"/>
+                      <a:ext cx="6382385" cy="3643630"/>
+                    </a:xfrm>
+                    <a:prstGeom prst="rect">
+                      <a:avLst/>
+                    </a:prstGeom>
+                    <a:noFill/>
+                  </pic:spPr>
+                </pic:pic>
+              </a:graphicData>
+            </a:graphic>
+            <wp14:sizeRelH relativeFrom="margin">
+              <wp14:pctWidth>0</wp14:pctWidth>
+            </wp14:sizeRelH>
+            <wp14:sizeRelV relativeFrom="margin">
+              <wp14:pctHeight>0</wp14:pctHeight>
+            </wp14:sizeRelV>
+          </wp:anchor>
+        </w:drawing>
+      </w:r>
+      <w:r>
+        <w:rPr>
+          <w:rFonts w:ascii="Times New Roman" w:hAnsi="Times New Roman" w:cs="Times New Roman"/>
+          <w:b/>
+          <w:bCs/>
+          <w:sz w:val="24"/>
+          <w:szCs w:val="24"/>
+          <w:lang w:val="en-GB"/>
+        </w:rPr>
+        <w:t>Trello Board:</w:t>
+      </w:r>
+    </w:p>
+    <w:p>
+      <w:pPr>
+        <w:keepNext/>
+        <w:keepLines/>
+        <w:spacing w:before="480" w:after="240" w:line="240" w:lineRule="atLeast"/>
+        <w:jc w:val="center"/>
+        <w:outlineLvl w:val="0"/>
+        <w:rPr>
+          <w:rFonts w:ascii="Times New Roman" w:eastAsia="Times New Roman" w:hAnsi="Times New Roman" w:cs="Times New Roman"/>
+          <w:bCs/>
+          <w:kern w:val="28"/>
+          <w:sz w:val="26"/>
+          <w:szCs w:val="26"/>
+        </w:rPr>
+      </w:pPr>
+      <w:r>
+        <w:rPr>
+          <w:rFonts w:ascii="Times New Roman" w:eastAsia="Times New Roman" w:hAnsi="Times New Roman" w:cs="Times New Roman"/>
+          <w:bCs/>
+          <w:kern w:val="28"/>
+          <w:sz w:val="26"/>
+          <w:szCs w:val="26"/>
+        </w:rPr>
+        <w:t xml:space="preserve">Fig. </w:t>
+      </w:r>
+      <w:r>
+        <w:rPr>
+          <w:rFonts w:ascii="Times New Roman" w:eastAsia="Times New Roman" w:hAnsi="Times New Roman" w:cs="Times New Roman"/>
+          <w:bCs/>
+          <w:kern w:val="28"/>
+          <w:sz w:val="26"/>
+          <w:szCs w:val="26"/>
+        </w:rPr>
+        <w:t>9</w:t>
+      </w:r>
+      <w:r>
+        <w:rPr>
+          <w:rFonts w:ascii="Times New Roman" w:eastAsia="Times New Roman" w:hAnsi="Times New Roman" w:cs="Times New Roman"/>
+          <w:bCs/>
+          <w:kern w:val="28"/>
+          <w:sz w:val="26"/>
+          <w:szCs w:val="26"/>
+        </w:rPr>
+        <w:t xml:space="preserve">: </w:t>
+      </w:r>
+      <w:r>
+        <w:rPr>
+          <w:rFonts w:ascii="Times New Roman" w:eastAsia="Times New Roman" w:hAnsi="Times New Roman" w:cs="Times New Roman"/>
+          <w:bCs/>
+          <w:kern w:val="28"/>
+          <w:sz w:val="26"/>
+          <w:szCs w:val="26"/>
+        </w:rPr>
+        <w:t>Final Trello Board Screenshot</w:t>
+      </w:r>
+    </w:p>
+    <w:p>
+      <w:pPr>
+        <w:jc w:val="center"/>
+        <w:rPr>
+          <w:rFonts w:ascii="Times New Roman" w:hAnsi="Times New Roman" w:cs="Times New Roman"/>
+          <w:sz w:val="24"/>
+          <w:szCs w:val="24"/>
+          <w:lang w:val="en-GB"/>
+        </w:rPr>
+      </w:pPr>
+    </w:p>
+    <w:p>
+      <w:pPr>
+        <w:keepNext/>
+        <w:keepLines/>
+        <w:spacing w:before="480" w:after="240" w:line="240" w:lineRule="atLeast"/>
+        <w:jc w:val="both"/>
+        <w:outlineLvl w:val="0"/>
+        <w:rPr>
+          <w:rFonts w:ascii="Times New Roman" w:eastAsia="Times New Roman" w:hAnsi="Times New Roman" w:cs="Times New Roman"/>
+          <w:b/>
+          <w:kern w:val="28"/>
+          <w:sz w:val="26"/>
+          <w:szCs w:val="26"/>
+        </w:rPr>
+      </w:pPr>
+      <w:r>
+        <w:rPr>
+          <w:rFonts w:ascii="Times New Roman" w:eastAsia="Times New Roman" w:hAnsi="Times New Roman" w:cs="Times New Roman"/>
+          <w:b/>
+          <w:kern w:val="28"/>
+          <w:sz w:val="26"/>
+          <w:szCs w:val="26"/>
+        </w:rPr>
+        <w:t>6</w:t>
+      </w:r>
+      <w:r>
+        <w:rPr>
+          <w:rFonts w:ascii="Times New Roman" w:eastAsia="Times New Roman" w:hAnsi="Times New Roman" w:cs="Times New Roman"/>
+          <w:b/>
+          <w:kern w:val="28"/>
+          <w:sz w:val="26"/>
+          <w:szCs w:val="26"/>
+        </w:rPr>
+        <w:t xml:space="preserve">. </w:t>
+      </w:r>
+      <w:r>
+        <w:rPr>
+          <w:rFonts w:ascii="Times New Roman" w:eastAsia="Times New Roman" w:hAnsi="Times New Roman" w:cs="Times New Roman"/>
+          <w:b/>
+          <w:kern w:val="28"/>
+          <w:sz w:val="26"/>
+          <w:szCs w:val="26"/>
+        </w:rPr>
+        <w:t>CONCLUSION</w:t>
+      </w:r>
+    </w:p>
+    <w:p>
+      <w:pPr>
+        <w:keepNext/>
+        <w:keepLines/>
+        <w:spacing w:before="480" w:after="240" w:line="240" w:lineRule="atLeast"/>
+        <w:jc w:val="both"/>
+        <w:outlineLvl w:val="0"/>
+        <w:rPr>
+          <w:rFonts w:ascii="Times New Roman" w:eastAsia="Times New Roman" w:hAnsi="Times New Roman" w:cs="Times New Roman"/>
+          <w:b/>
+          <w:kern w:val="28"/>
+          <w:sz w:val="26"/>
+          <w:szCs w:val="26"/>
+        </w:rPr>
+      </w:pPr>
+      <w:proofErr w:type="spellStart"/>
+      <w:r>
+        <w:rPr>
+          <w:rFonts w:ascii="Times New Roman" w:hAnsi="Times New Roman" w:cs="Times New Roman"/>
+          <w:sz w:val="24"/>
+          <w:szCs w:val="24"/>
+        </w:rPr>
+        <w:t>ParkingLagbe</w:t>
+      </w:r>
+      <w:proofErr w:type="spellEnd"/>
+      <w:r>
+        <w:rPr>
+          <w:rFonts w:ascii="Times New Roman" w:hAnsi="Times New Roman" w:cs="Times New Roman"/>
+          <w:sz w:val="24"/>
+          <w:szCs w:val="24"/>
+        </w:rPr>
+        <w:t xml:space="preserve"> is proposed as a smart parking management system to address the growing parking problems in Dhaka. The system connects vehicle owners who need temporary parking with residential property owners who have available parking spaces. By providing a single platform for searching, listing, booking, payment, and parking management, the system can make the overall parking process easier and more organized. The project includes three main types of users: Admin, Parking Slot Giver, and Vehicle Owner. Each user has specific functions according to their needs. Vehicle Owners can search for parking, view details, make bookings and payments, and use QR codes for parking sessions. Parking Slot Givers can manage their parking spaces, prices, availability, booking requests, and earnings. Admins can manage users, listings, complaints, commissions, bookings, and revenue reports. Overall, </w:t>
+      </w:r>
+      <w:proofErr w:type="spellStart"/>
+      <w:r>
+        <w:rPr>
+          <w:rFonts w:ascii="Times New Roman" w:hAnsi="Times New Roman" w:cs="Times New Roman"/>
+          <w:sz w:val="24"/>
+          <w:szCs w:val="24"/>
+        </w:rPr>
+        <w:t>ParkingLagbe</w:t>
+      </w:r>
+      <w:proofErr w:type="spellEnd"/>
+      <w:r>
+        <w:rPr>
+          <w:rFonts w:ascii="Times New Roman" w:hAnsi="Times New Roman" w:cs="Times New Roman"/>
+          <w:sz w:val="24"/>
+          <w:szCs w:val="24"/>
+        </w:rPr>
+        <w:t xml:space="preserve"> aims to improve the utilization of existing residential parking spaces while reducing the time and inconvenience faced by drivers when searching for parking. The proposed system provides a practical and user-friendly approach to making parking more convenient, transparent, and manageable in Dhaka.</w:t>
+      </w:r>
+    </w:p>
+    <w:p>
+      <w:pPr>
+        <w:rPr>
+          <w:rFonts w:ascii="Times New Roman" w:hAnsi="Times New Roman" w:cs="Times New Roman"/>
+          <w:sz w:val="24"/>
+          <w:szCs w:val="24"/>
+          <w:lang w:val="en-GB"/>
+        </w:rPr>
+      </w:pPr>
+    </w:p>
+    <w:p>
+      <w:pPr>
+        <w:ind w:firstLine="720"/>
+        <w:rPr>
+          <w:rFonts w:ascii="Times New Roman" w:hAnsi="Times New Roman" w:cs="Times New Roman"/>
+          <w:sz w:val="24"/>
+          <w:szCs w:val="24"/>
+          <w:lang w:val="en-GB"/>
+        </w:rPr>
+      </w:pPr>
+    </w:p>
+    <w:p>
+      <w:pPr>
+        <w:ind w:firstLine="720"/>
+        <w:rPr>
+          <w:rFonts w:ascii="Times New Roman" w:hAnsi="Times New Roman" w:cs="Times New Roman"/>
+          <w:sz w:val="24"/>
+          <w:szCs w:val="24"/>
+          <w:lang w:val="en-GB"/>
+        </w:rPr>
+      </w:pPr>
+    </w:p>
     <w:sectPr>
-      <w:headerReference w:type="default" r:id="rId10"/>
-      <w:footerReference w:type="default" r:id="rId11"/>
+      <w:headerReference w:type="default" r:id="rId31"/>
+      <w:footerReference w:type="default" r:id="rId32"/>
       <w:pgSz w:w="12240" w:h="15840"/>
       <w:pgMar w:top="1440" w:right="1080" w:bottom="1440" w:left="1080" w:header="720" w:footer="720" w:gutter="0"/>
       <w:cols w:space="720"/>
@@ -14925,7 +19821,7 @@
 </file>
 
 <file path=word/endnotes.xml><?xml version="1.0" encoding="utf-8"?>
-<w:endnotes xmlns:wpc="http://schemas.microsoft.com/office/word/2010/wordprocessingCanvas" xmlns:cx="http://schemas.microsoft.com/office/drawing/2014/chartex" xmlns:cx1="http://schemas.microsoft.com/office/drawing/2015/9/8/chartex" xmlns:cx2="http://schemas.microsoft.com/office/drawing/2015/10/21/chartex" xmlns:cx3="http://schemas.microsoft.com/office/drawing/2016/5/9/chartex" xmlns:cx4="http://schemas.microsoft.com/office/drawing/2016/5/10/chartex" xmlns:cx5="http://schemas.microsoft.com/office/drawing/2016/5/11/chartex" xmlns:cx6="http://schemas.microsoft.com/office/drawing/2016/5/12/chartex" xmlns:cx7="http://schemas.microsoft.com/office/drawing/2016/5/13/chartex" xmlns:cx8="http://schemas.microsoft.com/office/drawing/2016/5/14/chartex" xmlns:mc="http://schemas.openxmlformats.org/markup-compatibility/2006" xmlns:aink="http://schemas.microsoft.com/office/drawing/2016/ink" xmlns:am3d="http://schemas.microsoft.com/office/drawing/2017/model3d" xmlns:o="urn:schemas-microsoft-com:office:office" xmlns:oel="http://schemas.microsoft.com/office/2019/extlst" xmlns:r="http://schemas.openxmlformats.org/officeDocument/2006/relationships" xmlns:m="http://schemas.openxmlformats.org/officeDocument/2006/math" xmlns:v="urn:schemas-microsoft-com:vml" xmlns:wp14="http://schemas.microsoft.com/office/word/2010/wordprocessingDrawing" xmlns:wp="http://schemas.openxmlformats.org/drawingml/2006/wordprocessingDrawing" xmlns:w10="urn:schemas-microsoft-com:office:word" xmlns:w="http://schemas.openxmlformats.org/wordprocessingml/2006/main" xmlns:w14="http://schemas.microsoft.com/office/word/2010/wordml" xmlns:w15="http://schemas.microsoft.com/office/word/2012/wordml" xmlns:w16cex="http://schemas.microsoft.com/office/word/2018/wordml/cex" xmlns:w16cid="http://schemas.microsoft.com/office/word/2016/wordml/cid" xmlns:w16="http://schemas.microsoft.com/office/word/2018/wordml" xmlns:w16du="http://schemas.microsoft.com/office/word/2023/wordml/word16du" xmlns:w16sdtdh="http://schemas.microsoft.com/office/word/2020/wordml/sdtdatahash" xmlns:w16sdtfl="http://schemas.microsoft.com/office/word/2024/wordml/sdtformatlock" xmlns:w16se="http://schemas.microsoft.com/office/word/2015/wordml/symex" xmlns:wpg="http://schemas.microsoft.com/office/word/2010/wordprocessingGroup" xmlns:wpi="http://schemas.microsoft.com/office/word/2010/wordprocessingInk" xmlns:wne="http://schemas.microsoft.com/office/word/2006/wordml" xmlns:wps="http://schemas.microsoft.com/office/word/2010/wordprocessingShape" mc:Ignorable="w14 w15 w16se w16cid w16 w16cex w16sdtdh w16sdtfl w16du wp14">
+<w:endnotes xmlns:wpc="http://schemas.microsoft.com/office/word/2010/wordprocessingCanvas" xmlns:cx="http://schemas.microsoft.com/office/drawing/2014/chartex" xmlns:cx1="http://schemas.microsoft.com/office/drawing/2015/9/8/chartex" xmlns:cx2="http://schemas.microsoft.com/office/drawing/2015/10/21/chartex" xmlns:cx3="http://schemas.microsoft.com/office/drawing/2016/5/9/chartex" xmlns:cx4="http://schemas.microsoft.com/office/drawing/2016/5/10/chartex" xmlns:cx5="http://schemas.microsoft.com/office/drawing/2016/5/11/chartex" xmlns:cx6="http://schemas.microsoft.com/office/drawing/2016/5/12/chartex" xmlns:cx7="http://schemas.microsoft.com/office/drawing/2016/5/13/chartex" xmlns:cx8="http://schemas.microsoft.com/office/drawing/2016/5/14/chartex" xmlns:mc="http://schemas.openxmlformats.org/markup-compatibility/2006" xmlns:aink="http://schemas.microsoft.com/office/drawing/2016/ink" xmlns:am3d="http://schemas.microsoft.com/office/drawing/2017/model3d" xmlns:o="urn:schemas-microsoft-com:office:office" xmlns:r="http://schemas.openxmlformats.org/officeDocument/2006/relationships" xmlns:m="http://schemas.openxmlformats.org/officeDocument/2006/math" xmlns:v="urn:schemas-microsoft-com:vml" xmlns:wp14="http://schemas.microsoft.com/office/word/2010/wordprocessingDrawing" xmlns:wp="http://schemas.openxmlformats.org/drawingml/2006/wordprocessingDrawing" xmlns:w10="urn:schemas-microsoft-com:office:word" xmlns:w="http://schemas.openxmlformats.org/wordprocessingml/2006/main" xmlns:w14="http://schemas.microsoft.com/office/word/2010/wordml" xmlns:w15="http://schemas.microsoft.com/office/word/2012/wordml" xmlns:w16cex="http://schemas.microsoft.com/office/word/2018/wordml/cex" xmlns:w16cid="http://schemas.microsoft.com/office/word/2016/wordml/cid" xmlns:w16="http://schemas.microsoft.com/office/word/2018/wordml" xmlns:w16sdtdh="http://schemas.microsoft.com/office/word/2020/wordml/sdtdatahash" xmlns:w16se="http://schemas.microsoft.com/office/word/2015/wordml/symex" xmlns:wpg="http://schemas.microsoft.com/office/word/2010/wordprocessingGroup" xmlns:wpi="http://schemas.microsoft.com/office/word/2010/wordprocessingInk" xmlns:wne="http://schemas.microsoft.com/office/word/2006/wordml" xmlns:wps="http://schemas.microsoft.com/office/word/2010/wordprocessingShape" mc:Ignorable="w14 w15 w16se w16cid w16 w16cex w16sdtdh wp14">
   <w:endnote w:type="separator" w:id="-1">
     <w:p>
       <w:pPr>
@@ -14950,7 +19846,7 @@
 </file>
 
 <file path=word/footer1.xml><?xml version="1.0" encoding="utf-8"?>
-<w:ftr xmlns:wpc="http://schemas.microsoft.com/office/word/2010/wordprocessingCanvas" xmlns:cx="http://schemas.microsoft.com/office/drawing/2014/chartex" xmlns:cx1="http://schemas.microsoft.com/office/drawing/2015/9/8/chartex" xmlns:cx2="http://schemas.microsoft.com/office/drawing/2015/10/21/chartex" xmlns:cx3="http://schemas.microsoft.com/office/drawing/2016/5/9/chartex" xmlns:cx4="http://schemas.microsoft.com/office/drawing/2016/5/10/chartex" xmlns:cx5="http://schemas.microsoft.com/office/drawing/2016/5/11/chartex" xmlns:cx6="http://schemas.microsoft.com/office/drawing/2016/5/12/chartex" xmlns:cx7="http://schemas.microsoft.com/office/drawing/2016/5/13/chartex" xmlns:cx8="http://schemas.microsoft.com/office/drawing/2016/5/14/chartex" xmlns:mc="http://schemas.openxmlformats.org/markup-compatibility/2006" xmlns:aink="http://schemas.microsoft.com/office/drawing/2016/ink" xmlns:am3d="http://schemas.microsoft.com/office/drawing/2017/model3d" xmlns:o="urn:schemas-microsoft-com:office:office" xmlns:oel="http://schemas.microsoft.com/office/2019/extlst" xmlns:r="http://schemas.openxmlformats.org/officeDocument/2006/relationships" xmlns:m="http://schemas.openxmlformats.org/officeDocument/2006/math" xmlns:v="urn:schemas-microsoft-com:vml" xmlns:wp14="http://schemas.microsoft.com/office/word/2010/wordprocessingDrawing" xmlns:wp="http://schemas.openxmlformats.org/drawingml/2006/wordprocessingDrawing" xmlns:w10="urn:schemas-microsoft-com:office:word" xmlns:w="http://schemas.openxmlformats.org/wordprocessingml/2006/main" xmlns:w14="http://schemas.microsoft.com/office/word/2010/wordml" xmlns:w15="http://schemas.microsoft.com/office/word/2012/wordml" xmlns:w16cex="http://schemas.microsoft.com/office/word/2018/wordml/cex" xmlns:w16cid="http://schemas.microsoft.com/office/word/2016/wordml/cid" xmlns:w16="http://schemas.microsoft.com/office/word/2018/wordml" xmlns:w16du="http://schemas.microsoft.com/office/word/2023/wordml/word16du" xmlns:w16sdtdh="http://schemas.microsoft.com/office/word/2020/wordml/sdtdatahash" xmlns:w16sdtfl="http://schemas.microsoft.com/office/word/2024/wordml/sdtformatlock" xmlns:w16se="http://schemas.microsoft.com/office/word/2015/wordml/symex" xmlns:wpg="http://schemas.microsoft.com/office/word/2010/wordprocessingGroup" xmlns:wpi="http://schemas.microsoft.com/office/word/2010/wordprocessingInk" xmlns:wne="http://schemas.microsoft.com/office/word/2006/wordml" xmlns:wps="http://schemas.microsoft.com/office/word/2010/wordprocessingShape" mc:Ignorable="w14 w15 w16se w16cid w16 w16cex w16sdtdh w16sdtfl w16du wp14">
+<w:ftr xmlns:wpc="http://schemas.microsoft.com/office/word/2010/wordprocessingCanvas" xmlns:cx="http://schemas.microsoft.com/office/drawing/2014/chartex" xmlns:cx1="http://schemas.microsoft.com/office/drawing/2015/9/8/chartex" xmlns:cx2="http://schemas.microsoft.com/office/drawing/2015/10/21/chartex" xmlns:cx3="http://schemas.microsoft.com/office/drawing/2016/5/9/chartex" xmlns:cx4="http://schemas.microsoft.com/office/drawing/2016/5/10/chartex" xmlns:cx5="http://schemas.microsoft.com/office/drawing/2016/5/11/chartex" xmlns:cx6="http://schemas.microsoft.com/office/drawing/2016/5/12/chartex" xmlns:cx7="http://schemas.microsoft.com/office/drawing/2016/5/13/chartex" xmlns:cx8="http://schemas.microsoft.com/office/drawing/2016/5/14/chartex" xmlns:mc="http://schemas.openxmlformats.org/markup-compatibility/2006" xmlns:aink="http://schemas.microsoft.com/office/drawing/2016/ink" xmlns:am3d="http://schemas.microsoft.com/office/drawing/2017/model3d" xmlns:o="urn:schemas-microsoft-com:office:office" xmlns:r="http://schemas.openxmlformats.org/officeDocument/2006/relationships" xmlns:m="http://schemas.openxmlformats.org/officeDocument/2006/math" xmlns:v="urn:schemas-microsoft-com:vml" xmlns:wp14="http://schemas.microsoft.com/office/word/2010/wordprocessingDrawing" xmlns:wp="http://schemas.openxmlformats.org/drawingml/2006/wordprocessingDrawing" xmlns:w10="urn:schemas-microsoft-com:office:word" xmlns:w="http://schemas.openxmlformats.org/wordprocessingml/2006/main" xmlns:w14="http://schemas.microsoft.com/office/word/2010/wordml" xmlns:w15="http://schemas.microsoft.com/office/word/2012/wordml" xmlns:w16cex="http://schemas.microsoft.com/office/word/2018/wordml/cex" xmlns:w16cid="http://schemas.microsoft.com/office/word/2016/wordml/cid" xmlns:w16="http://schemas.microsoft.com/office/word/2018/wordml" xmlns:w16sdtdh="http://schemas.microsoft.com/office/word/2020/wordml/sdtdatahash" xmlns:w16se="http://schemas.microsoft.com/office/word/2015/wordml/symex" xmlns:wpg="http://schemas.microsoft.com/office/word/2010/wordprocessingGroup" xmlns:wpi="http://schemas.microsoft.com/office/word/2010/wordprocessingInk" xmlns:wne="http://schemas.microsoft.com/office/word/2006/wordml" xmlns:wps="http://schemas.microsoft.com/office/word/2010/wordprocessingShape" mc:Ignorable="w14 w15 w16se w16cid w16 w16cex w16sdtdh wp14">
   <w:sdt>
     <w:sdtPr>
       <w:id w:val="-667026031"/>
@@ -14959,6 +19855,7 @@
         <w:docPartUnique/>
       </w:docPartObj>
     </w:sdtPr>
+    <w:sdtEndPr/>
     <w:sdtContent>
       <w:sdt>
         <w:sdtPr>
@@ -14968,6 +19865,7 @@
             <w:docPartUnique/>
           </w:docPartObj>
         </w:sdtPr>
+        <w:sdtEndPr/>
         <w:sdtContent>
           <w:p>
             <w:pPr>
@@ -15078,7 +19976,7 @@
 </file>
 
 <file path=word/footnotes.xml><?xml version="1.0" encoding="utf-8"?>
-<w:footnotes xmlns:wpc="http://schemas.microsoft.com/office/word/2010/wordprocessingCanvas" xmlns:cx="http://schemas.microsoft.com/office/drawing/2014/chartex" xmlns:cx1="http://schemas.microsoft.com/office/drawing/2015/9/8/chartex" xmlns:cx2="http://schemas.microsoft.com/office/drawing/2015/10/21/chartex" xmlns:cx3="http://schemas.microsoft.com/office/drawing/2016/5/9/chartex" xmlns:cx4="http://schemas.microsoft.com/office/drawing/2016/5/10/chartex" xmlns:cx5="http://schemas.microsoft.com/office/drawing/2016/5/11/chartex" xmlns:cx6="http://schemas.microsoft.com/office/drawing/2016/5/12/chartex" xmlns:cx7="http://schemas.microsoft.com/office/drawing/2016/5/13/chartex" xmlns:cx8="http://schemas.microsoft.com/office/drawing/2016/5/14/chartex" xmlns:mc="http://schemas.openxmlformats.org/markup-compatibility/2006" xmlns:aink="http://schemas.microsoft.com/office/drawing/2016/ink" xmlns:am3d="http://schemas.microsoft.com/office/drawing/2017/model3d" xmlns:o="urn:schemas-microsoft-com:office:office" xmlns:oel="http://schemas.microsoft.com/office/2019/extlst" xmlns:r="http://schemas.openxmlformats.org/officeDocument/2006/relationships" xmlns:m="http://schemas.openxmlformats.org/officeDocument/2006/math" xmlns:v="urn:schemas-microsoft-com:vml" xmlns:wp14="http://schemas.microsoft.com/office/word/2010/wordprocessingDrawing" xmlns:wp="http://schemas.openxmlformats.org/drawingml/2006/wordprocessingDrawing" xmlns:w10="urn:schemas-microsoft-com:office:word" xmlns:w="http://schemas.openxmlformats.org/wordprocessingml/2006/main" xmlns:w14="http://schemas.microsoft.com/office/word/2010/wordml" xmlns:w15="http://schemas.microsoft.com/office/word/2012/wordml" xmlns:w16cex="http://schemas.microsoft.com/office/word/2018/wordml/cex" xmlns:w16cid="http://schemas.microsoft.com/office/word/2016/wordml/cid" xmlns:w16="http://schemas.microsoft.com/office/word/2018/wordml" xmlns:w16du="http://schemas.microsoft.com/office/word/2023/wordml/word16du" xmlns:w16sdtdh="http://schemas.microsoft.com/office/word/2020/wordml/sdtdatahash" xmlns:w16sdtfl="http://schemas.microsoft.com/office/word/2024/wordml/sdtformatlock" xmlns:w16se="http://schemas.microsoft.com/office/word/2015/wordml/symex" xmlns:wpg="http://schemas.microsoft.com/office/word/2010/wordprocessingGroup" xmlns:wpi="http://schemas.microsoft.com/office/word/2010/wordprocessingInk" xmlns:wne="http://schemas.microsoft.com/office/word/2006/wordml" xmlns:wps="http://schemas.microsoft.com/office/word/2010/wordprocessingShape" mc:Ignorable="w14 w15 w16se w16cid w16 w16cex w16sdtdh w16sdtfl w16du wp14">
+<w:footnotes xmlns:wpc="http://schemas.microsoft.com/office/word/2010/wordprocessingCanvas" xmlns:cx="http://schemas.microsoft.com/office/drawing/2014/chartex" xmlns:cx1="http://schemas.microsoft.com/office/drawing/2015/9/8/chartex" xmlns:cx2="http://schemas.microsoft.com/office/drawing/2015/10/21/chartex" xmlns:cx3="http://schemas.microsoft.com/office/drawing/2016/5/9/chartex" xmlns:cx4="http://schemas.microsoft.com/office/drawing/2016/5/10/chartex" xmlns:cx5="http://schemas.microsoft.com/office/drawing/2016/5/11/chartex" xmlns:cx6="http://schemas.microsoft.com/office/drawing/2016/5/12/chartex" xmlns:cx7="http://schemas.microsoft.com/office/drawing/2016/5/13/chartex" xmlns:cx8="http://schemas.microsoft.com/office/drawing/2016/5/14/chartex" xmlns:mc="http://schemas.openxmlformats.org/markup-compatibility/2006" xmlns:aink="http://schemas.microsoft.com/office/drawing/2016/ink" xmlns:am3d="http://schemas.microsoft.com/office/drawing/2017/model3d" xmlns:o="urn:schemas-microsoft-com:office:office" xmlns:r="http://schemas.openxmlformats.org/officeDocument/2006/relationships" xmlns:m="http://schemas.openxmlformats.org/officeDocument/2006/math" xmlns:v="urn:schemas-microsoft-com:vml" xmlns:wp14="http://schemas.microsoft.com/office/word/2010/wordprocessingDrawing" xmlns:wp="http://schemas.openxmlformats.org/drawingml/2006/wordprocessingDrawing" xmlns:w10="urn:schemas-microsoft-com:office:word" xmlns:w="http://schemas.openxmlformats.org/wordprocessingml/2006/main" xmlns:w14="http://schemas.microsoft.com/office/word/2010/wordml" xmlns:w15="http://schemas.microsoft.com/office/word/2012/wordml" xmlns:w16cex="http://schemas.microsoft.com/office/word/2018/wordml/cex" xmlns:w16cid="http://schemas.microsoft.com/office/word/2016/wordml/cid" xmlns:w16="http://schemas.microsoft.com/office/word/2018/wordml" xmlns:w16sdtdh="http://schemas.microsoft.com/office/word/2020/wordml/sdtdatahash" xmlns:w16se="http://schemas.microsoft.com/office/word/2015/wordml/symex" xmlns:wpg="http://schemas.microsoft.com/office/word/2010/wordprocessingGroup" xmlns:wpi="http://schemas.microsoft.com/office/word/2010/wordprocessingInk" xmlns:wne="http://schemas.microsoft.com/office/word/2006/wordml" xmlns:wps="http://schemas.microsoft.com/office/word/2010/wordprocessingShape" mc:Ignorable="w14 w15 w16se w16cid w16 w16cex w16sdtdh wp14">
   <w:footnote w:type="separator" w:id="-1">
     <w:p>
       <w:pPr>
@@ -15103,7 +20001,7 @@
 </file>
 
 <file path=word/header1.xml><?xml version="1.0" encoding="utf-8"?>
-<w:hdr xmlns:wpc="http://schemas.microsoft.com/office/word/2010/wordprocessingCanvas" xmlns:cx="http://schemas.microsoft.com/office/drawing/2014/chartex" xmlns:cx1="http://schemas.microsoft.com/office/drawing/2015/9/8/chartex" xmlns:cx2="http://schemas.microsoft.com/office/drawing/2015/10/21/chartex" xmlns:cx3="http://schemas.microsoft.com/office/drawing/2016/5/9/chartex" xmlns:cx4="http://schemas.microsoft.com/office/drawing/2016/5/10/chartex" xmlns:cx5="http://schemas.microsoft.com/office/drawing/2016/5/11/chartex" xmlns:cx6="http://schemas.microsoft.com/office/drawing/2016/5/12/chartex" xmlns:cx7="http://schemas.microsoft.com/office/drawing/2016/5/13/chartex" xmlns:cx8="http://schemas.microsoft.com/office/drawing/2016/5/14/chartex" xmlns:mc="http://schemas.openxmlformats.org/markup-compatibility/2006" xmlns:aink="http://schemas.microsoft.com/office/drawing/2016/ink" xmlns:am3d="http://schemas.microsoft.com/office/drawing/2017/model3d" xmlns:o="urn:schemas-microsoft-com:office:office" xmlns:oel="http://schemas.microsoft.com/office/2019/extlst" xmlns:r="http://schemas.openxmlformats.org/officeDocument/2006/relationships" xmlns:m="http://schemas.openxmlformats.org/officeDocument/2006/math" xmlns:v="urn:schemas-microsoft-com:vml" xmlns:wp14="http://schemas.microsoft.com/office/word/2010/wordprocessingDrawing" xmlns:wp="http://schemas.openxmlformats.org/drawingml/2006/wordprocessingDrawing" xmlns:w10="urn:schemas-microsoft-com:office:word" xmlns:w="http://schemas.openxmlformats.org/wordprocessingml/2006/main" xmlns:w14="http://schemas.microsoft.com/office/word/2010/wordml" xmlns:w15="http://schemas.microsoft.com/office/word/2012/wordml" xmlns:w16cex="http://schemas.microsoft.com/office/word/2018/wordml/cex" xmlns:w16cid="http://schemas.microsoft.com/office/word/2016/wordml/cid" xmlns:w16="http://schemas.microsoft.com/office/word/2018/wordml" xmlns:w16du="http://schemas.microsoft.com/office/word/2023/wordml/word16du" xmlns:w16sdtdh="http://schemas.microsoft.com/office/word/2020/wordml/sdtdatahash" xmlns:w16sdtfl="http://schemas.microsoft.com/office/word/2024/wordml/sdtformatlock" xmlns:w16se="http://schemas.microsoft.com/office/word/2015/wordml/symex" xmlns:wpg="http://schemas.microsoft.com/office/word/2010/wordprocessingGroup" xmlns:wpi="http://schemas.microsoft.com/office/word/2010/wordprocessingInk" xmlns:wne="http://schemas.microsoft.com/office/word/2006/wordml" xmlns:wps="http://schemas.microsoft.com/office/word/2010/wordprocessingShape" mc:Ignorable="w14 w15 w16se w16cid w16 w16cex w16sdtdh w16sdtfl w16du wp14">
+<w:hdr xmlns:wpc="http://schemas.microsoft.com/office/word/2010/wordprocessingCanvas" xmlns:cx="http://schemas.microsoft.com/office/drawing/2014/chartex" xmlns:cx1="http://schemas.microsoft.com/office/drawing/2015/9/8/chartex" xmlns:cx2="http://schemas.microsoft.com/office/drawing/2015/10/21/chartex" xmlns:cx3="http://schemas.microsoft.com/office/drawing/2016/5/9/chartex" xmlns:cx4="http://schemas.microsoft.com/office/drawing/2016/5/10/chartex" xmlns:cx5="http://schemas.microsoft.com/office/drawing/2016/5/11/chartex" xmlns:cx6="http://schemas.microsoft.com/office/drawing/2016/5/12/chartex" xmlns:cx7="http://schemas.microsoft.com/office/drawing/2016/5/13/chartex" xmlns:cx8="http://schemas.microsoft.com/office/drawing/2016/5/14/chartex" xmlns:mc="http://schemas.openxmlformats.org/markup-compatibility/2006" xmlns:aink="http://schemas.microsoft.com/office/drawing/2016/ink" xmlns:am3d="http://schemas.microsoft.com/office/drawing/2017/model3d" xmlns:o="urn:schemas-microsoft-com:office:office" xmlns:r="http://schemas.openxmlformats.org/officeDocument/2006/relationships" xmlns:m="http://schemas.openxmlformats.org/officeDocument/2006/math" xmlns:v="urn:schemas-microsoft-com:vml" xmlns:wp14="http://schemas.microsoft.com/office/word/2010/wordprocessingDrawing" xmlns:wp="http://schemas.openxmlformats.org/drawingml/2006/wordprocessingDrawing" xmlns:w10="urn:schemas-microsoft-com:office:word" xmlns:w="http://schemas.openxmlformats.org/wordprocessingml/2006/main" xmlns:w14="http://schemas.microsoft.com/office/word/2010/wordml" xmlns:w15="http://schemas.microsoft.com/office/word/2012/wordml" xmlns:w16cex="http://schemas.microsoft.com/office/word/2018/wordml/cex" xmlns:w16cid="http://schemas.microsoft.com/office/word/2016/wordml/cid" xmlns:w16="http://schemas.microsoft.com/office/word/2018/wordml" xmlns:w16sdtdh="http://schemas.microsoft.com/office/word/2020/wordml/sdtdatahash" xmlns:w16se="http://schemas.microsoft.com/office/word/2015/wordml/symex" xmlns:wpg="http://schemas.microsoft.com/office/word/2010/wordprocessingGroup" xmlns:wpi="http://schemas.microsoft.com/office/word/2010/wordprocessingInk" xmlns:wne="http://schemas.microsoft.com/office/word/2006/wordml" xmlns:wps="http://schemas.microsoft.com/office/word/2010/wordprocessingShape" mc:Ignorable="w14 w15 w16se w16cid w16 w16cex w16sdtdh wp14">
   <w:p>
     <w:pPr>
       <w:pStyle w:val="Header"/>
@@ -15119,7 +20017,7 @@
 </file>
 
 <file path=word/numbering.xml><?xml version="1.0" encoding="utf-8"?>
-<w:numbering xmlns:wpc="http://schemas.microsoft.com/office/word/2010/wordprocessingCanvas" xmlns:cx="http://schemas.microsoft.com/office/drawing/2014/chartex" xmlns:cx1="http://schemas.microsoft.com/office/drawing/2015/9/8/chartex" xmlns:cx2="http://schemas.microsoft.com/office/drawing/2015/10/21/chartex" xmlns:cx3="http://schemas.microsoft.com/office/drawing/2016/5/9/chartex" xmlns:cx4="http://schemas.microsoft.com/office/drawing/2016/5/10/chartex" xmlns:cx5="http://schemas.microsoft.com/office/drawing/2016/5/11/chartex" xmlns:cx6="http://schemas.microsoft.com/office/drawing/2016/5/12/chartex" xmlns:cx7="http://schemas.microsoft.com/office/drawing/2016/5/13/chartex" xmlns:cx8="http://schemas.microsoft.com/office/drawing/2016/5/14/chartex" xmlns:mc="http://schemas.openxmlformats.org/markup-compatibility/2006" xmlns:aink="http://schemas.microsoft.com/office/drawing/2016/ink" xmlns:am3d="http://schemas.microsoft.com/office/drawing/2017/model3d" xmlns:o="urn:schemas-microsoft-com:office:office" xmlns:oel="http://schemas.microsoft.com/office/2019/extlst" xmlns:r="http://schemas.openxmlformats.org/officeDocument/2006/relationships" xmlns:m="http://schemas.openxmlformats.org/officeDocument/2006/math" xmlns:v="urn:schemas-microsoft-com:vml" xmlns:wp14="http://schemas.microsoft.com/office/word/2010/wordprocessingDrawing" xmlns:wp="http://schemas.openxmlformats.org/drawingml/2006/wordprocessingDrawing" xmlns:w10="urn:schemas-microsoft-com:office:word" xmlns:w="http://schemas.openxmlformats.org/wordprocessingml/2006/main" xmlns:w14="http://schemas.microsoft.com/office/word/2010/wordml" xmlns:w15="http://schemas.microsoft.com/office/word/2012/wordml" xmlns:w16cex="http://schemas.microsoft.com/office/word/2018/wordml/cex" xmlns:w16cid="http://schemas.microsoft.com/office/word/2016/wordml/cid" xmlns:w16="http://schemas.microsoft.com/office/word/2018/wordml" xmlns:w16du="http://schemas.microsoft.com/office/word/2023/wordml/word16du" xmlns:w16sdtdh="http://schemas.microsoft.com/office/word/2020/wordml/sdtdatahash" xmlns:w16sdtfl="http://schemas.microsoft.com/office/word/2024/wordml/sdtformatlock" xmlns:w16se="http://schemas.microsoft.com/office/word/2015/wordml/symex" xmlns:wpg="http://schemas.microsoft.com/office/word/2010/wordprocessingGroup" xmlns:wpi="http://schemas.microsoft.com/office/word/2010/wordprocessingInk" xmlns:wne="http://schemas.microsoft.com/office/word/2006/wordml" xmlns:wps="http://schemas.microsoft.com/office/word/2010/wordprocessingShape" mc:Ignorable="w14 w15 w16se w16cid w16 w16cex w16sdtdh w16sdtfl w16du wp14">
+<w:numbering xmlns:wpc="http://schemas.microsoft.com/office/word/2010/wordprocessingCanvas" xmlns:cx="http://schemas.microsoft.com/office/drawing/2014/chartex" xmlns:cx1="http://schemas.microsoft.com/office/drawing/2015/9/8/chartex" xmlns:cx2="http://schemas.microsoft.com/office/drawing/2015/10/21/chartex" xmlns:cx3="http://schemas.microsoft.com/office/drawing/2016/5/9/chartex" xmlns:cx4="http://schemas.microsoft.com/office/drawing/2016/5/10/chartex" xmlns:cx5="http://schemas.microsoft.com/office/drawing/2016/5/11/chartex" xmlns:cx6="http://schemas.microsoft.com/office/drawing/2016/5/12/chartex" xmlns:cx7="http://schemas.microsoft.com/office/drawing/2016/5/13/chartex" xmlns:cx8="http://schemas.microsoft.com/office/drawing/2016/5/14/chartex" xmlns:mc="http://schemas.openxmlformats.org/markup-compatibility/2006" xmlns:aink="http://schemas.microsoft.com/office/drawing/2016/ink" xmlns:am3d="http://schemas.microsoft.com/office/drawing/2017/model3d" xmlns:o="urn:schemas-microsoft-com:office:office" xmlns:r="http://schemas.openxmlformats.org/officeDocument/2006/relationships" xmlns:m="http://schemas.openxmlformats.org/officeDocument/2006/math" xmlns:v="urn:schemas-microsoft-com:vml" xmlns:wp14="http://schemas.microsoft.com/office/word/2010/wordprocessingDrawing" xmlns:wp="http://schemas.openxmlformats.org/drawingml/2006/wordprocessingDrawing" xmlns:w10="urn:schemas-microsoft-com:office:word" xmlns:w="http://schemas.openxmlformats.org/wordprocessingml/2006/main" xmlns:w14="http://schemas.microsoft.com/office/word/2010/wordml" xmlns:w15="http://schemas.microsoft.com/office/word/2012/wordml" xmlns:w16cex="http://schemas.microsoft.com/office/word/2018/wordml/cex" xmlns:w16cid="http://schemas.microsoft.com/office/word/2016/wordml/cid" xmlns:w16="http://schemas.microsoft.com/office/word/2018/wordml" xmlns:w16sdtdh="http://schemas.microsoft.com/office/word/2020/wordml/sdtdatahash" xmlns:w16se="http://schemas.microsoft.com/office/word/2015/wordml/symex" xmlns:wpg="http://schemas.microsoft.com/office/word/2010/wordprocessingGroup" xmlns:wpi="http://schemas.microsoft.com/office/word/2010/wordprocessingInk" xmlns:wne="http://schemas.microsoft.com/office/word/2006/wordml" xmlns:wps="http://schemas.microsoft.com/office/word/2010/wordprocessingShape" mc:Ignorable="w14 w15 w16se w16cid w16 w16cex w16sdtdh wp14">
   <w:abstractNum w:abstractNumId="0" w15:restartNumberingAfterBreak="0">
     <w:nsid w:val="045C5E41"/>
     <w:multiLevelType w:val="hybridMultilevel"/>
@@ -16024,35 +20922,71 @@
       </w:rPr>
     </w:lvl>
   </w:abstractNum>
-  <w:num w:numId="1" w16cid:durableId="163012934">
+  <w:num w:numId="1">
     <w:abstractNumId w:val="5"/>
   </w:num>
-  <w:num w:numId="2" w16cid:durableId="1558782642">
+  <w:num w:numId="2">
     <w:abstractNumId w:val="0"/>
   </w:num>
-  <w:num w:numId="3" w16cid:durableId="1829126448">
+  <w:num w:numId="3">
     <w:abstractNumId w:val="3"/>
   </w:num>
-  <w:num w:numId="4" w16cid:durableId="2095127737">
+  <w:num w:numId="4">
     <w:abstractNumId w:val="7"/>
   </w:num>
-  <w:num w:numId="5" w16cid:durableId="196166718">
+  <w:num w:numId="5">
     <w:abstractNumId w:val="4"/>
   </w:num>
-  <w:num w:numId="6" w16cid:durableId="1749764438">
+  <w:num w:numId="6">
     <w:abstractNumId w:val="6"/>
   </w:num>
-  <w:num w:numId="7" w16cid:durableId="281420786">
+  <w:num w:numId="7">
     <w:abstractNumId w:val="1"/>
   </w:num>
-  <w:num w:numId="8" w16cid:durableId="1000086043">
+  <w:num w:numId="8">
     <w:abstractNumId w:val="2"/>
+  </w:num>
+  <w:num w:numId="9">
+    <w:abstractNumId w:val="0"/>
+  </w:num>
+  <w:num w:numId="10">
+    <w:abstractNumId w:val="2"/>
+    <w:lvlOverride w:ilvl="0">
+      <w:startOverride w:val="4"/>
+    </w:lvlOverride>
+    <w:lvlOverride w:ilvl="1">
+      <w:startOverride w:val="2"/>
+    </w:lvlOverride>
+    <w:lvlOverride w:ilvl="2">
+      <w:startOverride w:val="1"/>
+    </w:lvlOverride>
+    <w:lvlOverride w:ilvl="3">
+      <w:startOverride w:val="1"/>
+    </w:lvlOverride>
+    <w:lvlOverride w:ilvl="4">
+      <w:startOverride w:val="1"/>
+    </w:lvlOverride>
+    <w:lvlOverride w:ilvl="5">
+      <w:startOverride w:val="1"/>
+    </w:lvlOverride>
+    <w:lvlOverride w:ilvl="6">
+      <w:startOverride w:val="1"/>
+    </w:lvlOverride>
+    <w:lvlOverride w:ilvl="7">
+      <w:startOverride w:val="1"/>
+    </w:lvlOverride>
+    <w:lvlOverride w:ilvl="8">
+      <w:startOverride w:val="1"/>
+    </w:lvlOverride>
+  </w:num>
+  <w:num w:numId="11">
+    <w:abstractNumId w:val="3"/>
   </w:num>
 </w:numbering>
 </file>
 
 <file path=word/styles.xml><?xml version="1.0" encoding="utf-8"?>
-<w:styles xmlns:mc="http://schemas.openxmlformats.org/markup-compatibility/2006" xmlns:r="http://schemas.openxmlformats.org/officeDocument/2006/relationships" xmlns:w="http://schemas.openxmlformats.org/wordprocessingml/2006/main" xmlns:w14="http://schemas.microsoft.com/office/word/2010/wordml" xmlns:w15="http://schemas.microsoft.com/office/word/2012/wordml" xmlns:w16cex="http://schemas.microsoft.com/office/word/2018/wordml/cex" xmlns:w16cid="http://schemas.microsoft.com/office/word/2016/wordml/cid" xmlns:w16="http://schemas.microsoft.com/office/word/2018/wordml" xmlns:w16du="http://schemas.microsoft.com/office/word/2023/wordml/word16du" xmlns:w16sdtdh="http://schemas.microsoft.com/office/word/2020/wordml/sdtdatahash" xmlns:w16sdtfl="http://schemas.microsoft.com/office/word/2024/wordml/sdtformatlock" xmlns:w16se="http://schemas.microsoft.com/office/word/2015/wordml/symex" mc:Ignorable="w14 w15 w16se w16cid w16 w16cex w16sdtdh w16sdtfl w16du">
+<w:styles xmlns:mc="http://schemas.openxmlformats.org/markup-compatibility/2006" xmlns:r="http://schemas.openxmlformats.org/officeDocument/2006/relationships" xmlns:w="http://schemas.openxmlformats.org/wordprocessingml/2006/main" xmlns:w14="http://schemas.microsoft.com/office/word/2010/wordml" xmlns:w15="http://schemas.microsoft.com/office/word/2012/wordml" xmlns:w16cex="http://schemas.microsoft.com/office/word/2018/wordml/cex" xmlns:w16cid="http://schemas.microsoft.com/office/word/2016/wordml/cid" xmlns:w16="http://schemas.microsoft.com/office/word/2018/wordml" xmlns:w16sdtdh="http://schemas.microsoft.com/office/word/2020/wordml/sdtdatahash" xmlns:w16se="http://schemas.microsoft.com/office/word/2015/wordml/symex" mc:Ignorable="w14 w15 w16se w16cid w16 w16cex w16sdtdh">
   <w:docDefaults>
     <w:rPrDefault>
       <w:rPr>
